--- a/1-writting-proposal/my-proposal/تمپلت پرپوزال - final.docx
+++ b/1-writting-proposal/my-proposal/تمپلت پرپوزال - final.docx
@@ -183,7 +183,7 @@
                                     </pic:cNvPicPr>
                                   </pic:nvPicPr>
                                   <pic:blipFill>
-                                    <a:blip r:embed="rId9">
+                                    <a:blip r:embed="rId8">
                                       <a:extLst>
                                         <a:ext uri="{28A0092B-C50C-407E-A947-70E740481C1C}">
                                           <a14:useLocalDpi xmlns:a14="http://schemas.microsoft.com/office/drawing/2010/main" val="0"/>
@@ -251,9 +251,9 @@
             <o:lock v:ext="edit" aspectratio="t"/>
           </v:shapetype>
           <v:shape id="_x0000_i1025" type="#_x0000_t75" style="width:9pt;height:16.8pt" o:ole="">
-            <v:imagedata r:id="rId10" o:title=""/>
+            <v:imagedata r:id="rId9" o:title=""/>
           </v:shape>
-          <o:OLEObject Type="Embed" ProgID="Equation.3" ShapeID="_x0000_i1025" DrawAspect="Content" ObjectID="_1850817169" r:id="rId11"/>
+          <o:OLEObject Type="Embed" ProgID="Equation.3" ShapeID="_x0000_i1025" DrawAspect="Content" ObjectID="_1850854273" r:id="rId10"/>
         </w:object>
       </w:r>
       <w:r>
@@ -1321,7 +1321,7 @@
                     </pic:cNvPicPr>
                   </pic:nvPicPr>
                   <pic:blipFill>
-                    <a:blip r:embed="rId12" cstate="print">
+                    <a:blip r:embed="rId11" cstate="print">
                       <a:extLst>
                         <a:ext uri="{28A0092B-C50C-407E-A947-70E740481C1C}">
                           <a14:useLocalDpi xmlns:a14="http://schemas.microsoft.com/office/drawing/2010/main" val="0"/>
@@ -4289,7 +4289,7 @@
                                     </pic:cNvPicPr>
                                   </pic:nvPicPr>
                                   <pic:blipFill>
-                                    <a:blip r:embed="rId9">
+                                    <a:blip r:embed="rId8">
                                       <a:extLst>
                                         <a:ext uri="{28A0092B-C50C-407E-A947-70E740481C1C}">
                                           <a14:useLocalDpi xmlns:a14="http://schemas.microsoft.com/office/drawing/2010/main" val="0"/>
@@ -13882,7 +13882,6 @@
           <w:rFonts w:cs="B Nazanin"/>
           <w:sz w:val="26"/>
           <w:szCs w:val="26"/>
-          <w:rtl/>
           <w:lang w:bidi="fa-IR"/>
         </w:rPr>
       </w:pPr>
@@ -14033,7 +14032,7766 @@
           <w:rtl/>
           <w:lang w:bidi="fa-IR"/>
         </w:rPr>
+        <w:fldChar w:fldCharType="begin"/>
+      </w:r>
+      <w:r>
+        <w:rPr>
+          <w:rFonts w:cs="B Nazanin"/>
+          <w:sz w:val="26"/>
+          <w:szCs w:val="26"/>
+          <w:rtl/>
+          <w:lang w:bidi="fa-IR"/>
+        </w:rPr>
+        <w:instrText xml:space="preserve"> </w:instrText>
+      </w:r>
+      <w:r>
+        <w:rPr>
+          <w:rFonts w:cs="B Nazanin"/>
+          <w:sz w:val="26"/>
+          <w:szCs w:val="26"/>
+          <w:lang w:bidi="fa-IR"/>
+        </w:rPr>
+        <w:instrText>ADDIN ZOTERO_ITEM CSL_CITATION {"citationID":"0ntgEVSO","properties":{"unsorted":false,"formattedCitation":"[11]","plainCitation":"[11]","noteIndex":0},"citationItems":[{"id":5571,"uris":["http://zotero.org/users/18369786/items/I6X66MLM"],"itemData":{"id</w:instrText>
+      </w:r>
+      <w:r>
+        <w:rPr>
+          <w:rFonts w:cs="B Nazanin"/>
+          <w:sz w:val="26"/>
+          <w:szCs w:val="26"/>
+          <w:rtl/>
+          <w:lang w:bidi="fa-IR"/>
+        </w:rPr>
+        <w:instrText>":5571,"</w:instrText>
+      </w:r>
+      <w:r>
+        <w:rPr>
+          <w:rFonts w:cs="B Nazanin"/>
+          <w:sz w:val="26"/>
+          <w:szCs w:val="26"/>
+          <w:lang w:bidi="fa-IR"/>
+        </w:rPr>
+        <w:instrText>type":"paper-conference","abstract":"Object detection typically assumes that training and test data are drawn from an identical distribution, which, however, does not always hold in practice. Such a distribution mismatch will lead to a significant</w:instrText>
+      </w:r>
+      <w:r>
+        <w:rPr>
+          <w:rFonts w:cs="B Nazanin"/>
+          <w:sz w:val="26"/>
+          <w:szCs w:val="26"/>
+          <w:rtl/>
+          <w:lang w:bidi="fa-IR"/>
+        </w:rPr>
+        <w:instrText xml:space="preserve"> </w:instrText>
+      </w:r>
+      <w:r>
+        <w:rPr>
+          <w:rFonts w:cs="B Nazanin"/>
+          <w:sz w:val="26"/>
+          <w:szCs w:val="26"/>
+          <w:lang w:bidi="fa-IR"/>
+        </w:rPr>
+        <w:instrText>performance drop. In this work, we aim to improve the cross-domain robustness of object detection. We tackle the domain shift on two levels: (1) the image-level shift, such as image style, illumination, etc., and (2) the instance-level shift, such as object appearance, size, etc. We build our approach based on the recent state-of-the-art Faster R-CNN model, and design two domain adaptation components, on image level and instance level, to reduce the domain discrepancy. The two domain adaptation components are based on H-divergence theory, and are implemented by learning a domain classifier in adversarial training manner. The domain classifiers on different levels are further reinforced with a consistency regularization to learn a domain-invariant region</w:instrText>
+      </w:r>
+      <w:r>
+        <w:rPr>
+          <w:rFonts w:cs="B Nazanin"/>
+          <w:sz w:val="26"/>
+          <w:szCs w:val="26"/>
+          <w:rtl/>
+          <w:lang w:bidi="fa-IR"/>
+        </w:rPr>
+        <w:instrText xml:space="preserve"> </w:instrText>
+      </w:r>
+      <w:r>
+        <w:rPr>
+          <w:rFonts w:cs="B Nazanin"/>
+          <w:sz w:val="26"/>
+          <w:szCs w:val="26"/>
+          <w:lang w:bidi="fa-IR"/>
+        </w:rPr>
+        <w:instrText>proposal network (RPN) in the Faster R-CNN model. We evaluate our newly proposed approach using multiple datasets including Cityscapes, KITTI, SIM10K, etc. The results demonstrate the effectiveness of our proposed approach for robust object detection in various domain shift scenarios.","container-title":"2018 IEEE/CVF Conference on Computer Vision and Pattern Recognition","DOI":"10.1109/CVPR.2018.00352","event-title":"2018 IEEE/CVF Conference on Computer Vision and Pattern Recognition","ISSN":"2575-7075</w:instrText>
+      </w:r>
+      <w:r>
+        <w:rPr>
+          <w:rFonts w:cs="B Nazanin"/>
+          <w:sz w:val="26"/>
+          <w:szCs w:val="26"/>
+          <w:rtl/>
+          <w:lang w:bidi="fa-IR"/>
+        </w:rPr>
+        <w:instrText>","</w:instrText>
+      </w:r>
+      <w:r>
+        <w:rPr>
+          <w:rFonts w:cs="B Nazanin"/>
+          <w:sz w:val="26"/>
+          <w:szCs w:val="26"/>
+          <w:lang w:bidi="fa-IR"/>
+        </w:rPr>
+        <w:instrText>note":"ISSN: 2575-7075","page":"3339-3348","source":"IEEE Xplore","title":"Domain Adaptive Faster R-CNN for Object Detection in the Wild","URL":"https://ieeexplore.ieee.org/document/8578450","author":[{"family":"Chen","given":"Yuhua"},{"family":"Li","given":"Wen"},{"family":"Sakaridis","given":"Christos"},{"family":"Dai","given":"Dengxin"},{"family":"Van Gool","given":"Luc"}],"accessed":{"date-parts":[["2026",9,14]]},"issued":{"date-parts":[["2018",6]]}}}],"schema":"https://github.com/citation-style-language/schema/raw/master/csl-citation.json</w:instrText>
+      </w:r>
+      <w:r>
+        <w:rPr>
+          <w:rFonts w:cs="B Nazanin"/>
+          <w:sz w:val="26"/>
+          <w:szCs w:val="26"/>
+          <w:rtl/>
+          <w:lang w:bidi="fa-IR"/>
+        </w:rPr>
+        <w:instrText xml:space="preserve">"} </w:instrText>
+      </w:r>
+      <w:r>
+        <w:rPr>
+          <w:rFonts w:cs="B Nazanin"/>
+          <w:sz w:val="26"/>
+          <w:szCs w:val="26"/>
+          <w:rtl/>
+          <w:lang w:bidi="fa-IR"/>
+        </w:rPr>
+        <w:fldChar w:fldCharType="separate"/>
+      </w:r>
+      <w:r>
+        <w:rPr>
+          <w:rFonts w:cs="Times"/>
+          <w:sz w:val="26"/>
+          <w:lang w:bidi="fa-IR"/>
+        </w:rPr>
+        <w:t>[11]</w:t>
+      </w:r>
+      <w:r>
+        <w:rPr>
+          <w:rFonts w:cs="B Nazanin"/>
+          <w:sz w:val="26"/>
+          <w:szCs w:val="26"/>
+          <w:rtl/>
+          <w:lang w:bidi="fa-IR"/>
+        </w:rPr>
+        <w:fldChar w:fldCharType="end"/>
+      </w:r>
+      <w:r>
+        <w:rPr>
+          <w:rFonts w:cs="B Nazanin"/>
+          <w:sz w:val="26"/>
+          <w:szCs w:val="26"/>
+          <w:rtl/>
+          <w:lang w:bidi="fa-IR"/>
+        </w:rPr>
         <w:t>.</w:t>
+      </w:r>
+    </w:p>
+    <w:p>
+      <w:pPr>
+        <w:jc w:val="lowKashida"/>
+        <w:rPr>
+          <w:rFonts w:cs="B Nazanin"/>
+          <w:sz w:val="26"/>
+          <w:szCs w:val="26"/>
+          <w:lang w:bidi="fa-IR"/>
+        </w:rPr>
+      </w:pPr>
+      <w:r>
+        <w:rPr>
+          <w:rFonts w:cs="B Nazanin"/>
+          <w:sz w:val="26"/>
+          <w:szCs w:val="26"/>
+          <w:rtl/>
+          <w:lang w:bidi="fa-IR"/>
+        </w:rPr>
+        <w:t>در نتیجه این پدیده، مدلی که روی توزیع مبدأ عملکرد مناسبی دارد، ممکن است پس از استقرار در محیط جدید با کاهش قابل توجه دقت روبه‌رو شود. اختلاف میان توزیع داده‌های آموزش و آزمون معمولاً با مفهوم «تغییر توزیع» و در مسائل انتقال میان دامنه‌ها با مفهوم «شکاف دامنه» بیان می‌شود. این مسئله یکی از موانع اساسی در مسیر استقرار قابل اعتماد سامانه‌های بینایی ماشین است؛ زیرا در بسیاری از کاربردها نمی‌توان تضمین کرد که شرایط عملیاتی آینده دقیقاً مشابه شرایط موجود هنگام جمع‌آوری داده‌های آموزشی باشد.</w:t>
+      </w:r>
+    </w:p>
+    <w:p>
+      <w:pPr>
+        <w:jc w:val="lowKashida"/>
+        <w:rPr>
+          <w:rFonts w:cs="B Nazanin"/>
+          <w:sz w:val="26"/>
+          <w:szCs w:val="26"/>
+          <w:rtl/>
+          <w:lang w:bidi="fa-IR"/>
+        </w:rPr>
+      </w:pPr>
+      <w:r>
+        <w:rPr>
+          <w:rFonts w:cs="B Nazanin"/>
+          <w:sz w:val="26"/>
+          <w:szCs w:val="26"/>
+          <w:rtl/>
+          <w:lang w:bidi="fa-IR"/>
+        </w:rPr>
+        <w:t xml:space="preserve">یکی از نمونه‌های مهم این مسئله، آموزش مدل با استفاده از داده‌های مصنوعی و استقرار آن روی داده‌های واقعی است. تولید داده </w:t>
+      </w:r>
+      <w:r>
+        <w:rPr>
+          <w:rFonts w:cs="B Nazanin" w:hint="cs"/>
+          <w:sz w:val="26"/>
+          <w:szCs w:val="26"/>
+          <w:rtl/>
+          <w:lang w:bidi="fa-IR"/>
+        </w:rPr>
+        <w:t>مصنوع</w:t>
+      </w:r>
+      <w:r>
+        <w:rPr>
+          <w:rFonts w:cs="B Nazanin"/>
+          <w:sz w:val="26"/>
+          <w:szCs w:val="26"/>
+          <w:rtl/>
+          <w:lang w:bidi="fa-IR"/>
+        </w:rPr>
+        <w:t>ی به کمک شبیه‌سازها و موتورهای رندر امکان ایجاد حجم زیادی از تصاویر همراه با برچسب‌های دقیق را با هزینه بسیار کمتر نسبت به جمع‌آوری و حاشیه‌نویسی داده‌های واقعی فراهم می‌کند. علاوه بر این، در محیط شبیه‌سازی می‌توان عواملی نظیر زاویه</w:t>
+      </w:r>
+      <w:r>
+        <w:rPr>
+          <w:rFonts w:ascii="Times New Roman" w:hAnsi="Times New Roman" w:cs="Times New Roman"/>
+          <w:sz w:val="26"/>
+          <w:szCs w:val="26"/>
+          <w:lang w:bidi="fa-IR"/>
+        </w:rPr>
+        <w:t xml:space="preserve"> </w:t>
+      </w:r>
+      <w:r>
+        <w:rPr>
+          <w:rFonts w:cs="B Nazanin"/>
+          <w:sz w:val="26"/>
+          <w:szCs w:val="26"/>
+          <w:rtl/>
+          <w:lang w:bidi="fa-IR"/>
+        </w:rPr>
+        <w:t xml:space="preserve">دوربین، روشنایی، نوع اشیا و شرایط محیطی را به‌صورت کنترل‌شده تغییر داد. </w:t>
+      </w:r>
+      <w:r>
+        <w:rPr>
+          <w:rFonts w:cs="B Nazanin"/>
+          <w:sz w:val="26"/>
+          <w:szCs w:val="26"/>
+          <w:lang w:bidi="fa-IR"/>
+        </w:rPr>
+        <w:t>Tang</w:t>
+      </w:r>
+      <w:r>
+        <w:rPr>
+          <w:rFonts w:cs="B Nazanin"/>
+          <w:sz w:val="26"/>
+          <w:szCs w:val="26"/>
+          <w:rtl/>
+          <w:lang w:bidi="fa-IR"/>
+        </w:rPr>
+        <w:t xml:space="preserve"> و </w:t>
+      </w:r>
+      <w:r>
+        <w:rPr>
+          <w:rFonts w:cs="B Nazanin"/>
+          <w:sz w:val="26"/>
+          <w:szCs w:val="26"/>
+          <w:lang w:bidi="fa-IR"/>
+        </w:rPr>
+        <w:t>Jia</w:t>
+      </w:r>
+      <w:r>
+        <w:rPr>
+          <w:rFonts w:cs="B Nazanin"/>
+          <w:sz w:val="26"/>
+          <w:szCs w:val="26"/>
+          <w:rtl/>
+          <w:lang w:bidi="fa-IR"/>
+        </w:rPr>
+        <w:t xml:space="preserve"> نشان داده‌اند که داده‌های مصنوعی می‌توانند برای پیش‌آموزش و انتقال دانش به محیط واقعی مفید باشند و در عین حال، انتقال از شبیه‌سازی به واقعیت </w:t>
+      </w:r>
+      <w:r>
+        <w:rPr>
+          <w:rFonts w:cs="B Nazanin"/>
+          <w:sz w:val="26"/>
+          <w:szCs w:val="26"/>
+          <w:rtl/>
+          <w:lang w:bidi="fa-IR"/>
+        </w:rPr>
+        <w:lastRenderedPageBreak/>
+        <w:t>همچنان یک مسئله</w:t>
+      </w:r>
+      <w:r>
+        <w:rPr>
+          <w:rFonts w:ascii="Times New Roman" w:hAnsi="Times New Roman" w:cs="Times New Roman"/>
+          <w:sz w:val="26"/>
+          <w:szCs w:val="26"/>
+          <w:lang w:bidi="fa-IR"/>
+        </w:rPr>
+        <w:t xml:space="preserve"> </w:t>
+      </w:r>
+      <w:r>
+        <w:rPr>
+          <w:rFonts w:cs="B Nazanin" w:hint="cs"/>
+          <w:sz w:val="26"/>
+          <w:szCs w:val="26"/>
+          <w:rtl/>
+          <w:lang w:bidi="fa-IR"/>
+        </w:rPr>
+        <w:t>قابل</w:t>
+      </w:r>
+      <w:r>
+        <w:rPr>
+          <w:rFonts w:cs="B Nazanin"/>
+          <w:sz w:val="26"/>
+          <w:szCs w:val="26"/>
+          <w:rtl/>
+          <w:lang w:bidi="fa-IR"/>
+        </w:rPr>
+        <w:t xml:space="preserve"> </w:t>
+      </w:r>
+      <w:r>
+        <w:rPr>
+          <w:rFonts w:cs="B Nazanin" w:hint="cs"/>
+          <w:sz w:val="26"/>
+          <w:szCs w:val="26"/>
+          <w:rtl/>
+          <w:lang w:bidi="fa-IR"/>
+        </w:rPr>
+        <w:t>توجه</w:t>
+      </w:r>
+      <w:r>
+        <w:rPr>
+          <w:rFonts w:cs="B Nazanin"/>
+          <w:sz w:val="26"/>
+          <w:szCs w:val="26"/>
+          <w:rtl/>
+          <w:lang w:bidi="fa-IR"/>
+        </w:rPr>
+        <w:t xml:space="preserve"> </w:t>
+      </w:r>
+      <w:r>
+        <w:rPr>
+          <w:rFonts w:cs="B Nazanin" w:hint="cs"/>
+          <w:sz w:val="26"/>
+          <w:szCs w:val="26"/>
+          <w:rtl/>
+          <w:lang w:bidi="fa-IR"/>
+        </w:rPr>
+        <w:t>در</w:t>
+      </w:r>
+      <w:r>
+        <w:rPr>
+          <w:rFonts w:cs="B Nazanin"/>
+          <w:sz w:val="26"/>
+          <w:szCs w:val="26"/>
+          <w:rtl/>
+          <w:lang w:bidi="fa-IR"/>
+        </w:rPr>
+        <w:t xml:space="preserve"> </w:t>
+      </w:r>
+      <w:r>
+        <w:rPr>
+          <w:rFonts w:cs="B Nazanin" w:hint="cs"/>
+          <w:sz w:val="26"/>
+          <w:szCs w:val="26"/>
+          <w:rtl/>
+          <w:lang w:bidi="fa-IR"/>
+        </w:rPr>
+        <w:t>انطباق</w:t>
+      </w:r>
+      <w:r>
+        <w:rPr>
+          <w:rFonts w:cs="B Nazanin"/>
+          <w:sz w:val="26"/>
+          <w:szCs w:val="26"/>
+          <w:rtl/>
+          <w:lang w:bidi="fa-IR"/>
+        </w:rPr>
+        <w:t xml:space="preserve"> </w:t>
+      </w:r>
+      <w:r>
+        <w:rPr>
+          <w:rFonts w:cs="B Nazanin" w:hint="cs"/>
+          <w:sz w:val="26"/>
+          <w:szCs w:val="26"/>
+          <w:rtl/>
+          <w:lang w:bidi="fa-IR"/>
+        </w:rPr>
+        <w:t>دامنه</w:t>
+      </w:r>
+      <w:r>
+        <w:rPr>
+          <w:rFonts w:cs="B Nazanin"/>
+          <w:sz w:val="26"/>
+          <w:szCs w:val="26"/>
+          <w:rtl/>
+          <w:lang w:bidi="fa-IR"/>
+        </w:rPr>
+        <w:t xml:space="preserve"> </w:t>
+      </w:r>
+      <w:r>
+        <w:rPr>
+          <w:rFonts w:cs="B Nazanin" w:hint="cs"/>
+          <w:sz w:val="26"/>
+          <w:szCs w:val="26"/>
+          <w:rtl/>
+          <w:lang w:bidi="fa-IR"/>
+        </w:rPr>
+        <w:t>محسوب</w:t>
+      </w:r>
+      <w:r>
+        <w:rPr>
+          <w:rFonts w:cs="B Nazanin"/>
+          <w:sz w:val="26"/>
+          <w:szCs w:val="26"/>
+          <w:rtl/>
+          <w:lang w:bidi="fa-IR"/>
+        </w:rPr>
+        <w:t xml:space="preserve"> </w:t>
+      </w:r>
+      <w:r>
+        <w:rPr>
+          <w:rFonts w:cs="B Nazanin" w:hint="cs"/>
+          <w:sz w:val="26"/>
+          <w:szCs w:val="26"/>
+          <w:rtl/>
+          <w:lang w:bidi="fa-IR"/>
+        </w:rPr>
+        <w:t>م</w:t>
+      </w:r>
+      <w:r>
+        <w:rPr>
+          <w:rFonts w:cs="B Nazanin"/>
+          <w:sz w:val="26"/>
+          <w:szCs w:val="26"/>
+          <w:rtl/>
+          <w:lang w:bidi="fa-IR"/>
+        </w:rPr>
+        <w:t>ی‌شود</w:t>
+      </w:r>
+      <w:r>
+        <w:rPr>
+          <w:rFonts w:cs="B Nazanin" w:hint="cs"/>
+          <w:sz w:val="26"/>
+          <w:szCs w:val="26"/>
+          <w:rtl/>
+          <w:lang w:bidi="fa-IR"/>
+        </w:rPr>
+        <w:t xml:space="preserve"> </w:t>
+      </w:r>
+      <w:r>
+        <w:rPr>
+          <w:rFonts w:cs="B Nazanin"/>
+          <w:sz w:val="26"/>
+          <w:szCs w:val="26"/>
+          <w:rtl/>
+          <w:lang w:bidi="fa-IR"/>
+        </w:rPr>
+        <w:fldChar w:fldCharType="begin"/>
+      </w:r>
+      <w:r>
+        <w:rPr>
+          <w:rFonts w:cs="B Nazanin"/>
+          <w:sz w:val="26"/>
+          <w:szCs w:val="26"/>
+          <w:rtl/>
+          <w:lang w:bidi="fa-IR"/>
+        </w:rPr>
+        <w:instrText xml:space="preserve"> </w:instrText>
+      </w:r>
+      <w:r>
+        <w:rPr>
+          <w:rFonts w:cs="B Nazanin"/>
+          <w:sz w:val="26"/>
+          <w:szCs w:val="26"/>
+          <w:lang w:bidi="fa-IR"/>
+        </w:rPr>
+        <w:instrText>ADDIN ZOTERO_ITEM CSL_CITATION {"citationID":"kUGmYEij","properties":{"unsorted":false,"formattedCitation":"[1]","plainCitation":"[1]","noteIndex":0},"citationItems":[{"id":5549,"uris":["http://zotero.org/users/18369786/items/BTB3DN8E"],"itemData":{"id</w:instrText>
+      </w:r>
+      <w:r>
+        <w:rPr>
+          <w:rFonts w:cs="B Nazanin"/>
+          <w:sz w:val="26"/>
+          <w:szCs w:val="26"/>
+          <w:rtl/>
+          <w:lang w:bidi="fa-IR"/>
+        </w:rPr>
+        <w:instrText>":5549,"</w:instrText>
+      </w:r>
+      <w:r>
+        <w:rPr>
+          <w:rFonts w:cs="B Nazanin"/>
+          <w:sz w:val="26"/>
+          <w:szCs w:val="26"/>
+          <w:lang w:bidi="fa-IR"/>
+        </w:rPr>
+        <w:instrText>type":"paper-conference","event-title":"Proceedings of the IEEE/CVF Conference on Computer Vision and Pattern Recognition","language":"en","page":"15954-15964","source":"openaccess.thecvf.com","title":"A New Benchmark: On the Utility of Synthetic Data With Blender for Bare Supervised Learning and Downstream Domain Adaptation","title-short":"A New Benchmark","URL":"https://openaccess.thecvf.com/content/CVPR2023/html/Tang_A_New_Benchmark_On_the_Utility_of_Synthetic_Data_With_CVPR_2023_paper.html","author":[{"family":"Tang","given":"Hui"},{"family":"Jia","given":"Kui"}],"accessed":{"date-parts</w:instrText>
+      </w:r>
+      <w:r>
+        <w:rPr>
+          <w:rFonts w:cs="B Nazanin"/>
+          <w:sz w:val="26"/>
+          <w:szCs w:val="26"/>
+          <w:rtl/>
+          <w:lang w:bidi="fa-IR"/>
+        </w:rPr>
+        <w:instrText>":[["2026",9,11]]</w:instrText>
+      </w:r>
+      <w:r>
+        <w:rPr>
+          <w:rFonts w:cs="B Nazanin"/>
+          <w:sz w:val="26"/>
+          <w:szCs w:val="26"/>
+          <w:lang w:bidi="fa-IR"/>
+        </w:rPr>
+        <w:instrText>},"issued":{"date-parts</w:instrText>
+      </w:r>
+      <w:r>
+        <w:rPr>
+          <w:rFonts w:cs="B Nazanin"/>
+          <w:sz w:val="26"/>
+          <w:szCs w:val="26"/>
+          <w:rtl/>
+          <w:lang w:bidi="fa-IR"/>
+        </w:rPr>
+        <w:instrText>":[["2023"]]</w:instrText>
+      </w:r>
+      <w:r>
+        <w:rPr>
+          <w:rFonts w:cs="B Nazanin"/>
+          <w:sz w:val="26"/>
+          <w:szCs w:val="26"/>
+          <w:lang w:bidi="fa-IR"/>
+        </w:rPr>
+        <w:instrText>}}}],"schema":"https://github.com/citation-style-language/schema/raw/master/csl-citation.json</w:instrText>
+      </w:r>
+      <w:r>
+        <w:rPr>
+          <w:rFonts w:cs="B Nazanin"/>
+          <w:sz w:val="26"/>
+          <w:szCs w:val="26"/>
+          <w:rtl/>
+          <w:lang w:bidi="fa-IR"/>
+        </w:rPr>
+        <w:instrText xml:space="preserve">"} </w:instrText>
+      </w:r>
+      <w:r>
+        <w:rPr>
+          <w:rFonts w:cs="B Nazanin"/>
+          <w:sz w:val="26"/>
+          <w:szCs w:val="26"/>
+          <w:rtl/>
+          <w:lang w:bidi="fa-IR"/>
+        </w:rPr>
+        <w:fldChar w:fldCharType="separate"/>
+      </w:r>
+      <w:r>
+        <w:rPr>
+          <w:rFonts w:cs="Times"/>
+          <w:sz w:val="26"/>
+          <w:lang w:bidi="fa-IR"/>
+        </w:rPr>
+        <w:t>[1]</w:t>
+      </w:r>
+      <w:r>
+        <w:rPr>
+          <w:rFonts w:cs="B Nazanin"/>
+          <w:sz w:val="26"/>
+          <w:szCs w:val="26"/>
+          <w:rtl/>
+          <w:lang w:bidi="fa-IR"/>
+        </w:rPr>
+        <w:fldChar w:fldCharType="end"/>
+      </w:r>
+      <w:r>
+        <w:rPr>
+          <w:rFonts w:cs="B Nazanin"/>
+          <w:sz w:val="26"/>
+          <w:szCs w:val="26"/>
+          <w:rtl/>
+          <w:lang w:bidi="fa-IR"/>
+        </w:rPr>
+        <w:t>.</w:t>
+      </w:r>
+      <w:r>
+        <w:rPr>
+          <w:rFonts w:cs="B Nazanin" w:hint="cs"/>
+          <w:sz w:val="26"/>
+          <w:szCs w:val="26"/>
+          <w:rtl/>
+          <w:lang w:bidi="fa-IR"/>
+        </w:rPr>
+        <w:t xml:space="preserve"> </w:t>
+      </w:r>
+      <w:r>
+        <w:rPr>
+          <w:rFonts w:cs="B Nazanin"/>
+          <w:sz w:val="26"/>
+          <w:szCs w:val="26"/>
+          <w:rtl/>
+          <w:lang w:bidi="fa-IR"/>
+        </w:rPr>
+        <w:t>با این حال، فرآیند تشکیل تصاویر مصنوعی با فرآیند تصویربرداری واقعی یکسان نیست. تفاوت در بافت، نورپردازی، مدل‌سازی اشیا، پس‌زمینه، ویژگی حسگر، نویز تصویربرداری و جزئیات محیط می‌تواند سبب شود توزیع داده</w:t>
+      </w:r>
+      <w:r>
+        <w:rPr>
+          <w:rFonts w:ascii="Times New Roman" w:hAnsi="Times New Roman" w:cs="Times New Roman" w:hint="cs"/>
+          <w:sz w:val="26"/>
+          <w:szCs w:val="26"/>
+          <w:rtl/>
+          <w:lang w:bidi="fa-IR"/>
+        </w:rPr>
+        <w:t>ٔ</w:t>
+      </w:r>
+      <w:r>
+        <w:rPr>
+          <w:rFonts w:cs="B Nazanin"/>
+          <w:sz w:val="26"/>
+          <w:szCs w:val="26"/>
+          <w:rtl/>
+          <w:lang w:bidi="fa-IR"/>
+        </w:rPr>
+        <w:t xml:space="preserve"> </w:t>
+      </w:r>
+      <w:r>
+        <w:rPr>
+          <w:rFonts w:cs="B Nazanin" w:hint="cs"/>
+          <w:sz w:val="26"/>
+          <w:szCs w:val="26"/>
+          <w:rtl/>
+          <w:lang w:bidi="fa-IR"/>
+        </w:rPr>
+        <w:t>مصنوع</w:t>
+      </w:r>
+      <w:r>
+        <w:rPr>
+          <w:rFonts w:cs="B Nazanin"/>
+          <w:sz w:val="26"/>
+          <w:szCs w:val="26"/>
+          <w:rtl/>
+          <w:lang w:bidi="fa-IR"/>
+        </w:rPr>
+        <w:t>ی و واقعی به مقدار قابل توجهی متفاوت باشد. در نتیجه، مدلی که تنها روی داده‌های مصنوعی آموزش دیده است الزاماً عملکرد خود را هنگام مواجهه با تصاویر واقعی حفظ نمی‌کند. این مسئله که در قالب شکاف مصنوعی به واقعی مطرح می‌شود، نمونه</w:t>
+      </w:r>
+      <w:r>
+        <w:rPr>
+          <w:rFonts w:ascii="Times New Roman" w:hAnsi="Times New Roman" w:cs="Times New Roman" w:hint="cs"/>
+          <w:sz w:val="26"/>
+          <w:szCs w:val="26"/>
+          <w:rtl/>
+          <w:lang w:bidi="fa-IR"/>
+        </w:rPr>
+        <w:t>ٔ</w:t>
+      </w:r>
+      <w:r>
+        <w:rPr>
+          <w:rFonts w:cs="B Nazanin"/>
+          <w:sz w:val="26"/>
+          <w:szCs w:val="26"/>
+          <w:rtl/>
+          <w:lang w:bidi="fa-IR"/>
+        </w:rPr>
+        <w:t xml:space="preserve"> </w:t>
+      </w:r>
+      <w:r>
+        <w:rPr>
+          <w:rFonts w:cs="B Nazanin" w:hint="cs"/>
+          <w:sz w:val="26"/>
+          <w:szCs w:val="26"/>
+          <w:rtl/>
+          <w:lang w:bidi="fa-IR"/>
+        </w:rPr>
+        <w:t>مشخص</w:t>
+      </w:r>
+      <w:r>
+        <w:rPr>
+          <w:rFonts w:cs="B Nazanin"/>
+          <w:sz w:val="26"/>
+          <w:szCs w:val="26"/>
+          <w:rtl/>
+          <w:lang w:bidi="fa-IR"/>
+        </w:rPr>
+        <w:t>ی از تغییر دامنه است و یکی از انگیزه‌های اصلی استفاده از روش‌های انطباق دامنه در سامانه‌هایی محسوب می‌شود که آموزش اولیه</w:t>
+      </w:r>
+      <w:r>
+        <w:rPr>
+          <w:rFonts w:ascii="Times New Roman" w:hAnsi="Times New Roman" w:cs="Times New Roman" w:hint="cs"/>
+          <w:sz w:val="26"/>
+          <w:szCs w:val="26"/>
+          <w:rtl/>
+          <w:lang w:bidi="fa-IR"/>
+        </w:rPr>
+        <w:t>ٔ</w:t>
+      </w:r>
+      <w:r>
+        <w:rPr>
+          <w:rFonts w:cs="B Nazanin"/>
+          <w:sz w:val="26"/>
+          <w:szCs w:val="26"/>
+          <w:rtl/>
+          <w:lang w:bidi="fa-IR"/>
+        </w:rPr>
+        <w:t xml:space="preserve"> آن‌ها با داده‌های شبیه‌سازی‌شده انجام می‌گیرد.</w:t>
+      </w:r>
+    </w:p>
+    <w:p>
+      <w:pPr>
+        <w:rPr>
+          <w:rFonts w:cs="B Nazanin"/>
+          <w:b/>
+          <w:bCs/>
+          <w:sz w:val="26"/>
+          <w:szCs w:val="26"/>
+          <w:rtl/>
+          <w:lang w:bidi="fa-IR"/>
+        </w:rPr>
+      </w:pPr>
+      <w:r>
+        <w:rPr>
+          <w:rFonts w:cs="B Nazanin"/>
+          <w:b/>
+          <w:bCs/>
+          <w:sz w:val="26"/>
+          <w:szCs w:val="26"/>
+          <w:rtl/>
+          <w:lang w:bidi="fa-IR"/>
+        </w:rPr>
+        <w:t>گذار از انطباق دامنه</w:t>
+      </w:r>
+      <w:r>
+        <w:rPr>
+          <w:rFonts w:ascii="Times New Roman" w:hAnsi="Times New Roman" w:cs="Times New Roman" w:hint="cs"/>
+          <w:b/>
+          <w:bCs/>
+          <w:sz w:val="26"/>
+          <w:szCs w:val="26"/>
+          <w:rtl/>
+          <w:lang w:bidi="fa-IR"/>
+        </w:rPr>
+        <w:t xml:space="preserve"> </w:t>
+      </w:r>
+      <w:r>
+        <w:rPr>
+          <w:rFonts w:cs="B Nazanin" w:hint="cs"/>
+          <w:b/>
+          <w:bCs/>
+          <w:sz w:val="26"/>
+          <w:szCs w:val="26"/>
+          <w:rtl/>
+          <w:lang w:bidi="fa-IR"/>
+        </w:rPr>
+        <w:t>کلاسی</w:t>
+      </w:r>
+      <w:r>
+        <w:rPr>
+          <w:rFonts w:cs="B Nazanin" w:hint="eastAsia"/>
+          <w:b/>
+          <w:bCs/>
+          <w:sz w:val="26"/>
+          <w:szCs w:val="26"/>
+          <w:rtl/>
+          <w:lang w:bidi="fa-IR"/>
+        </w:rPr>
+        <w:t>ک</w:t>
+      </w:r>
+      <w:r>
+        <w:rPr>
+          <w:rFonts w:cs="B Nazanin"/>
+          <w:b/>
+          <w:bCs/>
+          <w:sz w:val="26"/>
+          <w:szCs w:val="26"/>
+          <w:rtl/>
+          <w:lang w:bidi="fa-IR"/>
+        </w:rPr>
+        <w:t xml:space="preserve"> به انطباق بدون منبع</w:t>
+      </w:r>
+    </w:p>
+    <w:p>
+      <w:pPr>
+        <w:rPr>
+          <w:rFonts w:cs="B Nazanin"/>
+          <w:sz w:val="26"/>
+          <w:szCs w:val="26"/>
+          <w:rtl/>
+          <w:lang w:bidi="fa-IR"/>
+        </w:rPr>
+      </w:pPr>
+      <w:r>
+        <w:rPr>
+          <w:rFonts w:cs="B Nazanin" w:hint="eastAsia"/>
+          <w:sz w:val="26"/>
+          <w:szCs w:val="26"/>
+          <w:rtl/>
+          <w:lang w:bidi="fa-IR"/>
+        </w:rPr>
+        <w:t>برا</w:t>
+      </w:r>
+      <w:r>
+        <w:rPr>
+          <w:rFonts w:cs="B Nazanin" w:hint="cs"/>
+          <w:sz w:val="26"/>
+          <w:szCs w:val="26"/>
+          <w:rtl/>
+          <w:lang w:bidi="fa-IR"/>
+        </w:rPr>
+        <w:t>ی</w:t>
+      </w:r>
+      <w:r>
+        <w:rPr>
+          <w:rFonts w:cs="B Nazanin"/>
+          <w:sz w:val="26"/>
+          <w:szCs w:val="26"/>
+          <w:rtl/>
+          <w:lang w:bidi="fa-IR"/>
+        </w:rPr>
+        <w:t xml:space="preserve"> کاهش اثر شکاف دامنه، حوزه </w:t>
+      </w:r>
+      <w:r>
+        <w:rPr>
+          <w:rFonts w:cs="B Nazanin" w:hint="cs"/>
+          <w:sz w:val="26"/>
+          <w:szCs w:val="26"/>
+          <w:rtl/>
+          <w:lang w:bidi="fa-IR"/>
+        </w:rPr>
+        <w:t>«انطباق</w:t>
+      </w:r>
+      <w:r>
+        <w:rPr>
+          <w:rFonts w:cs="B Nazanin"/>
+          <w:sz w:val="26"/>
+          <w:szCs w:val="26"/>
+          <w:rtl/>
+          <w:lang w:bidi="fa-IR"/>
+        </w:rPr>
+        <w:t xml:space="preserve"> </w:t>
+      </w:r>
+      <w:r>
+        <w:rPr>
+          <w:rFonts w:cs="B Nazanin" w:hint="cs"/>
+          <w:sz w:val="26"/>
+          <w:szCs w:val="26"/>
+          <w:rtl/>
+          <w:lang w:bidi="fa-IR"/>
+        </w:rPr>
+        <w:t>دامنه»</w:t>
+      </w:r>
+      <w:r>
+        <w:rPr>
+          <w:rFonts w:cs="B Nazanin"/>
+          <w:sz w:val="26"/>
+          <w:szCs w:val="26"/>
+          <w:rtl/>
+          <w:lang w:bidi="fa-IR"/>
+        </w:rPr>
+        <w:t xml:space="preserve"> </w:t>
+      </w:r>
+      <w:r>
+        <w:rPr>
+          <w:rFonts w:cs="B Nazanin" w:hint="cs"/>
+          <w:sz w:val="26"/>
+          <w:szCs w:val="26"/>
+          <w:rtl/>
+          <w:lang w:bidi="fa-IR"/>
+        </w:rPr>
+        <w:t>شکل</w:t>
+      </w:r>
+      <w:r>
+        <w:rPr>
+          <w:rFonts w:cs="B Nazanin"/>
+          <w:sz w:val="26"/>
+          <w:szCs w:val="26"/>
+          <w:rtl/>
+          <w:lang w:bidi="fa-IR"/>
+        </w:rPr>
+        <w:t xml:space="preserve"> </w:t>
+      </w:r>
+      <w:r>
+        <w:rPr>
+          <w:rFonts w:cs="B Nazanin" w:hint="cs"/>
+          <w:sz w:val="26"/>
+          <w:szCs w:val="26"/>
+          <w:rtl/>
+          <w:lang w:bidi="fa-IR"/>
+        </w:rPr>
+        <w:t>گرفته</w:t>
+      </w:r>
+      <w:r>
+        <w:rPr>
+          <w:rFonts w:cs="B Nazanin"/>
+          <w:sz w:val="26"/>
+          <w:szCs w:val="26"/>
+          <w:rtl/>
+          <w:lang w:bidi="fa-IR"/>
+        </w:rPr>
+        <w:t xml:space="preserve"> </w:t>
+      </w:r>
+      <w:r>
+        <w:rPr>
+          <w:rFonts w:cs="B Nazanin" w:hint="cs"/>
+          <w:sz w:val="26"/>
+          <w:szCs w:val="26"/>
+          <w:rtl/>
+          <w:lang w:bidi="fa-IR"/>
+        </w:rPr>
+        <w:t>است</w:t>
+      </w:r>
+      <w:r>
+        <w:rPr>
+          <w:rFonts w:cs="B Nazanin"/>
+          <w:sz w:val="26"/>
+          <w:szCs w:val="26"/>
+          <w:rtl/>
+          <w:lang w:bidi="fa-IR"/>
+        </w:rPr>
+        <w:t xml:space="preserve">. </w:t>
+      </w:r>
+      <w:r>
+        <w:rPr>
+          <w:rFonts w:cs="B Nazanin" w:hint="cs"/>
+          <w:sz w:val="26"/>
+          <w:szCs w:val="26"/>
+          <w:rtl/>
+          <w:lang w:bidi="fa-IR"/>
+        </w:rPr>
+        <w:t>در</w:t>
+      </w:r>
+      <w:r>
+        <w:rPr>
+          <w:rFonts w:cs="B Nazanin"/>
+          <w:sz w:val="26"/>
+          <w:szCs w:val="26"/>
+          <w:rtl/>
+          <w:lang w:bidi="fa-IR"/>
+        </w:rPr>
+        <w:t xml:space="preserve"> </w:t>
+      </w:r>
+      <w:r>
+        <w:rPr>
+          <w:rFonts w:cs="B Nazanin" w:hint="cs"/>
+          <w:sz w:val="26"/>
+          <w:szCs w:val="26"/>
+          <w:rtl/>
+          <w:lang w:bidi="fa-IR"/>
+        </w:rPr>
+        <w:t>مسئله</w:t>
+      </w:r>
+      <w:r>
+        <w:rPr>
+          <w:rFonts w:cs="B Nazanin"/>
+          <w:sz w:val="26"/>
+          <w:szCs w:val="26"/>
+          <w:rtl/>
+          <w:lang w:bidi="fa-IR"/>
+        </w:rPr>
+        <w:t xml:space="preserve"> </w:t>
+      </w:r>
+      <w:r>
+        <w:rPr>
+          <w:rFonts w:cs="B Nazanin" w:hint="cs"/>
+          <w:sz w:val="26"/>
+          <w:szCs w:val="26"/>
+          <w:rtl/>
+          <w:lang w:bidi="fa-IR"/>
+        </w:rPr>
+        <w:t>انطباق</w:t>
+      </w:r>
+      <w:r>
+        <w:rPr>
+          <w:rFonts w:cs="B Nazanin"/>
+          <w:sz w:val="26"/>
+          <w:szCs w:val="26"/>
+          <w:rtl/>
+          <w:lang w:bidi="fa-IR"/>
+        </w:rPr>
+        <w:t xml:space="preserve"> </w:t>
+      </w:r>
+      <w:r>
+        <w:rPr>
+          <w:rFonts w:cs="B Nazanin" w:hint="cs"/>
+          <w:sz w:val="26"/>
+          <w:szCs w:val="26"/>
+          <w:rtl/>
+          <w:lang w:bidi="fa-IR"/>
+        </w:rPr>
+        <w:t>دامنه،</w:t>
+      </w:r>
+      <w:r>
+        <w:rPr>
+          <w:rFonts w:cs="B Nazanin"/>
+          <w:sz w:val="26"/>
+          <w:szCs w:val="26"/>
+          <w:rtl/>
+          <w:lang w:bidi="fa-IR"/>
+        </w:rPr>
+        <w:t xml:space="preserve"> </w:t>
+      </w:r>
+      <w:r>
+        <w:rPr>
+          <w:rFonts w:cs="B Nazanin" w:hint="cs"/>
+          <w:sz w:val="26"/>
+          <w:szCs w:val="26"/>
+          <w:rtl/>
+          <w:lang w:bidi="fa-IR"/>
+        </w:rPr>
+        <w:t>هدف</w:t>
+      </w:r>
+      <w:r>
+        <w:rPr>
+          <w:rFonts w:cs="B Nazanin"/>
+          <w:sz w:val="26"/>
+          <w:szCs w:val="26"/>
+          <w:rtl/>
+          <w:lang w:bidi="fa-IR"/>
+        </w:rPr>
+        <w:t xml:space="preserve"> </w:t>
+      </w:r>
+      <w:r>
+        <w:rPr>
+          <w:rFonts w:cs="B Nazanin" w:hint="cs"/>
+          <w:sz w:val="26"/>
+          <w:szCs w:val="26"/>
+          <w:rtl/>
+          <w:lang w:bidi="fa-IR"/>
+        </w:rPr>
+        <w:t>آن</w:t>
+      </w:r>
+      <w:r>
+        <w:rPr>
+          <w:rFonts w:cs="B Nazanin"/>
+          <w:sz w:val="26"/>
+          <w:szCs w:val="26"/>
+          <w:rtl/>
+          <w:lang w:bidi="fa-IR"/>
+        </w:rPr>
+        <w:t xml:space="preserve"> </w:t>
+      </w:r>
+      <w:r>
+        <w:rPr>
+          <w:rFonts w:cs="B Nazanin" w:hint="cs"/>
+          <w:sz w:val="26"/>
+          <w:szCs w:val="26"/>
+          <w:rtl/>
+          <w:lang w:bidi="fa-IR"/>
+        </w:rPr>
+        <w:t>است</w:t>
+      </w:r>
+      <w:r>
+        <w:rPr>
+          <w:rFonts w:cs="B Nazanin"/>
+          <w:sz w:val="26"/>
+          <w:szCs w:val="26"/>
+          <w:rtl/>
+          <w:lang w:bidi="fa-IR"/>
+        </w:rPr>
+        <w:t xml:space="preserve"> </w:t>
+      </w:r>
+      <w:r>
+        <w:rPr>
+          <w:rFonts w:cs="B Nazanin" w:hint="cs"/>
+          <w:sz w:val="26"/>
+          <w:szCs w:val="26"/>
+          <w:rtl/>
+          <w:lang w:bidi="fa-IR"/>
+        </w:rPr>
+        <w:t>که</w:t>
+      </w:r>
+      <w:r>
+        <w:rPr>
+          <w:rFonts w:cs="B Nazanin"/>
+          <w:sz w:val="26"/>
+          <w:szCs w:val="26"/>
+          <w:rtl/>
+          <w:lang w:bidi="fa-IR"/>
+        </w:rPr>
+        <w:t xml:space="preserve"> </w:t>
+      </w:r>
+      <w:r>
+        <w:rPr>
+          <w:rFonts w:cs="B Nazanin" w:hint="cs"/>
+          <w:sz w:val="26"/>
+          <w:szCs w:val="26"/>
+          <w:rtl/>
+          <w:lang w:bidi="fa-IR"/>
+        </w:rPr>
+        <w:t>دانشی</w:t>
+      </w:r>
+      <w:r>
+        <w:rPr>
+          <w:rFonts w:cs="B Nazanin"/>
+          <w:sz w:val="26"/>
+          <w:szCs w:val="26"/>
+          <w:rtl/>
+          <w:lang w:bidi="fa-IR"/>
+        </w:rPr>
+        <w:t xml:space="preserve"> که مدل از </w:t>
+      </w:r>
+      <w:r>
+        <w:rPr>
+          <w:rFonts w:cs="B Nazanin" w:hint="cs"/>
+          <w:sz w:val="26"/>
+          <w:szCs w:val="26"/>
+          <w:rtl/>
+          <w:lang w:bidi="fa-IR"/>
+        </w:rPr>
+        <w:t>ی</w:t>
+      </w:r>
+      <w:r>
+        <w:rPr>
+          <w:rFonts w:cs="B Nazanin" w:hint="eastAsia"/>
+          <w:sz w:val="26"/>
+          <w:szCs w:val="26"/>
+          <w:rtl/>
+          <w:lang w:bidi="fa-IR"/>
+        </w:rPr>
+        <w:t>ک</w:t>
+      </w:r>
+      <w:r>
+        <w:rPr>
+          <w:rFonts w:cs="B Nazanin"/>
+          <w:sz w:val="26"/>
+          <w:szCs w:val="26"/>
+          <w:rtl/>
+          <w:lang w:bidi="fa-IR"/>
+        </w:rPr>
+        <w:t xml:space="preserve"> دامنه </w:t>
+      </w:r>
+      <w:r>
+        <w:rPr>
+          <w:rFonts w:cs="B Nazanin" w:hint="cs"/>
+          <w:sz w:val="26"/>
+          <w:szCs w:val="26"/>
+          <w:rtl/>
+          <w:lang w:bidi="fa-IR"/>
+        </w:rPr>
+        <w:t>مبدأ</w:t>
+      </w:r>
+      <w:r>
+        <w:rPr>
+          <w:rFonts w:cs="B Nazanin"/>
+          <w:sz w:val="26"/>
+          <w:szCs w:val="26"/>
+          <w:rtl/>
+          <w:lang w:bidi="fa-IR"/>
+        </w:rPr>
+        <w:t xml:space="preserve"> </w:t>
+      </w:r>
+      <w:r>
+        <w:rPr>
+          <w:rFonts w:cs="B Nazanin" w:hint="cs"/>
+          <w:sz w:val="26"/>
+          <w:szCs w:val="26"/>
+          <w:rtl/>
+          <w:lang w:bidi="fa-IR"/>
+        </w:rPr>
+        <w:t>آموخته</w:t>
+      </w:r>
+      <w:r>
+        <w:rPr>
+          <w:rFonts w:cs="B Nazanin"/>
+          <w:sz w:val="26"/>
+          <w:szCs w:val="26"/>
+          <w:rtl/>
+          <w:lang w:bidi="fa-IR"/>
+        </w:rPr>
+        <w:t xml:space="preserve"> </w:t>
+      </w:r>
+      <w:r>
+        <w:rPr>
+          <w:rFonts w:cs="B Nazanin" w:hint="cs"/>
+          <w:sz w:val="26"/>
+          <w:szCs w:val="26"/>
+          <w:rtl/>
+          <w:lang w:bidi="fa-IR"/>
+        </w:rPr>
+        <w:t>است،</w:t>
+      </w:r>
+      <w:r>
+        <w:rPr>
+          <w:rFonts w:cs="B Nazanin"/>
+          <w:sz w:val="26"/>
+          <w:szCs w:val="26"/>
+          <w:rtl/>
+          <w:lang w:bidi="fa-IR"/>
+        </w:rPr>
+        <w:t xml:space="preserve"> </w:t>
+      </w:r>
+      <w:r>
+        <w:rPr>
+          <w:rFonts w:cs="B Nazanin" w:hint="cs"/>
+          <w:sz w:val="26"/>
+          <w:szCs w:val="26"/>
+          <w:rtl/>
+          <w:lang w:bidi="fa-IR"/>
+        </w:rPr>
+        <w:t>برای</w:t>
+      </w:r>
+      <w:r>
+        <w:rPr>
+          <w:rFonts w:cs="B Nazanin"/>
+          <w:sz w:val="26"/>
+          <w:szCs w:val="26"/>
+          <w:rtl/>
+          <w:lang w:bidi="fa-IR"/>
+        </w:rPr>
+        <w:t xml:space="preserve"> افزا</w:t>
+      </w:r>
+      <w:r>
+        <w:rPr>
+          <w:rFonts w:cs="B Nazanin" w:hint="cs"/>
+          <w:sz w:val="26"/>
+          <w:szCs w:val="26"/>
+          <w:rtl/>
+          <w:lang w:bidi="fa-IR"/>
+        </w:rPr>
+        <w:t>ی</w:t>
+      </w:r>
+      <w:r>
+        <w:rPr>
+          <w:rFonts w:cs="B Nazanin" w:hint="eastAsia"/>
+          <w:sz w:val="26"/>
+          <w:szCs w:val="26"/>
+          <w:rtl/>
+          <w:lang w:bidi="fa-IR"/>
+        </w:rPr>
+        <w:t>ش</w:t>
+      </w:r>
+      <w:r>
+        <w:rPr>
+          <w:rFonts w:cs="B Nazanin"/>
+          <w:sz w:val="26"/>
+          <w:szCs w:val="26"/>
+          <w:rtl/>
+          <w:lang w:bidi="fa-IR"/>
+        </w:rPr>
+        <w:t xml:space="preserve"> عملکرد آن در دامنه </w:t>
+      </w:r>
+      <w:r>
+        <w:rPr>
+          <w:rFonts w:cs="B Nazanin" w:hint="cs"/>
+          <w:sz w:val="26"/>
+          <w:szCs w:val="26"/>
+          <w:rtl/>
+          <w:lang w:bidi="fa-IR"/>
+        </w:rPr>
+        <w:t>هدف</w:t>
+      </w:r>
+      <w:r>
+        <w:rPr>
+          <w:rFonts w:cs="B Nazanin"/>
+          <w:sz w:val="26"/>
+          <w:szCs w:val="26"/>
+          <w:rtl/>
+          <w:lang w:bidi="fa-IR"/>
+        </w:rPr>
+        <w:t xml:space="preserve"> </w:t>
+      </w:r>
+      <w:r>
+        <w:rPr>
+          <w:rFonts w:cs="B Nazanin" w:hint="cs"/>
+          <w:sz w:val="26"/>
+          <w:szCs w:val="26"/>
+          <w:rtl/>
+          <w:lang w:bidi="fa-IR"/>
+        </w:rPr>
+        <w:t>مورد</w:t>
+      </w:r>
+      <w:r>
+        <w:rPr>
+          <w:rFonts w:cs="B Nazanin"/>
+          <w:sz w:val="26"/>
+          <w:szCs w:val="26"/>
+          <w:rtl/>
+          <w:lang w:bidi="fa-IR"/>
+        </w:rPr>
+        <w:t xml:space="preserve"> </w:t>
+      </w:r>
+      <w:r>
+        <w:rPr>
+          <w:rFonts w:cs="B Nazanin" w:hint="cs"/>
+          <w:sz w:val="26"/>
+          <w:szCs w:val="26"/>
+          <w:rtl/>
+          <w:lang w:bidi="fa-IR"/>
+        </w:rPr>
+        <w:t>استفاده</w:t>
+      </w:r>
+      <w:r>
+        <w:rPr>
+          <w:rFonts w:cs="B Nazanin"/>
+          <w:sz w:val="26"/>
+          <w:szCs w:val="26"/>
+          <w:rtl/>
+          <w:lang w:bidi="fa-IR"/>
+        </w:rPr>
+        <w:t xml:space="preserve"> </w:t>
+      </w:r>
+      <w:r>
+        <w:rPr>
+          <w:rFonts w:cs="B Nazanin" w:hint="cs"/>
+          <w:sz w:val="26"/>
+          <w:szCs w:val="26"/>
+          <w:rtl/>
+          <w:lang w:bidi="fa-IR"/>
+        </w:rPr>
+        <w:t>قرار</w:t>
+      </w:r>
+      <w:r>
+        <w:rPr>
+          <w:rFonts w:cs="B Nazanin"/>
+          <w:sz w:val="26"/>
+          <w:szCs w:val="26"/>
+          <w:rtl/>
+          <w:lang w:bidi="fa-IR"/>
+        </w:rPr>
+        <w:t xml:space="preserve"> </w:t>
+      </w:r>
+      <w:r>
+        <w:rPr>
+          <w:rFonts w:cs="B Nazanin" w:hint="cs"/>
+          <w:sz w:val="26"/>
+          <w:szCs w:val="26"/>
+          <w:rtl/>
+          <w:lang w:bidi="fa-IR"/>
+        </w:rPr>
+        <w:t>گی</w:t>
+      </w:r>
+      <w:r>
+        <w:rPr>
+          <w:rFonts w:cs="B Nazanin" w:hint="eastAsia"/>
+          <w:sz w:val="26"/>
+          <w:szCs w:val="26"/>
+          <w:rtl/>
+          <w:lang w:bidi="fa-IR"/>
+        </w:rPr>
+        <w:t>رد</w:t>
+      </w:r>
+      <w:r>
+        <w:rPr>
+          <w:rFonts w:cs="B Nazanin"/>
+          <w:sz w:val="26"/>
+          <w:szCs w:val="26"/>
+          <w:rtl/>
+          <w:lang w:bidi="fa-IR"/>
+        </w:rPr>
+        <w:t xml:space="preserve">. </w:t>
+      </w:r>
+      <w:r>
+        <w:rPr>
+          <w:rFonts w:cs="B Nazanin" w:hint="cs"/>
+          <w:sz w:val="26"/>
+          <w:szCs w:val="26"/>
+          <w:rtl/>
+          <w:lang w:bidi="fa-IR"/>
+        </w:rPr>
+        <w:t>ی</w:t>
+      </w:r>
+      <w:r>
+        <w:rPr>
+          <w:rFonts w:cs="B Nazanin" w:hint="eastAsia"/>
+          <w:sz w:val="26"/>
+          <w:szCs w:val="26"/>
+          <w:rtl/>
+          <w:lang w:bidi="fa-IR"/>
+        </w:rPr>
+        <w:t>ک</w:t>
+      </w:r>
+      <w:r>
+        <w:rPr>
+          <w:rFonts w:cs="B Nazanin" w:hint="cs"/>
+          <w:sz w:val="26"/>
+          <w:szCs w:val="26"/>
+          <w:rtl/>
+          <w:lang w:bidi="fa-IR"/>
+        </w:rPr>
+        <w:t>ی</w:t>
+      </w:r>
+      <w:r>
+        <w:rPr>
+          <w:rFonts w:cs="B Nazanin"/>
+          <w:sz w:val="26"/>
+          <w:szCs w:val="26"/>
+          <w:rtl/>
+          <w:lang w:bidi="fa-IR"/>
+        </w:rPr>
+        <w:t xml:space="preserve"> از پرکاربردتر</w:t>
+      </w:r>
+      <w:r>
+        <w:rPr>
+          <w:rFonts w:cs="B Nazanin" w:hint="cs"/>
+          <w:sz w:val="26"/>
+          <w:szCs w:val="26"/>
+          <w:rtl/>
+          <w:lang w:bidi="fa-IR"/>
+        </w:rPr>
+        <w:t>ی</w:t>
+      </w:r>
+      <w:r>
+        <w:rPr>
+          <w:rFonts w:cs="B Nazanin" w:hint="eastAsia"/>
+          <w:sz w:val="26"/>
+          <w:szCs w:val="26"/>
+          <w:rtl/>
+          <w:lang w:bidi="fa-IR"/>
+        </w:rPr>
+        <w:t>ن</w:t>
+      </w:r>
+      <w:r>
+        <w:rPr>
+          <w:rFonts w:cs="B Nazanin"/>
+          <w:sz w:val="26"/>
+          <w:szCs w:val="26"/>
+          <w:rtl/>
+          <w:lang w:bidi="fa-IR"/>
+        </w:rPr>
+        <w:t xml:space="preserve"> تنظ</w:t>
+      </w:r>
+      <w:r>
+        <w:rPr>
+          <w:rFonts w:cs="B Nazanin" w:hint="cs"/>
+          <w:sz w:val="26"/>
+          <w:szCs w:val="26"/>
+          <w:rtl/>
+          <w:lang w:bidi="fa-IR"/>
+        </w:rPr>
+        <w:t>ی</w:t>
+      </w:r>
+      <w:r>
+        <w:rPr>
+          <w:rFonts w:cs="B Nazanin" w:hint="eastAsia"/>
+          <w:sz w:val="26"/>
+          <w:szCs w:val="26"/>
+          <w:rtl/>
+          <w:lang w:bidi="fa-IR"/>
+        </w:rPr>
+        <w:t>مات</w:t>
+      </w:r>
+      <w:r>
+        <w:rPr>
+          <w:rFonts w:cs="B Nazanin"/>
+          <w:sz w:val="26"/>
+          <w:szCs w:val="26"/>
+          <w:rtl/>
+          <w:lang w:bidi="fa-IR"/>
+        </w:rPr>
+        <w:t xml:space="preserve"> ا</w:t>
+      </w:r>
+      <w:r>
+        <w:rPr>
+          <w:rFonts w:cs="B Nazanin" w:hint="cs"/>
+          <w:sz w:val="26"/>
+          <w:szCs w:val="26"/>
+          <w:rtl/>
+          <w:lang w:bidi="fa-IR"/>
+        </w:rPr>
+        <w:t>ی</w:t>
+      </w:r>
+      <w:r>
+        <w:rPr>
+          <w:rFonts w:cs="B Nazanin" w:hint="eastAsia"/>
+          <w:sz w:val="26"/>
+          <w:szCs w:val="26"/>
+          <w:rtl/>
+          <w:lang w:bidi="fa-IR"/>
+        </w:rPr>
+        <w:t>ن</w:t>
+      </w:r>
+      <w:r>
+        <w:rPr>
+          <w:rFonts w:cs="B Nazanin"/>
+          <w:sz w:val="26"/>
+          <w:szCs w:val="26"/>
+          <w:rtl/>
+          <w:lang w:bidi="fa-IR"/>
+        </w:rPr>
+        <w:t xml:space="preserve"> مسئله، «انطباق دامن</w:t>
+      </w:r>
+      <w:r>
+        <w:rPr>
+          <w:rFonts w:cs="B Nazanin" w:hint="cs"/>
+          <w:sz w:val="26"/>
+          <w:szCs w:val="26"/>
+          <w:rtl/>
+          <w:lang w:bidi="fa-IR"/>
+        </w:rPr>
+        <w:t xml:space="preserve">ه </w:t>
+      </w:r>
+      <w:r>
+        <w:rPr>
+          <w:rFonts w:cs="B Nazanin" w:hint="cs"/>
+          <w:sz w:val="26"/>
+          <w:szCs w:val="26"/>
+          <w:rtl/>
+          <w:lang w:bidi="fa-IR"/>
+        </w:rPr>
+        <w:t>بدون</w:t>
+      </w:r>
+      <w:r>
+        <w:rPr>
+          <w:rFonts w:cs="B Nazanin"/>
+          <w:sz w:val="26"/>
+          <w:szCs w:val="26"/>
+          <w:rtl/>
+          <w:lang w:bidi="fa-IR"/>
+        </w:rPr>
+        <w:t xml:space="preserve"> </w:t>
+      </w:r>
+      <w:r>
+        <w:rPr>
+          <w:rFonts w:cs="B Nazanin" w:hint="cs"/>
+          <w:sz w:val="26"/>
+          <w:szCs w:val="26"/>
+          <w:rtl/>
+          <w:lang w:bidi="fa-IR"/>
+        </w:rPr>
+        <w:t>نظارت»</w:t>
+      </w:r>
+      <w:r>
+        <w:rPr>
+          <w:rStyle w:val="FootnoteReference"/>
+          <w:rFonts w:cs="B Nazanin"/>
+          <w:sz w:val="26"/>
+          <w:szCs w:val="26"/>
+          <w:rtl/>
+          <w:lang w:bidi="fa-IR"/>
+        </w:rPr>
+        <w:footnoteReference w:id="2"/>
+      </w:r>
+      <w:r>
+        <w:rPr>
+          <w:rFonts w:cs="B Nazanin"/>
+          <w:sz w:val="26"/>
+          <w:szCs w:val="26"/>
+          <w:rtl/>
+          <w:lang w:bidi="fa-IR"/>
+        </w:rPr>
+        <w:t xml:space="preserve"> </w:t>
+      </w:r>
+      <w:r>
+        <w:rPr>
+          <w:rFonts w:cs="B Nazanin" w:hint="cs"/>
+          <w:sz w:val="26"/>
+          <w:szCs w:val="26"/>
+          <w:rtl/>
+          <w:lang w:bidi="fa-IR"/>
+        </w:rPr>
+        <w:t>ی</w:t>
+      </w:r>
+      <w:r>
+        <w:rPr>
+          <w:rFonts w:cs="B Nazanin" w:hint="eastAsia"/>
+          <w:sz w:val="26"/>
+          <w:szCs w:val="26"/>
+          <w:rtl/>
+          <w:lang w:bidi="fa-IR"/>
+        </w:rPr>
+        <w:t>ا</w:t>
+      </w:r>
+      <w:r>
+        <w:rPr>
+          <w:rFonts w:cs="B Nazanin"/>
+          <w:sz w:val="26"/>
+          <w:szCs w:val="26"/>
+          <w:rtl/>
+          <w:lang w:bidi="fa-IR"/>
+        </w:rPr>
+        <w:t xml:space="preserve"> </w:t>
+      </w:r>
+      <w:r>
+        <w:rPr>
+          <w:rFonts w:cs="B Nazanin"/>
+          <w:sz w:val="26"/>
+          <w:szCs w:val="26"/>
+          <w:lang w:bidi="fa-IR"/>
+        </w:rPr>
+        <w:t>UDA</w:t>
+      </w:r>
+      <w:r>
+        <w:rPr>
+          <w:rFonts w:cs="B Nazanin"/>
+          <w:sz w:val="26"/>
+          <w:szCs w:val="26"/>
+          <w:rtl/>
+          <w:lang w:bidi="fa-IR"/>
+        </w:rPr>
+        <w:t xml:space="preserve"> است که در آن داده‌ها</w:t>
+      </w:r>
+      <w:r>
+        <w:rPr>
+          <w:rFonts w:cs="B Nazanin" w:hint="cs"/>
+          <w:sz w:val="26"/>
+          <w:szCs w:val="26"/>
+          <w:rtl/>
+          <w:lang w:bidi="fa-IR"/>
+        </w:rPr>
+        <w:t>ی</w:t>
+      </w:r>
+      <w:r>
+        <w:rPr>
+          <w:rFonts w:cs="B Nazanin"/>
+          <w:sz w:val="26"/>
+          <w:szCs w:val="26"/>
+          <w:rtl/>
+          <w:lang w:bidi="fa-IR"/>
+        </w:rPr>
+        <w:t xml:space="preserve"> مبدأ دارا</w:t>
+      </w:r>
+      <w:r>
+        <w:rPr>
+          <w:rFonts w:cs="B Nazanin" w:hint="cs"/>
+          <w:sz w:val="26"/>
+          <w:szCs w:val="26"/>
+          <w:rtl/>
+          <w:lang w:bidi="fa-IR"/>
+        </w:rPr>
+        <w:t>ی</w:t>
+      </w:r>
+      <w:r>
+        <w:rPr>
+          <w:rFonts w:cs="B Nazanin"/>
+          <w:sz w:val="26"/>
+          <w:szCs w:val="26"/>
+          <w:rtl/>
+          <w:lang w:bidi="fa-IR"/>
+        </w:rPr>
+        <w:t xml:space="preserve"> برچسب هستند، اما داده‌ها</w:t>
+      </w:r>
+      <w:r>
+        <w:rPr>
+          <w:rFonts w:cs="B Nazanin" w:hint="cs"/>
+          <w:sz w:val="26"/>
+          <w:szCs w:val="26"/>
+          <w:rtl/>
+          <w:lang w:bidi="fa-IR"/>
+        </w:rPr>
+        <w:t>ی</w:t>
+      </w:r>
+      <w:r>
+        <w:rPr>
+          <w:rFonts w:cs="B Nazanin"/>
+          <w:sz w:val="26"/>
+          <w:szCs w:val="26"/>
+          <w:rtl/>
+          <w:lang w:bidi="fa-IR"/>
+        </w:rPr>
+        <w:t xml:space="preserve"> دامنه </w:t>
+      </w:r>
+      <w:r>
+        <w:rPr>
+          <w:rFonts w:cs="B Nazanin" w:hint="cs"/>
+          <w:sz w:val="26"/>
+          <w:szCs w:val="26"/>
+          <w:rtl/>
+          <w:lang w:bidi="fa-IR"/>
+        </w:rPr>
+        <w:t>هدف</w:t>
+      </w:r>
+      <w:r>
+        <w:rPr>
+          <w:rFonts w:cs="B Nazanin"/>
+          <w:sz w:val="26"/>
+          <w:szCs w:val="26"/>
+          <w:rtl/>
+          <w:lang w:bidi="fa-IR"/>
+        </w:rPr>
+        <w:t xml:space="preserve"> </w:t>
+      </w:r>
+      <w:r>
+        <w:rPr>
+          <w:rFonts w:cs="B Nazanin" w:hint="cs"/>
+          <w:sz w:val="26"/>
+          <w:szCs w:val="26"/>
+          <w:rtl/>
+          <w:lang w:bidi="fa-IR"/>
+        </w:rPr>
+        <w:t>بدون</w:t>
+      </w:r>
+      <w:r>
+        <w:rPr>
+          <w:rFonts w:cs="B Nazanin"/>
+          <w:sz w:val="26"/>
+          <w:szCs w:val="26"/>
+          <w:rtl/>
+          <w:lang w:bidi="fa-IR"/>
+        </w:rPr>
+        <w:t xml:space="preserve"> </w:t>
+      </w:r>
+      <w:r>
+        <w:rPr>
+          <w:rFonts w:cs="B Nazanin" w:hint="cs"/>
+          <w:sz w:val="26"/>
+          <w:szCs w:val="26"/>
+          <w:rtl/>
+          <w:lang w:bidi="fa-IR"/>
+        </w:rPr>
+        <w:t>برچسب</w:t>
+      </w:r>
+      <w:r>
+        <w:rPr>
+          <w:rFonts w:cs="B Nazanin"/>
+          <w:sz w:val="26"/>
+          <w:szCs w:val="26"/>
+          <w:rtl/>
+          <w:lang w:bidi="fa-IR"/>
+        </w:rPr>
+        <w:t xml:space="preserve"> </w:t>
+      </w:r>
+      <w:r>
+        <w:rPr>
+          <w:rFonts w:cs="B Nazanin" w:hint="cs"/>
+          <w:sz w:val="26"/>
+          <w:szCs w:val="26"/>
+          <w:rtl/>
+          <w:lang w:bidi="fa-IR"/>
+        </w:rPr>
+        <w:t>در</w:t>
+      </w:r>
+      <w:r>
+        <w:rPr>
+          <w:rFonts w:cs="B Nazanin"/>
+          <w:sz w:val="26"/>
+          <w:szCs w:val="26"/>
+          <w:rtl/>
+          <w:lang w:bidi="fa-IR"/>
+        </w:rPr>
+        <w:t xml:space="preserve"> </w:t>
+      </w:r>
+      <w:r>
+        <w:rPr>
+          <w:rFonts w:cs="B Nazanin" w:hint="cs"/>
+          <w:sz w:val="26"/>
+          <w:szCs w:val="26"/>
+          <w:rtl/>
+          <w:lang w:bidi="fa-IR"/>
+        </w:rPr>
+        <w:t>اختی</w:t>
+      </w:r>
+      <w:r>
+        <w:rPr>
+          <w:rFonts w:cs="B Nazanin" w:hint="eastAsia"/>
+          <w:sz w:val="26"/>
+          <w:szCs w:val="26"/>
+          <w:rtl/>
+          <w:lang w:bidi="fa-IR"/>
+        </w:rPr>
+        <w:t>ار</w:t>
+      </w:r>
+      <w:r>
+        <w:rPr>
+          <w:rFonts w:cs="B Nazanin"/>
+          <w:sz w:val="26"/>
+          <w:szCs w:val="26"/>
+          <w:rtl/>
+          <w:lang w:bidi="fa-IR"/>
+        </w:rPr>
+        <w:t xml:space="preserve"> الگور</w:t>
+      </w:r>
+      <w:r>
+        <w:rPr>
+          <w:rFonts w:cs="B Nazanin" w:hint="cs"/>
+          <w:sz w:val="26"/>
+          <w:szCs w:val="26"/>
+          <w:rtl/>
+          <w:lang w:bidi="fa-IR"/>
+        </w:rPr>
+        <w:t>ی</w:t>
+      </w:r>
+      <w:r>
+        <w:rPr>
+          <w:rFonts w:cs="B Nazanin" w:hint="eastAsia"/>
+          <w:sz w:val="26"/>
+          <w:szCs w:val="26"/>
+          <w:rtl/>
+          <w:lang w:bidi="fa-IR"/>
+        </w:rPr>
+        <w:t>تم</w:t>
+      </w:r>
+      <w:r>
+        <w:rPr>
+          <w:rFonts w:cs="B Nazanin"/>
+          <w:sz w:val="26"/>
+          <w:szCs w:val="26"/>
+          <w:rtl/>
+          <w:lang w:bidi="fa-IR"/>
+        </w:rPr>
+        <w:t xml:space="preserve"> قرار م</w:t>
+      </w:r>
+      <w:r>
+        <w:rPr>
+          <w:rFonts w:cs="B Nazanin" w:hint="cs"/>
+          <w:sz w:val="26"/>
+          <w:szCs w:val="26"/>
+          <w:rtl/>
+          <w:lang w:bidi="fa-IR"/>
+        </w:rPr>
+        <w:t>ی‌</w:t>
+      </w:r>
+      <w:r>
+        <w:rPr>
+          <w:rFonts w:cs="B Nazanin" w:hint="eastAsia"/>
+          <w:sz w:val="26"/>
+          <w:szCs w:val="26"/>
+          <w:rtl/>
+          <w:lang w:bidi="fa-IR"/>
+        </w:rPr>
+        <w:t>گ</w:t>
+      </w:r>
+      <w:r>
+        <w:rPr>
+          <w:rFonts w:cs="B Nazanin" w:hint="cs"/>
+          <w:sz w:val="26"/>
+          <w:szCs w:val="26"/>
+          <w:rtl/>
+          <w:lang w:bidi="fa-IR"/>
+        </w:rPr>
+        <w:t>ی</w:t>
+      </w:r>
+      <w:r>
+        <w:rPr>
+          <w:rFonts w:cs="B Nazanin" w:hint="eastAsia"/>
+          <w:sz w:val="26"/>
+          <w:szCs w:val="26"/>
+          <w:rtl/>
+          <w:lang w:bidi="fa-IR"/>
+        </w:rPr>
+        <w:t>رند</w:t>
+      </w:r>
+      <w:r>
+        <w:rPr>
+          <w:rFonts w:cs="B Nazanin"/>
+          <w:sz w:val="26"/>
+          <w:szCs w:val="26"/>
+          <w:rtl/>
+          <w:lang w:bidi="fa-IR"/>
+        </w:rPr>
+        <w:t>.</w:t>
+      </w:r>
+    </w:p>
+    <w:p>
+      <w:pPr>
+        <w:rPr>
+          <w:rFonts w:cs="B Nazanin"/>
+          <w:sz w:val="26"/>
+          <w:szCs w:val="26"/>
+          <w:rtl/>
+          <w:lang w:bidi="fa-IR"/>
+        </w:rPr>
+      </w:pPr>
+    </w:p>
+    <w:p>
+      <w:pPr>
+        <w:jc w:val="lowKashida"/>
+        <w:rPr>
+          <w:rFonts w:cs="B Nazanin"/>
+          <w:sz w:val="26"/>
+          <w:szCs w:val="26"/>
+          <w:rtl/>
+          <w:lang w:bidi="fa-IR"/>
+        </w:rPr>
+      </w:pPr>
+      <w:r>
+        <w:rPr>
+          <w:rFonts w:cs="B Nazanin" w:hint="eastAsia"/>
+          <w:sz w:val="26"/>
+          <w:szCs w:val="26"/>
+          <w:rtl/>
+          <w:lang w:bidi="fa-IR"/>
+        </w:rPr>
+        <w:t>روش‌ها</w:t>
+      </w:r>
+      <w:r>
+        <w:rPr>
+          <w:rFonts w:cs="B Nazanin" w:hint="cs"/>
+          <w:sz w:val="26"/>
+          <w:szCs w:val="26"/>
+          <w:rtl/>
+          <w:lang w:bidi="fa-IR"/>
+        </w:rPr>
+        <w:t>ی</w:t>
+      </w:r>
+      <w:r>
+        <w:rPr>
+          <w:rFonts w:cs="B Nazanin"/>
+          <w:sz w:val="26"/>
+          <w:szCs w:val="26"/>
+          <w:rtl/>
+          <w:lang w:bidi="fa-IR"/>
+        </w:rPr>
+        <w:t xml:space="preserve"> </w:t>
+      </w:r>
+      <w:r>
+        <w:rPr>
+          <w:rFonts w:cs="B Nazanin"/>
+          <w:sz w:val="26"/>
+          <w:szCs w:val="26"/>
+          <w:lang w:bidi="fa-IR"/>
+        </w:rPr>
+        <w:t>UDA</w:t>
+      </w:r>
+      <w:r>
+        <w:rPr>
+          <w:rFonts w:cs="B Nazanin"/>
+          <w:sz w:val="26"/>
+          <w:szCs w:val="26"/>
+          <w:rtl/>
+          <w:lang w:bidi="fa-IR"/>
+        </w:rPr>
+        <w:t xml:space="preserve"> ط</w:t>
+      </w:r>
+      <w:r>
+        <w:rPr>
+          <w:rFonts w:cs="B Nazanin" w:hint="cs"/>
+          <w:sz w:val="26"/>
+          <w:szCs w:val="26"/>
+          <w:rtl/>
+          <w:lang w:bidi="fa-IR"/>
+        </w:rPr>
+        <w:t>ی</w:t>
+      </w:r>
+      <w:r>
+        <w:rPr>
+          <w:rFonts w:cs="B Nazanin"/>
+          <w:sz w:val="26"/>
+          <w:szCs w:val="26"/>
+          <w:rtl/>
+          <w:lang w:bidi="fa-IR"/>
+        </w:rPr>
+        <w:t xml:space="preserve"> سال‌ها</w:t>
+      </w:r>
+      <w:r>
+        <w:rPr>
+          <w:rFonts w:cs="B Nazanin" w:hint="cs"/>
+          <w:sz w:val="26"/>
+          <w:szCs w:val="26"/>
+          <w:rtl/>
+          <w:lang w:bidi="fa-IR"/>
+        </w:rPr>
+        <w:t>ی</w:t>
+      </w:r>
+      <w:r>
+        <w:rPr>
+          <w:rFonts w:cs="B Nazanin"/>
+          <w:sz w:val="26"/>
+          <w:szCs w:val="26"/>
+          <w:rtl/>
+          <w:lang w:bidi="fa-IR"/>
+        </w:rPr>
+        <w:t xml:space="preserve"> گذشته از رو</w:t>
+      </w:r>
+      <w:r>
+        <w:rPr>
+          <w:rFonts w:cs="B Nazanin" w:hint="cs"/>
+          <w:sz w:val="26"/>
+          <w:szCs w:val="26"/>
+          <w:rtl/>
+          <w:lang w:bidi="fa-IR"/>
+        </w:rPr>
+        <w:t>ی</w:t>
+      </w:r>
+      <w:r>
+        <w:rPr>
+          <w:rFonts w:cs="B Nazanin" w:hint="eastAsia"/>
+          <w:sz w:val="26"/>
+          <w:szCs w:val="26"/>
+          <w:rtl/>
+          <w:lang w:bidi="fa-IR"/>
+        </w:rPr>
+        <w:t>کردها</w:t>
+      </w:r>
+      <w:r>
+        <w:rPr>
+          <w:rFonts w:cs="B Nazanin" w:hint="cs"/>
+          <w:sz w:val="26"/>
+          <w:szCs w:val="26"/>
+          <w:rtl/>
+          <w:lang w:bidi="fa-IR"/>
+        </w:rPr>
+        <w:t>ی</w:t>
+      </w:r>
+      <w:r>
+        <w:rPr>
+          <w:rFonts w:cs="B Nazanin"/>
+          <w:sz w:val="26"/>
+          <w:szCs w:val="26"/>
+          <w:rtl/>
+          <w:lang w:bidi="fa-IR"/>
+        </w:rPr>
+        <w:t xml:space="preserve"> مختلف</w:t>
+      </w:r>
+      <w:r>
+        <w:rPr>
+          <w:rFonts w:cs="B Nazanin" w:hint="cs"/>
+          <w:sz w:val="26"/>
+          <w:szCs w:val="26"/>
+          <w:rtl/>
+          <w:lang w:bidi="fa-IR"/>
+        </w:rPr>
+        <w:t>ی</w:t>
+      </w:r>
+      <w:r>
+        <w:rPr>
+          <w:rFonts w:cs="B Nazanin"/>
+          <w:sz w:val="26"/>
+          <w:szCs w:val="26"/>
+          <w:rtl/>
+          <w:lang w:bidi="fa-IR"/>
+        </w:rPr>
+        <w:t xml:space="preserve"> مانند هم‌تراز</w:t>
+      </w:r>
+      <w:r>
+        <w:rPr>
+          <w:rFonts w:cs="B Nazanin" w:hint="cs"/>
+          <w:sz w:val="26"/>
+          <w:szCs w:val="26"/>
+          <w:rtl/>
+          <w:lang w:bidi="fa-IR"/>
+        </w:rPr>
+        <w:t>ی</w:t>
+      </w:r>
+      <w:r>
+        <w:rPr>
+          <w:rFonts w:cs="B Nazanin"/>
+          <w:sz w:val="26"/>
+          <w:szCs w:val="26"/>
+          <w:rtl/>
+          <w:lang w:bidi="fa-IR"/>
+        </w:rPr>
+        <w:t xml:space="preserve"> آمار</w:t>
+      </w:r>
+      <w:r>
+        <w:rPr>
+          <w:rFonts w:cs="B Nazanin" w:hint="cs"/>
+          <w:sz w:val="26"/>
+          <w:szCs w:val="26"/>
+          <w:rtl/>
+          <w:lang w:bidi="fa-IR"/>
+        </w:rPr>
+        <w:t>ی</w:t>
+      </w:r>
+      <w:r>
+        <w:rPr>
+          <w:rFonts w:cs="B Nazanin"/>
+          <w:sz w:val="26"/>
+          <w:szCs w:val="26"/>
+          <w:rtl/>
+          <w:lang w:bidi="fa-IR"/>
+        </w:rPr>
+        <w:t xml:space="preserve"> توز</w:t>
+      </w:r>
+      <w:r>
+        <w:rPr>
+          <w:rFonts w:cs="B Nazanin" w:hint="cs"/>
+          <w:sz w:val="26"/>
+          <w:szCs w:val="26"/>
+          <w:rtl/>
+          <w:lang w:bidi="fa-IR"/>
+        </w:rPr>
+        <w:t>ی</w:t>
+      </w:r>
+      <w:r>
+        <w:rPr>
+          <w:rFonts w:cs="B Nazanin" w:hint="eastAsia"/>
+          <w:sz w:val="26"/>
+          <w:szCs w:val="26"/>
+          <w:rtl/>
+          <w:lang w:bidi="fa-IR"/>
+        </w:rPr>
+        <w:t>ع‌ها،</w:t>
+      </w:r>
+      <w:r>
+        <w:rPr>
+          <w:rFonts w:cs="B Nazanin"/>
+          <w:sz w:val="26"/>
+          <w:szCs w:val="26"/>
+          <w:rtl/>
+          <w:lang w:bidi="fa-IR"/>
+        </w:rPr>
+        <w:t xml:space="preserve"> </w:t>
+      </w:r>
+      <w:r>
+        <w:rPr>
+          <w:rFonts w:cs="B Nazanin" w:hint="cs"/>
+          <w:sz w:val="26"/>
+          <w:szCs w:val="26"/>
+          <w:rtl/>
+          <w:lang w:bidi="fa-IR"/>
+        </w:rPr>
+        <w:t>ی</w:t>
+      </w:r>
+      <w:r>
+        <w:rPr>
+          <w:rFonts w:cs="B Nazanin" w:hint="eastAsia"/>
+          <w:sz w:val="26"/>
+          <w:szCs w:val="26"/>
+          <w:rtl/>
+          <w:lang w:bidi="fa-IR"/>
+        </w:rPr>
+        <w:t>ادگ</w:t>
+      </w:r>
+      <w:r>
+        <w:rPr>
+          <w:rFonts w:cs="B Nazanin" w:hint="cs"/>
+          <w:sz w:val="26"/>
+          <w:szCs w:val="26"/>
+          <w:rtl/>
+          <w:lang w:bidi="fa-IR"/>
+        </w:rPr>
+        <w:t>ی</w:t>
+      </w:r>
+      <w:r>
+        <w:rPr>
+          <w:rFonts w:cs="B Nazanin" w:hint="eastAsia"/>
+          <w:sz w:val="26"/>
+          <w:szCs w:val="26"/>
+          <w:rtl/>
+          <w:lang w:bidi="fa-IR"/>
+        </w:rPr>
+        <w:t>ر</w:t>
+      </w:r>
+      <w:r>
+        <w:rPr>
+          <w:rFonts w:cs="B Nazanin" w:hint="cs"/>
+          <w:sz w:val="26"/>
+          <w:szCs w:val="26"/>
+          <w:rtl/>
+          <w:lang w:bidi="fa-IR"/>
+        </w:rPr>
+        <w:t>ی</w:t>
+      </w:r>
+      <w:r>
+        <w:rPr>
+          <w:rFonts w:cs="B Nazanin"/>
+          <w:sz w:val="26"/>
+          <w:szCs w:val="26"/>
+          <w:rtl/>
+          <w:lang w:bidi="fa-IR"/>
+        </w:rPr>
+        <w:t xml:space="preserve"> تخاصم</w:t>
+      </w:r>
+      <w:r>
+        <w:rPr>
+          <w:rFonts w:cs="B Nazanin" w:hint="cs"/>
+          <w:sz w:val="26"/>
+          <w:szCs w:val="26"/>
+          <w:rtl/>
+          <w:lang w:bidi="fa-IR"/>
+        </w:rPr>
+        <w:t>ی</w:t>
+      </w:r>
+      <w:r>
+        <w:rPr>
+          <w:rFonts w:cs="B Nazanin" w:hint="eastAsia"/>
+          <w:sz w:val="26"/>
+          <w:szCs w:val="26"/>
+          <w:rtl/>
+          <w:lang w:bidi="fa-IR"/>
+        </w:rPr>
+        <w:t>،</w:t>
+      </w:r>
+      <w:r>
+        <w:rPr>
+          <w:rFonts w:cs="B Nazanin"/>
+          <w:sz w:val="26"/>
+          <w:szCs w:val="26"/>
+          <w:rtl/>
+          <w:lang w:bidi="fa-IR"/>
+        </w:rPr>
+        <w:t xml:space="preserve"> انتقال در سطح تصو</w:t>
+      </w:r>
+      <w:r>
+        <w:rPr>
+          <w:rFonts w:cs="B Nazanin" w:hint="cs"/>
+          <w:sz w:val="26"/>
+          <w:szCs w:val="26"/>
+          <w:rtl/>
+          <w:lang w:bidi="fa-IR"/>
+        </w:rPr>
+        <w:t>ی</w:t>
+      </w:r>
+      <w:r>
+        <w:rPr>
+          <w:rFonts w:cs="B Nazanin" w:hint="eastAsia"/>
+          <w:sz w:val="26"/>
+          <w:szCs w:val="26"/>
+          <w:rtl/>
+          <w:lang w:bidi="fa-IR"/>
+        </w:rPr>
+        <w:t>ر</w:t>
+      </w:r>
+      <w:r>
+        <w:rPr>
+          <w:rFonts w:cs="B Nazanin"/>
+          <w:sz w:val="26"/>
+          <w:szCs w:val="26"/>
+          <w:rtl/>
+          <w:lang w:bidi="fa-IR"/>
+        </w:rPr>
+        <w:t xml:space="preserve"> و خودآموز</w:t>
+      </w:r>
+      <w:r>
+        <w:rPr>
+          <w:rFonts w:cs="B Nazanin" w:hint="cs"/>
+          <w:sz w:val="26"/>
+          <w:szCs w:val="26"/>
+          <w:rtl/>
+          <w:lang w:bidi="fa-IR"/>
+        </w:rPr>
+        <w:t>ی</w:t>
+      </w:r>
+      <w:r>
+        <w:rPr>
+          <w:rFonts w:cs="B Nazanin"/>
+          <w:sz w:val="26"/>
+          <w:szCs w:val="26"/>
+          <w:rtl/>
+          <w:lang w:bidi="fa-IR"/>
+        </w:rPr>
+        <w:t xml:space="preserve"> بهره گرفته‌اند. در حوزه </w:t>
+      </w:r>
+      <w:r>
+        <w:rPr>
+          <w:rFonts w:cs="B Nazanin" w:hint="cs"/>
+          <w:sz w:val="26"/>
+          <w:szCs w:val="26"/>
+          <w:rtl/>
+          <w:lang w:bidi="fa-IR"/>
+        </w:rPr>
+        <w:t>تشخی</w:t>
+      </w:r>
+      <w:r>
+        <w:rPr>
+          <w:rFonts w:cs="B Nazanin" w:hint="eastAsia"/>
+          <w:sz w:val="26"/>
+          <w:szCs w:val="26"/>
+          <w:rtl/>
+          <w:lang w:bidi="fa-IR"/>
+        </w:rPr>
+        <w:t>ص</w:t>
+      </w:r>
+      <w:r>
+        <w:rPr>
+          <w:rFonts w:cs="B Nazanin"/>
+          <w:sz w:val="26"/>
+          <w:szCs w:val="26"/>
+          <w:rtl/>
+          <w:lang w:bidi="fa-IR"/>
+        </w:rPr>
+        <w:t xml:space="preserve"> اش</w:t>
+      </w:r>
+      <w:r>
+        <w:rPr>
+          <w:rFonts w:cs="B Nazanin" w:hint="cs"/>
+          <w:sz w:val="26"/>
+          <w:szCs w:val="26"/>
+          <w:rtl/>
+          <w:lang w:bidi="fa-IR"/>
+        </w:rPr>
+        <w:t>ی</w:t>
+      </w:r>
+      <w:r>
+        <w:rPr>
+          <w:rFonts w:cs="B Nazanin" w:hint="eastAsia"/>
+          <w:sz w:val="26"/>
+          <w:szCs w:val="26"/>
+          <w:rtl/>
+          <w:lang w:bidi="fa-IR"/>
+        </w:rPr>
+        <w:t>ا</w:t>
+      </w:r>
+      <w:r>
+        <w:rPr>
+          <w:rFonts w:cs="B Nazanin"/>
+          <w:sz w:val="26"/>
+          <w:szCs w:val="26"/>
+          <w:rtl/>
+          <w:lang w:bidi="fa-IR"/>
+        </w:rPr>
+        <w:t xml:space="preserve"> ن</w:t>
+      </w:r>
+      <w:r>
+        <w:rPr>
+          <w:rFonts w:cs="B Nazanin" w:hint="cs"/>
+          <w:sz w:val="26"/>
+          <w:szCs w:val="26"/>
+          <w:rtl/>
+          <w:lang w:bidi="fa-IR"/>
+        </w:rPr>
+        <w:t>ی</w:t>
+      </w:r>
+      <w:r>
+        <w:rPr>
+          <w:rFonts w:cs="B Nazanin" w:hint="eastAsia"/>
+          <w:sz w:val="26"/>
+          <w:szCs w:val="26"/>
+          <w:rtl/>
+          <w:lang w:bidi="fa-IR"/>
+        </w:rPr>
+        <w:t>ز</w:t>
+      </w:r>
+      <w:r>
+        <w:rPr>
+          <w:rFonts w:cs="B Nazanin"/>
+          <w:sz w:val="26"/>
+          <w:szCs w:val="26"/>
+          <w:rtl/>
+          <w:lang w:bidi="fa-IR"/>
+        </w:rPr>
+        <w:t xml:space="preserve"> روش‌ها</w:t>
+      </w:r>
+      <w:r>
+        <w:rPr>
+          <w:rFonts w:cs="B Nazanin" w:hint="cs"/>
+          <w:sz w:val="26"/>
+          <w:szCs w:val="26"/>
+          <w:rtl/>
+          <w:lang w:bidi="fa-IR"/>
+        </w:rPr>
+        <w:t>یی</w:t>
+      </w:r>
+      <w:r>
+        <w:rPr>
+          <w:rFonts w:cs="B Nazanin"/>
+          <w:sz w:val="26"/>
+          <w:szCs w:val="26"/>
+          <w:rtl/>
+          <w:lang w:bidi="fa-IR"/>
+        </w:rPr>
+        <w:t xml:space="preserve"> مانند </w:t>
+      </w:r>
+      <w:r>
+        <w:rPr>
+          <w:rFonts w:cs="B Nazanin"/>
+          <w:sz w:val="26"/>
+          <w:szCs w:val="26"/>
+          <w:lang w:bidi="fa-IR"/>
+        </w:rPr>
+        <w:t>Domain Adaptive Faster R-CNN</w:t>
+      </w:r>
+      <w:r>
+        <w:rPr>
+          <w:rFonts w:cs="B Nazanin"/>
+          <w:sz w:val="26"/>
+          <w:szCs w:val="26"/>
+          <w:rtl/>
+          <w:lang w:bidi="fa-IR"/>
+        </w:rPr>
+        <w:t xml:space="preserve"> با هم‌تراز کردن و</w:t>
+      </w:r>
+      <w:r>
+        <w:rPr>
+          <w:rFonts w:cs="B Nazanin" w:hint="cs"/>
+          <w:sz w:val="26"/>
+          <w:szCs w:val="26"/>
+          <w:rtl/>
+          <w:lang w:bidi="fa-IR"/>
+        </w:rPr>
+        <w:t>ی</w:t>
+      </w:r>
+      <w:r>
+        <w:rPr>
+          <w:rFonts w:cs="B Nazanin" w:hint="eastAsia"/>
+          <w:sz w:val="26"/>
+          <w:szCs w:val="26"/>
+          <w:rtl/>
+          <w:lang w:bidi="fa-IR"/>
+        </w:rPr>
+        <w:t>ژگ</w:t>
+      </w:r>
+      <w:r>
+        <w:rPr>
+          <w:rFonts w:cs="B Nazanin" w:hint="cs"/>
+          <w:sz w:val="26"/>
+          <w:szCs w:val="26"/>
+          <w:rtl/>
+          <w:lang w:bidi="fa-IR"/>
+        </w:rPr>
+        <w:t>ی‌</w:t>
+      </w:r>
+      <w:r>
+        <w:rPr>
+          <w:rFonts w:cs="B Nazanin" w:hint="eastAsia"/>
+          <w:sz w:val="26"/>
+          <w:szCs w:val="26"/>
+          <w:rtl/>
+          <w:lang w:bidi="fa-IR"/>
+        </w:rPr>
+        <w:t>ها</w:t>
+      </w:r>
+      <w:r>
+        <w:rPr>
+          <w:rFonts w:cs="B Nazanin"/>
+          <w:sz w:val="26"/>
+          <w:szCs w:val="26"/>
+          <w:rtl/>
+          <w:lang w:bidi="fa-IR"/>
+        </w:rPr>
+        <w:t xml:space="preserve"> در سطح تصو</w:t>
+      </w:r>
+      <w:r>
+        <w:rPr>
+          <w:rFonts w:cs="B Nazanin" w:hint="cs"/>
+          <w:sz w:val="26"/>
+          <w:szCs w:val="26"/>
+          <w:rtl/>
+          <w:lang w:bidi="fa-IR"/>
+        </w:rPr>
+        <w:t>ی</w:t>
+      </w:r>
+      <w:r>
+        <w:rPr>
+          <w:rFonts w:cs="B Nazanin" w:hint="eastAsia"/>
+          <w:sz w:val="26"/>
+          <w:szCs w:val="26"/>
+          <w:rtl/>
+          <w:lang w:bidi="fa-IR"/>
+        </w:rPr>
+        <w:t>ر</w:t>
+      </w:r>
+      <w:r>
+        <w:rPr>
+          <w:rFonts w:cs="B Nazanin"/>
+          <w:sz w:val="26"/>
+          <w:szCs w:val="26"/>
+          <w:rtl/>
+          <w:lang w:bidi="fa-IR"/>
+        </w:rPr>
+        <w:t xml:space="preserve"> و نمونه تلاش کرده‌اند حساس</w:t>
+      </w:r>
+      <w:r>
+        <w:rPr>
+          <w:rFonts w:cs="B Nazanin" w:hint="cs"/>
+          <w:sz w:val="26"/>
+          <w:szCs w:val="26"/>
+          <w:rtl/>
+          <w:lang w:bidi="fa-IR"/>
+        </w:rPr>
+        <w:t>ی</w:t>
+      </w:r>
+      <w:r>
+        <w:rPr>
+          <w:rFonts w:cs="B Nazanin" w:hint="eastAsia"/>
+          <w:sz w:val="26"/>
+          <w:szCs w:val="26"/>
+          <w:rtl/>
+          <w:lang w:bidi="fa-IR"/>
+        </w:rPr>
+        <w:t>ت</w:t>
+      </w:r>
+      <w:r>
+        <w:rPr>
+          <w:rFonts w:cs="B Nazanin"/>
+          <w:sz w:val="26"/>
+          <w:szCs w:val="26"/>
+          <w:rtl/>
+          <w:lang w:bidi="fa-IR"/>
+        </w:rPr>
+        <w:t xml:space="preserve"> آشکارساز به تغ</w:t>
+      </w:r>
+      <w:r>
+        <w:rPr>
+          <w:rFonts w:cs="B Nazanin" w:hint="cs"/>
+          <w:sz w:val="26"/>
+          <w:szCs w:val="26"/>
+          <w:rtl/>
+          <w:lang w:bidi="fa-IR"/>
+        </w:rPr>
+        <w:t>یی</w:t>
+      </w:r>
+      <w:r>
+        <w:rPr>
+          <w:rFonts w:cs="B Nazanin" w:hint="eastAsia"/>
+          <w:sz w:val="26"/>
+          <w:szCs w:val="26"/>
+          <w:rtl/>
+          <w:lang w:bidi="fa-IR"/>
+        </w:rPr>
+        <w:t>ر</w:t>
+      </w:r>
+      <w:r>
+        <w:rPr>
+          <w:rFonts w:cs="B Nazanin"/>
+          <w:sz w:val="26"/>
+          <w:szCs w:val="26"/>
+          <w:rtl/>
+          <w:lang w:bidi="fa-IR"/>
+        </w:rPr>
+        <w:t xml:space="preserve"> دامنه را کاهش دهند</w:t>
+      </w:r>
+      <w:r>
+        <w:rPr>
+          <w:rFonts w:cs="B Nazanin" w:hint="cs"/>
+          <w:sz w:val="26"/>
+          <w:szCs w:val="26"/>
+          <w:rtl/>
+          <w:lang w:bidi="fa-IR"/>
+        </w:rPr>
+        <w:t xml:space="preserve"> </w:t>
+      </w:r>
+      <w:r>
+        <w:rPr>
+          <w:rFonts w:cs="B Nazanin"/>
+          <w:sz w:val="26"/>
+          <w:szCs w:val="26"/>
+          <w:rtl/>
+          <w:lang w:bidi="fa-IR"/>
+        </w:rPr>
+        <w:fldChar w:fldCharType="begin"/>
+      </w:r>
+      <w:r>
+        <w:rPr>
+          <w:rFonts w:cs="B Nazanin"/>
+          <w:sz w:val="26"/>
+          <w:szCs w:val="26"/>
+          <w:rtl/>
+          <w:lang w:bidi="fa-IR"/>
+        </w:rPr>
+        <w:instrText xml:space="preserve"> </w:instrText>
+      </w:r>
+      <w:r>
+        <w:rPr>
+          <w:rFonts w:cs="B Nazanin"/>
+          <w:sz w:val="26"/>
+          <w:szCs w:val="26"/>
+          <w:lang w:bidi="fa-IR"/>
+        </w:rPr>
+        <w:instrText>ADDIN ZOTERO_ITEM CSL_CITATION {"citationID":"d5Y2IVde","properties":{"unsorted":false,"formattedCitation":"[11]","plainCitation":"[11]","noteIndex":0},"citationItems":[{"id":5571,"uris":["http://zotero.org/users/18369786/items/I6X66MLM"],"itemData":{"id</w:instrText>
+      </w:r>
+      <w:r>
+        <w:rPr>
+          <w:rFonts w:cs="B Nazanin"/>
+          <w:sz w:val="26"/>
+          <w:szCs w:val="26"/>
+          <w:rtl/>
+          <w:lang w:bidi="fa-IR"/>
+        </w:rPr>
+        <w:instrText>":5571,"</w:instrText>
+      </w:r>
+      <w:r>
+        <w:rPr>
+          <w:rFonts w:cs="B Nazanin"/>
+          <w:sz w:val="26"/>
+          <w:szCs w:val="26"/>
+          <w:lang w:bidi="fa-IR"/>
+        </w:rPr>
+        <w:instrText>type":"paper-conference","abstract":"Object detection typically assumes that training and test data are drawn from an identical distribution, which, however, does not always hold in practice. Such a distribution mismatch will lead to a significant</w:instrText>
+      </w:r>
+      <w:r>
+        <w:rPr>
+          <w:rFonts w:cs="B Nazanin"/>
+          <w:sz w:val="26"/>
+          <w:szCs w:val="26"/>
+          <w:rtl/>
+          <w:lang w:bidi="fa-IR"/>
+        </w:rPr>
+        <w:instrText xml:space="preserve"> </w:instrText>
+      </w:r>
+      <w:r>
+        <w:rPr>
+          <w:rFonts w:cs="B Nazanin"/>
+          <w:sz w:val="26"/>
+          <w:szCs w:val="26"/>
+          <w:lang w:bidi="fa-IR"/>
+        </w:rPr>
+        <w:instrText>performance drop. In this work, we aim to improve the cross-domain robustness of object detection. We tackle the domain shift on two levels: (1) the image-level shift, such as image style, illumination, etc., and (2) the instance-level shift, such as object appearance, size, etc. We build our approach based on the recent state-of-the-art Faster R-CNN model, and design two domain adaptation components, on image level and instance level, to reduce the domain discrepancy. The two domain adaptation components are based on H-divergence theory, and are implemented by learning a domain classifier in adversarial training manner. The domain classifiers on different levels are further reinforced with a consistency regularization to learn a domain-invariant region</w:instrText>
+      </w:r>
+      <w:r>
+        <w:rPr>
+          <w:rFonts w:cs="B Nazanin"/>
+          <w:sz w:val="26"/>
+          <w:szCs w:val="26"/>
+          <w:rtl/>
+          <w:lang w:bidi="fa-IR"/>
+        </w:rPr>
+        <w:instrText xml:space="preserve"> </w:instrText>
+      </w:r>
+      <w:r>
+        <w:rPr>
+          <w:rFonts w:cs="B Nazanin"/>
+          <w:sz w:val="26"/>
+          <w:szCs w:val="26"/>
+          <w:lang w:bidi="fa-IR"/>
+        </w:rPr>
+        <w:instrText>proposal network (RPN) in the Faster R-CNN model. We evaluate our newly proposed approach using multiple datasets including Cityscapes, KITTI, SIM10K, etc. The results demonstrate the effectiveness of our proposed approach for robust object detection in various domain shift scenarios.","container-title":"2018 IEEE/CVF Conference on Computer Vision and Pattern Recognition","DOI":"10.1109/CVPR.2018.00352","event-title":"2018 IEEE/CVF Conference on Computer Vision and Pattern Recognition","ISSN":"2575-7075</w:instrText>
+      </w:r>
+      <w:r>
+        <w:rPr>
+          <w:rFonts w:cs="B Nazanin"/>
+          <w:sz w:val="26"/>
+          <w:szCs w:val="26"/>
+          <w:rtl/>
+          <w:lang w:bidi="fa-IR"/>
+        </w:rPr>
+        <w:instrText>","</w:instrText>
+      </w:r>
+      <w:r>
+        <w:rPr>
+          <w:rFonts w:cs="B Nazanin"/>
+          <w:sz w:val="26"/>
+          <w:szCs w:val="26"/>
+          <w:lang w:bidi="fa-IR"/>
+        </w:rPr>
+        <w:instrText>note":"ISSN: 2575-7075","page":"3339-3348","source":"IEEE Xplore","title":"Domain Adaptive Faster R-CNN for Object Detection in the Wild","URL":"https://ieeexplore.ieee.org/document/8578450","author":[{"family":"Chen","given":"Yuhua"},{"family":"Li","given":"Wen"},{"family":"Sakaridis","given":"Christos"},{"family":"Dai","given":"Dengxin"},{"family":"Van Gool","given":"Luc"}],"accessed":{"date-parts":[["2026",9,14]]},"issued":{"date-parts":[["2018",6]]}}}],"schema":"https://github.com/citation-style-language/schema/raw/master/csl-citation.json</w:instrText>
+      </w:r>
+      <w:r>
+        <w:rPr>
+          <w:rFonts w:cs="B Nazanin"/>
+          <w:sz w:val="26"/>
+          <w:szCs w:val="26"/>
+          <w:rtl/>
+          <w:lang w:bidi="fa-IR"/>
+        </w:rPr>
+        <w:instrText xml:space="preserve">"} </w:instrText>
+      </w:r>
+      <w:r>
+        <w:rPr>
+          <w:rFonts w:cs="B Nazanin"/>
+          <w:sz w:val="26"/>
+          <w:szCs w:val="26"/>
+          <w:rtl/>
+          <w:lang w:bidi="fa-IR"/>
+        </w:rPr>
+        <w:fldChar w:fldCharType="separate"/>
+      </w:r>
+      <w:r>
+        <w:rPr>
+          <w:rFonts w:cs="Times"/>
+          <w:sz w:val="26"/>
+          <w:lang w:bidi="fa-IR"/>
+        </w:rPr>
+        <w:t>[11]</w:t>
+      </w:r>
+      <w:r>
+        <w:rPr>
+          <w:rFonts w:cs="B Nazanin"/>
+          <w:sz w:val="26"/>
+          <w:szCs w:val="26"/>
+          <w:rtl/>
+          <w:lang w:bidi="fa-IR"/>
+        </w:rPr>
+        <w:fldChar w:fldCharType="end"/>
+      </w:r>
+      <w:r>
+        <w:rPr>
+          <w:rFonts w:cs="B Nazanin"/>
+          <w:sz w:val="26"/>
+          <w:szCs w:val="26"/>
+          <w:rtl/>
+          <w:lang w:bidi="fa-IR"/>
+        </w:rPr>
+        <w:t>. در سال‌ها</w:t>
+      </w:r>
+      <w:r>
+        <w:rPr>
+          <w:rFonts w:cs="B Nazanin" w:hint="cs"/>
+          <w:sz w:val="26"/>
+          <w:szCs w:val="26"/>
+          <w:rtl/>
+          <w:lang w:bidi="fa-IR"/>
+        </w:rPr>
+        <w:t>ی</w:t>
+      </w:r>
+      <w:r>
+        <w:rPr>
+          <w:rFonts w:cs="B Nazanin"/>
+          <w:sz w:val="26"/>
+          <w:szCs w:val="26"/>
+          <w:rtl/>
+          <w:lang w:bidi="fa-IR"/>
+        </w:rPr>
+        <w:t xml:space="preserve"> بعد، رو</w:t>
+      </w:r>
+      <w:r>
+        <w:rPr>
+          <w:rFonts w:cs="B Nazanin" w:hint="cs"/>
+          <w:sz w:val="26"/>
+          <w:szCs w:val="26"/>
+          <w:rtl/>
+          <w:lang w:bidi="fa-IR"/>
+        </w:rPr>
+        <w:t>ی</w:t>
+      </w:r>
+      <w:r>
+        <w:rPr>
+          <w:rFonts w:cs="B Nazanin" w:hint="eastAsia"/>
+          <w:sz w:val="26"/>
+          <w:szCs w:val="26"/>
+          <w:rtl/>
+          <w:lang w:bidi="fa-IR"/>
+        </w:rPr>
+        <w:t>کردها</w:t>
+      </w:r>
+      <w:r>
+        <w:rPr>
+          <w:rFonts w:cs="B Nazanin" w:hint="cs"/>
+          <w:sz w:val="26"/>
+          <w:szCs w:val="26"/>
+          <w:rtl/>
+          <w:lang w:bidi="fa-IR"/>
+        </w:rPr>
+        <w:t>ی</w:t>
+      </w:r>
+      <w:r>
+        <w:rPr>
+          <w:rFonts w:cs="B Nazanin"/>
+          <w:sz w:val="26"/>
+          <w:szCs w:val="26"/>
+          <w:rtl/>
+          <w:lang w:bidi="fa-IR"/>
+        </w:rPr>
+        <w:t xml:space="preserve"> مبتن</w:t>
+      </w:r>
+      <w:r>
+        <w:rPr>
+          <w:rFonts w:cs="B Nazanin" w:hint="cs"/>
+          <w:sz w:val="26"/>
+          <w:szCs w:val="26"/>
+          <w:rtl/>
+          <w:lang w:bidi="fa-IR"/>
+        </w:rPr>
+        <w:t>ی</w:t>
+      </w:r>
+      <w:r>
+        <w:rPr>
+          <w:rFonts w:cs="B Nazanin"/>
+          <w:sz w:val="26"/>
+          <w:szCs w:val="26"/>
+          <w:rtl/>
+          <w:lang w:bidi="fa-IR"/>
+        </w:rPr>
+        <w:t xml:space="preserve"> بر مدل معلم </w:t>
+      </w:r>
+      <w:r>
+        <w:rPr>
+          <w:rFonts w:cs="B Nazanin" w:hint="cs"/>
+          <w:sz w:val="26"/>
+          <w:szCs w:val="26"/>
+          <w:rtl/>
+          <w:lang w:bidi="fa-IR"/>
+        </w:rPr>
+        <w:t>-</w:t>
+      </w:r>
+      <w:r>
+        <w:rPr>
+          <w:rFonts w:cs="B Nazanin"/>
+          <w:sz w:val="26"/>
+          <w:szCs w:val="26"/>
+          <w:rtl/>
+          <w:lang w:bidi="fa-IR"/>
+        </w:rPr>
+        <w:t xml:space="preserve"> دانش‌آموز و شبه‌برچسب‌گذار</w:t>
+      </w:r>
+      <w:r>
+        <w:rPr>
+          <w:rFonts w:cs="B Nazanin" w:hint="cs"/>
+          <w:sz w:val="26"/>
+          <w:szCs w:val="26"/>
+          <w:rtl/>
+          <w:lang w:bidi="fa-IR"/>
+        </w:rPr>
+        <w:t>ی</w:t>
+      </w:r>
+      <w:r>
+        <w:rPr>
+          <w:rFonts w:cs="B Nazanin"/>
+          <w:sz w:val="26"/>
+          <w:szCs w:val="26"/>
+          <w:rtl/>
+          <w:lang w:bidi="fa-IR"/>
+        </w:rPr>
+        <w:t xml:space="preserve"> ن</w:t>
+      </w:r>
+      <w:r>
+        <w:rPr>
+          <w:rFonts w:cs="B Nazanin" w:hint="cs"/>
+          <w:sz w:val="26"/>
+          <w:szCs w:val="26"/>
+          <w:rtl/>
+          <w:lang w:bidi="fa-IR"/>
+        </w:rPr>
+        <w:t>ی</w:t>
+      </w:r>
+      <w:r>
+        <w:rPr>
+          <w:rFonts w:cs="B Nazanin" w:hint="eastAsia"/>
+          <w:sz w:val="26"/>
+          <w:szCs w:val="26"/>
+          <w:rtl/>
+          <w:lang w:bidi="fa-IR"/>
+        </w:rPr>
+        <w:t>ز</w:t>
+      </w:r>
+      <w:r>
+        <w:rPr>
+          <w:rFonts w:cs="B Nazanin"/>
+          <w:sz w:val="26"/>
+          <w:szCs w:val="26"/>
+          <w:rtl/>
+          <w:lang w:bidi="fa-IR"/>
+        </w:rPr>
+        <w:t xml:space="preserve"> به </w:t>
+      </w:r>
+      <w:r>
+        <w:rPr>
+          <w:rFonts w:cs="B Nazanin" w:hint="cs"/>
+          <w:sz w:val="26"/>
+          <w:szCs w:val="26"/>
+          <w:rtl/>
+          <w:lang w:bidi="fa-IR"/>
+        </w:rPr>
+        <w:t>ی</w:t>
+      </w:r>
+      <w:r>
+        <w:rPr>
+          <w:rFonts w:cs="B Nazanin" w:hint="eastAsia"/>
+          <w:sz w:val="26"/>
+          <w:szCs w:val="26"/>
+          <w:rtl/>
+          <w:lang w:bidi="fa-IR"/>
+        </w:rPr>
+        <w:t>ک</w:t>
+      </w:r>
+      <w:r>
+        <w:rPr>
+          <w:rFonts w:cs="B Nazanin" w:hint="cs"/>
+          <w:sz w:val="26"/>
+          <w:szCs w:val="26"/>
+          <w:rtl/>
+          <w:lang w:bidi="fa-IR"/>
+        </w:rPr>
+        <w:t>ی</w:t>
+      </w:r>
+      <w:r>
+        <w:rPr>
+          <w:rFonts w:cs="B Nazanin"/>
+          <w:sz w:val="26"/>
+          <w:szCs w:val="26"/>
+          <w:rtl/>
+          <w:lang w:bidi="fa-IR"/>
+        </w:rPr>
+        <w:t xml:space="preserve"> از مس</w:t>
+      </w:r>
+      <w:r>
+        <w:rPr>
+          <w:rFonts w:cs="B Nazanin" w:hint="cs"/>
+          <w:sz w:val="26"/>
+          <w:szCs w:val="26"/>
+          <w:rtl/>
+          <w:lang w:bidi="fa-IR"/>
+        </w:rPr>
+        <w:t>ی</w:t>
+      </w:r>
+      <w:r>
+        <w:rPr>
+          <w:rFonts w:cs="B Nazanin" w:hint="eastAsia"/>
+          <w:sz w:val="26"/>
+          <w:szCs w:val="26"/>
+          <w:rtl/>
+          <w:lang w:bidi="fa-IR"/>
+        </w:rPr>
+        <w:t>رها</w:t>
+      </w:r>
+      <w:r>
+        <w:rPr>
+          <w:rFonts w:cs="B Nazanin" w:hint="cs"/>
+          <w:sz w:val="26"/>
+          <w:szCs w:val="26"/>
+          <w:rtl/>
+          <w:lang w:bidi="fa-IR"/>
+        </w:rPr>
+        <w:t>ی</w:t>
+      </w:r>
+      <w:r>
+        <w:rPr>
+          <w:rFonts w:cs="B Nazanin"/>
+          <w:sz w:val="26"/>
+          <w:szCs w:val="26"/>
+          <w:rtl/>
+          <w:lang w:bidi="fa-IR"/>
+        </w:rPr>
+        <w:t xml:space="preserve"> اصل</w:t>
+      </w:r>
+      <w:r>
+        <w:rPr>
+          <w:rFonts w:cs="B Nazanin" w:hint="cs"/>
+          <w:sz w:val="26"/>
+          <w:szCs w:val="26"/>
+          <w:rtl/>
+          <w:lang w:bidi="fa-IR"/>
+        </w:rPr>
+        <w:t>ی</w:t>
+      </w:r>
+      <w:r>
+        <w:rPr>
+          <w:rFonts w:cs="B Nazanin"/>
+          <w:sz w:val="26"/>
+          <w:szCs w:val="26"/>
+          <w:rtl/>
+          <w:lang w:bidi="fa-IR"/>
+        </w:rPr>
+        <w:t xml:space="preserve"> انطباق آشکارسازها تبد</w:t>
+      </w:r>
+      <w:r>
+        <w:rPr>
+          <w:rFonts w:cs="B Nazanin" w:hint="cs"/>
+          <w:sz w:val="26"/>
+          <w:szCs w:val="26"/>
+          <w:rtl/>
+          <w:lang w:bidi="fa-IR"/>
+        </w:rPr>
+        <w:t>ی</w:t>
+      </w:r>
+      <w:r>
+        <w:rPr>
+          <w:rFonts w:cs="B Nazanin" w:hint="eastAsia"/>
+          <w:sz w:val="26"/>
+          <w:szCs w:val="26"/>
+          <w:rtl/>
+          <w:lang w:bidi="fa-IR"/>
+        </w:rPr>
+        <w:t>ل</w:t>
+      </w:r>
+      <w:r>
+        <w:rPr>
+          <w:rFonts w:cs="B Nazanin"/>
+          <w:sz w:val="26"/>
+          <w:szCs w:val="26"/>
+          <w:rtl/>
+          <w:lang w:bidi="fa-IR"/>
+        </w:rPr>
+        <w:t xml:space="preserve"> شدند. برا</w:t>
+      </w:r>
+      <w:r>
+        <w:rPr>
+          <w:rFonts w:cs="B Nazanin" w:hint="cs"/>
+          <w:sz w:val="26"/>
+          <w:szCs w:val="26"/>
+          <w:rtl/>
+          <w:lang w:bidi="fa-IR"/>
+        </w:rPr>
+        <w:t>ی</w:t>
+      </w:r>
+      <w:r>
+        <w:rPr>
+          <w:rFonts w:cs="B Nazanin"/>
+          <w:sz w:val="26"/>
+          <w:szCs w:val="26"/>
+          <w:rtl/>
+          <w:lang w:bidi="fa-IR"/>
+        </w:rPr>
+        <w:t xml:space="preserve"> مثال</w:t>
+      </w:r>
+      <w:commentRangeStart w:id="11"/>
+      <w:r>
+        <w:rPr>
+          <w:rFonts w:cs="B Nazanin"/>
+          <w:sz w:val="26"/>
+          <w:szCs w:val="26"/>
+          <w:rtl/>
+          <w:lang w:bidi="fa-IR"/>
+        </w:rPr>
+        <w:t xml:space="preserve">، </w:t>
+      </w:r>
+      <w:r>
+        <w:rPr>
+          <w:rFonts w:cs="B Nazanin"/>
+          <w:sz w:val="26"/>
+          <w:szCs w:val="26"/>
+          <w:lang w:bidi="fa-IR"/>
+        </w:rPr>
+        <w:t>Unbiased Mean Teacher</w:t>
+      </w:r>
+      <w:r>
+        <w:rPr>
+          <w:rFonts w:cs="B Nazanin"/>
+          <w:sz w:val="26"/>
+          <w:szCs w:val="26"/>
+          <w:rtl/>
+          <w:lang w:bidi="fa-IR"/>
+        </w:rPr>
+        <w:t xml:space="preserve"> و سپس روش‌ها</w:t>
+      </w:r>
+      <w:r>
+        <w:rPr>
+          <w:rFonts w:cs="B Nazanin" w:hint="cs"/>
+          <w:sz w:val="26"/>
+          <w:szCs w:val="26"/>
+          <w:rtl/>
+          <w:lang w:bidi="fa-IR"/>
+        </w:rPr>
+        <w:t>ی</w:t>
+      </w:r>
+      <w:r>
+        <w:rPr>
+          <w:rFonts w:cs="B Nazanin"/>
+          <w:sz w:val="26"/>
+          <w:szCs w:val="26"/>
+          <w:rtl/>
+          <w:lang w:bidi="fa-IR"/>
+        </w:rPr>
+        <w:t xml:space="preserve"> جد</w:t>
+      </w:r>
+      <w:r>
+        <w:rPr>
+          <w:rFonts w:cs="B Nazanin" w:hint="cs"/>
+          <w:sz w:val="26"/>
+          <w:szCs w:val="26"/>
+          <w:rtl/>
+          <w:lang w:bidi="fa-IR"/>
+        </w:rPr>
+        <w:t>ی</w:t>
+      </w:r>
+      <w:r>
+        <w:rPr>
+          <w:rFonts w:cs="B Nazanin" w:hint="eastAsia"/>
+          <w:sz w:val="26"/>
+          <w:szCs w:val="26"/>
+          <w:rtl/>
+          <w:lang w:bidi="fa-IR"/>
+        </w:rPr>
+        <w:t>دتر</w:t>
+      </w:r>
+      <w:r>
+        <w:rPr>
+          <w:rFonts w:cs="B Nazanin" w:hint="cs"/>
+          <w:sz w:val="26"/>
+          <w:szCs w:val="26"/>
+          <w:rtl/>
+          <w:lang w:bidi="fa-IR"/>
+        </w:rPr>
+        <w:t>ی</w:t>
+      </w:r>
+      <w:r>
+        <w:rPr>
+          <w:rFonts w:cs="B Nazanin"/>
+          <w:sz w:val="26"/>
+          <w:szCs w:val="26"/>
+          <w:rtl/>
+          <w:lang w:bidi="fa-IR"/>
+        </w:rPr>
+        <w:t xml:space="preserve"> مانند </w:t>
+      </w:r>
+      <w:r>
+        <w:rPr>
+          <w:rFonts w:cs="B Nazanin"/>
+          <w:sz w:val="26"/>
+          <w:szCs w:val="26"/>
+          <w:lang w:bidi="fa-IR"/>
+        </w:rPr>
+        <w:t>Contrastive Mean Teacher</w:t>
+      </w:r>
+      <w:r>
+        <w:rPr>
+          <w:rFonts w:cs="B Nazanin"/>
+          <w:sz w:val="26"/>
+          <w:szCs w:val="26"/>
+          <w:rtl/>
+          <w:lang w:bidi="fa-IR"/>
+        </w:rPr>
+        <w:t xml:space="preserve"> </w:t>
+      </w:r>
+      <w:commentRangeEnd w:id="11"/>
+      <w:r>
+        <w:rPr>
+          <w:rStyle w:val="CommentReference"/>
+          <w:rFonts w:cs="B Nazanin"/>
+          <w:sz w:val="26"/>
+          <w:szCs w:val="26"/>
+          <w:rtl/>
+          <w:lang w:bidi="fa-IR"/>
+        </w:rPr>
+        <w:commentReference w:id="11"/>
+      </w:r>
+      <w:r>
+        <w:rPr>
+          <w:rFonts w:cs="B Nazanin"/>
+          <w:sz w:val="26"/>
+          <w:szCs w:val="26"/>
+          <w:rtl/>
+          <w:lang w:bidi="fa-IR"/>
+        </w:rPr>
+        <w:t>نشان دادند که ک</w:t>
+      </w:r>
+      <w:r>
+        <w:rPr>
+          <w:rFonts w:cs="B Nazanin" w:hint="cs"/>
+          <w:sz w:val="26"/>
+          <w:szCs w:val="26"/>
+          <w:rtl/>
+          <w:lang w:bidi="fa-IR"/>
+        </w:rPr>
+        <w:t>ی</w:t>
+      </w:r>
+      <w:r>
+        <w:rPr>
+          <w:rFonts w:cs="B Nazanin" w:hint="eastAsia"/>
+          <w:sz w:val="26"/>
+          <w:szCs w:val="26"/>
+          <w:rtl/>
+          <w:lang w:bidi="fa-IR"/>
+        </w:rPr>
+        <w:t>ف</w:t>
+      </w:r>
+      <w:r>
+        <w:rPr>
+          <w:rFonts w:cs="B Nazanin" w:hint="cs"/>
+          <w:sz w:val="26"/>
+          <w:szCs w:val="26"/>
+          <w:rtl/>
+          <w:lang w:bidi="fa-IR"/>
+        </w:rPr>
+        <w:t>ی</w:t>
+      </w:r>
+      <w:r>
+        <w:rPr>
+          <w:rFonts w:cs="B Nazanin" w:hint="eastAsia"/>
+          <w:sz w:val="26"/>
+          <w:szCs w:val="26"/>
+          <w:rtl/>
+          <w:lang w:bidi="fa-IR"/>
+        </w:rPr>
+        <w:t>ت</w:t>
+      </w:r>
+      <w:r>
+        <w:rPr>
+          <w:rFonts w:cs="B Nazanin"/>
+          <w:sz w:val="26"/>
+          <w:szCs w:val="26"/>
+          <w:rtl/>
+          <w:lang w:bidi="fa-IR"/>
+        </w:rPr>
+        <w:t xml:space="preserve"> س</w:t>
+      </w:r>
+      <w:r>
+        <w:rPr>
+          <w:rFonts w:cs="B Nazanin" w:hint="cs"/>
+          <w:sz w:val="26"/>
+          <w:szCs w:val="26"/>
+          <w:rtl/>
+          <w:lang w:bidi="fa-IR"/>
+        </w:rPr>
+        <w:t>ی</w:t>
+      </w:r>
+      <w:r>
+        <w:rPr>
+          <w:rFonts w:cs="B Nazanin" w:hint="eastAsia"/>
+          <w:sz w:val="26"/>
+          <w:szCs w:val="26"/>
+          <w:rtl/>
+          <w:lang w:bidi="fa-IR"/>
+        </w:rPr>
+        <w:t>گنال‌ها</w:t>
+      </w:r>
+      <w:r>
+        <w:rPr>
+          <w:rFonts w:cs="B Nazanin" w:hint="cs"/>
+          <w:sz w:val="26"/>
+          <w:szCs w:val="26"/>
+          <w:rtl/>
+          <w:lang w:bidi="fa-IR"/>
+        </w:rPr>
+        <w:t>ی</w:t>
+      </w:r>
+      <w:r>
+        <w:rPr>
+          <w:rFonts w:cs="B Nazanin"/>
+          <w:sz w:val="26"/>
+          <w:szCs w:val="26"/>
+          <w:rtl/>
+          <w:lang w:bidi="fa-IR"/>
+        </w:rPr>
+        <w:t xml:space="preserve"> تول</w:t>
+      </w:r>
+      <w:r>
+        <w:rPr>
+          <w:rFonts w:cs="B Nazanin" w:hint="cs"/>
+          <w:sz w:val="26"/>
+          <w:szCs w:val="26"/>
+          <w:rtl/>
+          <w:lang w:bidi="fa-IR"/>
+        </w:rPr>
+        <w:t>ی</w:t>
+      </w:r>
+      <w:r>
+        <w:rPr>
+          <w:rFonts w:cs="B Nazanin" w:hint="eastAsia"/>
+          <w:sz w:val="26"/>
+          <w:szCs w:val="26"/>
+          <w:rtl/>
+          <w:lang w:bidi="fa-IR"/>
+        </w:rPr>
+        <w:t>دشده</w:t>
+      </w:r>
+      <w:r>
+        <w:rPr>
+          <w:rFonts w:cs="B Nazanin"/>
+          <w:sz w:val="26"/>
+          <w:szCs w:val="26"/>
+          <w:rtl/>
+          <w:lang w:bidi="fa-IR"/>
+        </w:rPr>
+        <w:t xml:space="preserve"> از داده </w:t>
+      </w:r>
+      <w:r>
+        <w:rPr>
+          <w:rFonts w:cs="B Nazanin" w:hint="cs"/>
+          <w:sz w:val="26"/>
+          <w:szCs w:val="26"/>
+          <w:rtl/>
+          <w:lang w:bidi="fa-IR"/>
+        </w:rPr>
+        <w:t>هدف</w:t>
+      </w:r>
+      <w:r>
+        <w:rPr>
+          <w:rFonts w:cs="B Nazanin"/>
+          <w:sz w:val="26"/>
+          <w:szCs w:val="26"/>
+          <w:rtl/>
+          <w:lang w:bidi="fa-IR"/>
+        </w:rPr>
+        <w:t xml:space="preserve"> </w:t>
+      </w:r>
+      <w:r>
+        <w:rPr>
+          <w:rFonts w:cs="B Nazanin" w:hint="cs"/>
+          <w:sz w:val="26"/>
+          <w:szCs w:val="26"/>
+          <w:rtl/>
+          <w:lang w:bidi="fa-IR"/>
+        </w:rPr>
+        <w:t>و</w:t>
+      </w:r>
+      <w:r>
+        <w:rPr>
+          <w:rFonts w:cs="B Nazanin"/>
+          <w:sz w:val="26"/>
+          <w:szCs w:val="26"/>
+          <w:rtl/>
+          <w:lang w:bidi="fa-IR"/>
+        </w:rPr>
+        <w:t xml:space="preserve"> </w:t>
+      </w:r>
+      <w:r>
+        <w:rPr>
+          <w:rFonts w:cs="B Nazanin" w:hint="cs"/>
+          <w:sz w:val="26"/>
+          <w:szCs w:val="26"/>
+          <w:rtl/>
+          <w:lang w:bidi="fa-IR"/>
+        </w:rPr>
+        <w:t>نحوه</w:t>
+      </w:r>
+      <w:r>
+        <w:rPr>
+          <w:rFonts w:cs="B Nazanin"/>
+          <w:sz w:val="26"/>
+          <w:szCs w:val="26"/>
+          <w:rtl/>
+          <w:lang w:bidi="fa-IR"/>
+        </w:rPr>
+        <w:t xml:space="preserve"> </w:t>
+      </w:r>
+      <w:r>
+        <w:rPr>
+          <w:rFonts w:cs="B Nazanin" w:hint="cs"/>
+          <w:sz w:val="26"/>
+          <w:szCs w:val="26"/>
+          <w:rtl/>
+          <w:lang w:bidi="fa-IR"/>
+        </w:rPr>
+        <w:t>انتقال</w:t>
+      </w:r>
+      <w:r>
+        <w:rPr>
+          <w:rFonts w:cs="B Nazanin"/>
+          <w:sz w:val="26"/>
+          <w:szCs w:val="26"/>
+          <w:rtl/>
+          <w:lang w:bidi="fa-IR"/>
+        </w:rPr>
+        <w:t xml:space="preserve"> </w:t>
+      </w:r>
+      <w:r>
+        <w:rPr>
+          <w:rFonts w:cs="B Nazanin" w:hint="cs"/>
+          <w:sz w:val="26"/>
+          <w:szCs w:val="26"/>
+          <w:rtl/>
+          <w:lang w:bidi="fa-IR"/>
+        </w:rPr>
+        <w:t>آن‌ها</w:t>
+      </w:r>
+      <w:r>
+        <w:rPr>
+          <w:rFonts w:cs="B Nazanin"/>
+          <w:sz w:val="26"/>
+          <w:szCs w:val="26"/>
+          <w:rtl/>
+          <w:lang w:bidi="fa-IR"/>
+        </w:rPr>
+        <w:t xml:space="preserve"> </w:t>
+      </w:r>
+      <w:r>
+        <w:rPr>
+          <w:rFonts w:cs="B Nazanin" w:hint="cs"/>
+          <w:sz w:val="26"/>
+          <w:szCs w:val="26"/>
+          <w:rtl/>
+          <w:lang w:bidi="fa-IR"/>
+        </w:rPr>
+        <w:t>از</w:t>
+      </w:r>
+      <w:r>
+        <w:rPr>
+          <w:rFonts w:cs="B Nazanin"/>
+          <w:sz w:val="26"/>
+          <w:szCs w:val="26"/>
+          <w:rtl/>
+          <w:lang w:bidi="fa-IR"/>
+        </w:rPr>
+        <w:t xml:space="preserve"> </w:t>
+      </w:r>
+      <w:r>
+        <w:rPr>
+          <w:rFonts w:cs="B Nazanin" w:hint="cs"/>
+          <w:sz w:val="26"/>
+          <w:szCs w:val="26"/>
+          <w:rtl/>
+          <w:lang w:bidi="fa-IR"/>
+        </w:rPr>
+        <w:t>مدل</w:t>
+      </w:r>
+      <w:r>
+        <w:rPr>
+          <w:rFonts w:cs="B Nazanin"/>
+          <w:sz w:val="26"/>
+          <w:szCs w:val="26"/>
+          <w:rtl/>
+          <w:lang w:bidi="fa-IR"/>
+        </w:rPr>
+        <w:t xml:space="preserve"> </w:t>
+      </w:r>
+      <w:r>
+        <w:rPr>
+          <w:rFonts w:cs="B Nazanin" w:hint="cs"/>
+          <w:sz w:val="26"/>
+          <w:szCs w:val="26"/>
+          <w:rtl/>
+          <w:lang w:bidi="fa-IR"/>
+        </w:rPr>
+        <w:t>معلم</w:t>
+      </w:r>
+      <w:r>
+        <w:rPr>
+          <w:rFonts w:cs="B Nazanin"/>
+          <w:sz w:val="26"/>
+          <w:szCs w:val="26"/>
+          <w:rtl/>
+          <w:lang w:bidi="fa-IR"/>
+        </w:rPr>
+        <w:t xml:space="preserve"> </w:t>
+      </w:r>
+      <w:r>
+        <w:rPr>
+          <w:rFonts w:cs="B Nazanin" w:hint="cs"/>
+          <w:sz w:val="26"/>
+          <w:szCs w:val="26"/>
+          <w:rtl/>
+          <w:lang w:bidi="fa-IR"/>
+        </w:rPr>
+        <w:t>به</w:t>
+      </w:r>
+      <w:r>
+        <w:rPr>
+          <w:rFonts w:cs="B Nazanin"/>
+          <w:sz w:val="26"/>
+          <w:szCs w:val="26"/>
+          <w:rtl/>
+          <w:lang w:bidi="fa-IR"/>
+        </w:rPr>
+        <w:t xml:space="preserve"> </w:t>
+      </w:r>
+      <w:r>
+        <w:rPr>
+          <w:rFonts w:cs="B Nazanin" w:hint="cs"/>
+          <w:sz w:val="26"/>
+          <w:szCs w:val="26"/>
+          <w:rtl/>
+          <w:lang w:bidi="fa-IR"/>
+        </w:rPr>
+        <w:t>دانش‌آموز،</w:t>
+      </w:r>
+      <w:r>
+        <w:rPr>
+          <w:rFonts w:cs="B Nazanin"/>
+          <w:sz w:val="26"/>
+          <w:szCs w:val="26"/>
+          <w:rtl/>
+          <w:lang w:bidi="fa-IR"/>
+        </w:rPr>
+        <w:t xml:space="preserve"> </w:t>
+      </w:r>
+      <w:r>
+        <w:rPr>
+          <w:rFonts w:cs="B Nazanin" w:hint="cs"/>
+          <w:sz w:val="26"/>
+          <w:szCs w:val="26"/>
+          <w:rtl/>
+          <w:lang w:bidi="fa-IR"/>
+        </w:rPr>
+        <w:t>نقش</w:t>
+      </w:r>
+      <w:r>
+        <w:rPr>
+          <w:rFonts w:cs="B Nazanin"/>
+          <w:sz w:val="26"/>
+          <w:szCs w:val="26"/>
+          <w:rtl/>
+          <w:lang w:bidi="fa-IR"/>
+        </w:rPr>
+        <w:t xml:space="preserve"> </w:t>
+      </w:r>
+      <w:r>
+        <w:rPr>
+          <w:rFonts w:cs="B Nazanin" w:hint="cs"/>
+          <w:sz w:val="26"/>
+          <w:szCs w:val="26"/>
+          <w:rtl/>
+          <w:lang w:bidi="fa-IR"/>
+        </w:rPr>
+        <w:t>مهمی</w:t>
+      </w:r>
+      <w:r>
+        <w:rPr>
+          <w:rFonts w:cs="B Nazanin"/>
+          <w:sz w:val="26"/>
+          <w:szCs w:val="26"/>
+          <w:rtl/>
+          <w:lang w:bidi="fa-IR"/>
+        </w:rPr>
+        <w:t xml:space="preserve"> در عملکرد آشکارسازها</w:t>
+      </w:r>
+      <w:r>
+        <w:rPr>
+          <w:rFonts w:cs="B Nazanin" w:hint="cs"/>
+          <w:sz w:val="26"/>
+          <w:szCs w:val="26"/>
+          <w:rtl/>
+          <w:lang w:bidi="fa-IR"/>
+        </w:rPr>
+        <w:t>ی</w:t>
+      </w:r>
+      <w:r>
+        <w:rPr>
+          <w:rFonts w:cs="B Nazanin"/>
+          <w:sz w:val="26"/>
+          <w:szCs w:val="26"/>
+          <w:rtl/>
+          <w:lang w:bidi="fa-IR"/>
+        </w:rPr>
+        <w:t xml:space="preserve"> تطب</w:t>
+      </w:r>
+      <w:r>
+        <w:rPr>
+          <w:rFonts w:cs="B Nazanin" w:hint="cs"/>
+          <w:sz w:val="26"/>
+          <w:szCs w:val="26"/>
+          <w:rtl/>
+          <w:lang w:bidi="fa-IR"/>
+        </w:rPr>
+        <w:t>ی</w:t>
+      </w:r>
+      <w:r>
+        <w:rPr>
+          <w:rFonts w:cs="B Nazanin" w:hint="eastAsia"/>
+          <w:sz w:val="26"/>
+          <w:szCs w:val="26"/>
+          <w:rtl/>
+          <w:lang w:bidi="fa-IR"/>
+        </w:rPr>
+        <w:t>ق‌</w:t>
+      </w:r>
+      <w:r>
+        <w:rPr>
+          <w:rFonts w:cs="B Nazanin" w:hint="cs"/>
+          <w:sz w:val="26"/>
+          <w:szCs w:val="26"/>
+          <w:rtl/>
+          <w:lang w:bidi="fa-IR"/>
+        </w:rPr>
+        <w:t>ی</w:t>
+      </w:r>
+      <w:r>
+        <w:rPr>
+          <w:rFonts w:cs="B Nazanin" w:hint="eastAsia"/>
+          <w:sz w:val="26"/>
+          <w:szCs w:val="26"/>
+          <w:rtl/>
+          <w:lang w:bidi="fa-IR"/>
+        </w:rPr>
+        <w:t>افته</w:t>
+      </w:r>
+      <w:r>
+        <w:rPr>
+          <w:rFonts w:cs="B Nazanin"/>
+          <w:sz w:val="26"/>
+          <w:szCs w:val="26"/>
+          <w:rtl/>
+          <w:lang w:bidi="fa-IR"/>
+        </w:rPr>
+        <w:t xml:space="preserve"> دارد</w:t>
+      </w:r>
+      <w:r>
+        <w:rPr>
+          <w:rFonts w:cs="B Nazanin" w:hint="cs"/>
+          <w:sz w:val="26"/>
+          <w:szCs w:val="26"/>
+          <w:rtl/>
+          <w:lang w:bidi="fa-IR"/>
+        </w:rPr>
+        <w:t xml:space="preserve"> </w:t>
+      </w:r>
+      <w:r>
+        <w:rPr>
+          <w:rFonts w:cs="B Nazanin"/>
+          <w:sz w:val="26"/>
+          <w:szCs w:val="26"/>
+          <w:rtl/>
+          <w:lang w:bidi="fa-IR"/>
+        </w:rPr>
+        <w:fldChar w:fldCharType="begin"/>
+      </w:r>
+      <w:r>
+        <w:rPr>
+          <w:rFonts w:cs="B Nazanin"/>
+          <w:sz w:val="26"/>
+          <w:szCs w:val="26"/>
+          <w:rtl/>
+          <w:lang w:bidi="fa-IR"/>
+        </w:rPr>
+        <w:instrText xml:space="preserve"> </w:instrText>
+      </w:r>
+      <w:r>
+        <w:rPr>
+          <w:rFonts w:cs="B Nazanin"/>
+          <w:sz w:val="26"/>
+          <w:szCs w:val="26"/>
+          <w:lang w:bidi="fa-IR"/>
+        </w:rPr>
+        <w:instrText>ADDIN ZOTERO_ITEM CSL_CITATION {"citationID":"U0W7yp0M","properties":{"unsorted":false,"formattedCitation":"[6], [12]","plainCitation":"[6], [12]","noteIndex":0},"citationItems":[{"id":5561,"uris":["http://zotero.org/users/18369786/items/L4QWQT3M"],"itemData":{"id":5561,"type":"paper-conference","abstract":"Object detectors often suffer from the domain gap between training (source domain) and real-world applications (target domain). Mean-teacher self-training is a powerful paradigm in unsupervised domain</w:instrText>
+      </w:r>
+      <w:r>
+        <w:rPr>
+          <w:rFonts w:cs="B Nazanin"/>
+          <w:sz w:val="26"/>
+          <w:szCs w:val="26"/>
+          <w:rtl/>
+          <w:lang w:bidi="fa-IR"/>
+        </w:rPr>
+        <w:instrText xml:space="preserve"> </w:instrText>
+      </w:r>
+      <w:r>
+        <w:rPr>
+          <w:rFonts w:cs="B Nazanin"/>
+          <w:sz w:val="26"/>
+          <w:szCs w:val="26"/>
+          <w:lang w:bidi="fa-IR"/>
+        </w:rPr>
+        <w:instrText>adaptation for object detection, but it struggles with low-quality pseudo-labels. In this work, we identify the intriguing alignment and synergy between mean-teacher self-training and contrastive learning. Motivated by this, we propose Contrastive Mean Teacher (CMT) - a unified, general-purpose framework with the two paradigms naturally integrated to maximize beneficial learning signals. Instead of using pseudo-labels solely for final predictions, our strategy extracts object-level features using pseudo</w:instrText>
+      </w:r>
+      <w:r>
+        <w:rPr>
+          <w:rFonts w:cs="B Nazanin"/>
+          <w:sz w:val="26"/>
+          <w:szCs w:val="26"/>
+          <w:rtl/>
+          <w:lang w:bidi="fa-IR"/>
+        </w:rPr>
+        <w:instrText>-</w:instrText>
+      </w:r>
+      <w:r>
+        <w:rPr>
+          <w:rFonts w:cs="B Nazanin"/>
+          <w:sz w:val="26"/>
+          <w:szCs w:val="26"/>
+          <w:lang w:bidi="fa-IR"/>
+        </w:rPr>
+        <w:instrText>labels and optimizes them via contrastive learning, without requiring labels in the target domain. When combined with recent mean-teacher self-training methods, CMT leads to new state-of-the-art target-domain performance: 51.9% mAP on Foggy Cityscapes, outperforming the previously best by 2.1% mAP. Notably, CMT can stabilize performance and provide more significant gains as pseudo-label noise increases.","container-title":"2023 IEEE/CVF Conference on Computer Vision and Pattern Recognition (CVPR)","DOI</w:instrText>
+      </w:r>
+      <w:r>
+        <w:rPr>
+          <w:rFonts w:cs="B Nazanin"/>
+          <w:sz w:val="26"/>
+          <w:szCs w:val="26"/>
+          <w:rtl/>
+          <w:lang w:bidi="fa-IR"/>
+        </w:rPr>
+        <w:instrText>":"10.1109/</w:instrText>
+      </w:r>
+      <w:r>
+        <w:rPr>
+          <w:rFonts w:cs="B Nazanin"/>
+          <w:sz w:val="26"/>
+          <w:szCs w:val="26"/>
+          <w:lang w:bidi="fa-IR"/>
+        </w:rPr>
+        <w:instrText>CVPR52729.2023.02283","event-title":"2023 IEEE/CVF Conference on Computer Vision and Pattern Recognition (CVPR)","ISSN":"2575-7075","note":"ISSN: 2575-7075","page":"23839-23848","source":"IEEE Xplore","title":"Contrastive Mean Teacher for Domain Adaptive Object Detectors","URL":"https://ieeexplore.ieee.org/document/10204157","author":[{"family":"Cao","given":"Shengcao"},{"family":"Joshi","given":"Dhiraj"},{"family":"Gui","given":"Liang-Yan"},{"family":"Wang","given":"Yu-Xiong"}],"accessed":{"date</w:instrText>
+      </w:r>
+      <w:r>
+        <w:rPr>
+          <w:rFonts w:cs="B Nazanin"/>
+          <w:sz w:val="26"/>
+          <w:szCs w:val="26"/>
+          <w:rtl/>
+          <w:lang w:bidi="fa-IR"/>
+        </w:rPr>
+        <w:instrText>-</w:instrText>
+      </w:r>
+      <w:r>
+        <w:rPr>
+          <w:rFonts w:cs="B Nazanin"/>
+          <w:sz w:val="26"/>
+          <w:szCs w:val="26"/>
+          <w:lang w:bidi="fa-IR"/>
+        </w:rPr>
+        <w:instrText>parts</w:instrText>
+      </w:r>
+      <w:r>
+        <w:rPr>
+          <w:rFonts w:cs="B Nazanin"/>
+          <w:sz w:val="26"/>
+          <w:szCs w:val="26"/>
+          <w:rtl/>
+          <w:lang w:bidi="fa-IR"/>
+        </w:rPr>
+        <w:instrText>":[["2026",9,13]]},"</w:instrText>
+      </w:r>
+      <w:r>
+        <w:rPr>
+          <w:rFonts w:cs="B Nazanin"/>
+          <w:sz w:val="26"/>
+          <w:szCs w:val="26"/>
+          <w:lang w:bidi="fa-IR"/>
+        </w:rPr>
+        <w:instrText>issued":{"date-parts":[["2023",6]]}}},{"id":5573,"uris":["http://zotero.org/users/18369786/items/DGI9LFT7"],"itemData":{"id":5573,"type":"paper-conference","abstract":"Cross-domain object detection is challenging, because object detection model is often vulnerable to data variance, especially to the considerable domain shift between two distinctive domains. In this paper, we propose a new Unbiased Mean Teacher (UMT) model for cross-domain object detection. We reveal that there often exists a considerable model bias for the simple mean teacher (MT) model in cross-domain scenarios, and eliminate the model bias with several simple yet highly effective strategies. In particular, for the teacher model, we propose a cross-domain distillation method for MT to maximally exploit the expertise of the teacher model. Moreover, for the student model, we alleviate its bias by augmenting training samples with pixel-level adaptation. Finally, for the teaching process, we employ an out-of-distribution estimation strategy to select samples that most fit the current model to further enhance the cross-domain distillation process. By tackling the model bias issue with these strategies, our UMT model achieves mAPs of 44.1%, 58.1%, 41.7%, and 43.1% on benchmark datasets Clipart1k, Watercolor2k, Foggy Cityscapes, and Cityscapes, respectively, which outperforms the existing state-of-the-art results in notable margins. Our implementation is available at https://github.com/kinredon/umt.","container-title</w:instrText>
+      </w:r>
+      <w:r>
+        <w:rPr>
+          <w:rFonts w:cs="B Nazanin"/>
+          <w:sz w:val="26"/>
+          <w:szCs w:val="26"/>
+          <w:rtl/>
+          <w:lang w:bidi="fa-IR"/>
+        </w:rPr>
+        <w:instrText xml:space="preserve">":"2021 </w:instrText>
+      </w:r>
+      <w:r>
+        <w:rPr>
+          <w:rFonts w:cs="B Nazanin"/>
+          <w:sz w:val="26"/>
+          <w:szCs w:val="26"/>
+          <w:lang w:bidi="fa-IR"/>
+        </w:rPr>
+        <w:instrText>IEEE/CVF Conference on Computer Vision and Pattern Recognition (CVPR)","DOI":"10.1109/CVPR46437.2021.00408","event-title":"2021 IEEE/CVF Conference on Computer Vision and Pattern Recognition (CVPR)","ISSN":"2575-7075","note":"ISSN: 2575-7075","page</w:instrText>
+      </w:r>
+      <w:r>
+        <w:rPr>
+          <w:rFonts w:cs="B Nazanin"/>
+          <w:sz w:val="26"/>
+          <w:szCs w:val="26"/>
+          <w:rtl/>
+          <w:lang w:bidi="fa-IR"/>
+        </w:rPr>
+        <w:instrText>":"4089-4099","</w:instrText>
+      </w:r>
+      <w:r>
+        <w:rPr>
+          <w:rFonts w:cs="B Nazanin"/>
+          <w:sz w:val="26"/>
+          <w:szCs w:val="26"/>
+          <w:lang w:bidi="fa-IR"/>
+        </w:rPr>
+        <w:instrText>source":"IEEE Xplore","title":"Unbiased Mean Teacher for Cross-domain Object Detection","URL":"https://ieeexplore.ieee.org/document/9578607","author":[{"family":"Deng","given":"Jinhong"},{"family":"Li","given":"Wen"},{"family":"Chen","given</w:instrText>
+      </w:r>
+      <w:r>
+        <w:rPr>
+          <w:rFonts w:cs="B Nazanin"/>
+          <w:sz w:val="26"/>
+          <w:szCs w:val="26"/>
+          <w:rtl/>
+          <w:lang w:bidi="fa-IR"/>
+        </w:rPr>
+        <w:instrText>":"</w:instrText>
+      </w:r>
+      <w:r>
+        <w:rPr>
+          <w:rFonts w:cs="B Nazanin"/>
+          <w:sz w:val="26"/>
+          <w:szCs w:val="26"/>
+          <w:lang w:bidi="fa-IR"/>
+        </w:rPr>
+        <w:instrText>Yuhua"},{"family":"Duan","given":"Lixin"}],"accessed":{"date-parts":[["2026",9,14]]},"issued":{"date-parts":[["2021",6]]}}}],"schema":"https://github.com/citation-style-language/schema/raw/master/csl-citation.json</w:instrText>
+      </w:r>
+      <w:r>
+        <w:rPr>
+          <w:rFonts w:cs="B Nazanin"/>
+          <w:sz w:val="26"/>
+          <w:szCs w:val="26"/>
+          <w:rtl/>
+          <w:lang w:bidi="fa-IR"/>
+        </w:rPr>
+        <w:instrText xml:space="preserve">"} </w:instrText>
+      </w:r>
+      <w:r>
+        <w:rPr>
+          <w:rFonts w:cs="B Nazanin"/>
+          <w:sz w:val="26"/>
+          <w:szCs w:val="26"/>
+          <w:rtl/>
+          <w:lang w:bidi="fa-IR"/>
+        </w:rPr>
+        <w:fldChar w:fldCharType="separate"/>
+      </w:r>
+      <w:r>
+        <w:rPr>
+          <w:rFonts w:cs="Times"/>
+          <w:sz w:val="26"/>
+          <w:lang w:bidi="fa-IR"/>
+        </w:rPr>
+        <w:t>[6], [12]</w:t>
+      </w:r>
+      <w:r>
+        <w:rPr>
+          <w:rFonts w:cs="B Nazanin"/>
+          <w:sz w:val="26"/>
+          <w:szCs w:val="26"/>
+          <w:rtl/>
+          <w:lang w:bidi="fa-IR"/>
+        </w:rPr>
+        <w:fldChar w:fldCharType="end"/>
+      </w:r>
+      <w:r>
+        <w:rPr>
+          <w:rFonts w:cs="B Nazanin"/>
+          <w:sz w:val="26"/>
+          <w:szCs w:val="26"/>
+          <w:rtl/>
+          <w:lang w:bidi="fa-IR"/>
+        </w:rPr>
+        <w:t>.</w:t>
+      </w:r>
+    </w:p>
+    <w:p>
+      <w:pPr>
+        <w:jc w:val="lowKashida"/>
+        <w:rPr>
+          <w:rFonts w:cs="B Nazanin"/>
+          <w:sz w:val="26"/>
+          <w:szCs w:val="26"/>
+          <w:rtl/>
+          <w:lang w:bidi="fa-IR"/>
+        </w:rPr>
+      </w:pPr>
+      <w:r>
+        <w:rPr>
+          <w:rFonts w:cs="B Nazanin"/>
+          <w:sz w:val="26"/>
+          <w:szCs w:val="26"/>
+          <w:rtl/>
+          <w:lang w:bidi="fa-IR"/>
+        </w:rPr>
+        <w:t xml:space="preserve">با وجود این پیشرفت‌ها، </w:t>
+      </w:r>
+      <w:r>
+        <w:rPr>
+          <w:rFonts w:cs="B Nazanin"/>
+          <w:sz w:val="26"/>
+          <w:szCs w:val="26"/>
+          <w:lang w:bidi="fa-IR"/>
+        </w:rPr>
+        <w:t>UDA</w:t>
+      </w:r>
+      <w:r>
+        <w:rPr>
+          <w:rFonts w:cs="B Nazanin"/>
+          <w:sz w:val="26"/>
+          <w:szCs w:val="26"/>
+          <w:rtl/>
+          <w:lang w:bidi="fa-IR"/>
+        </w:rPr>
+        <w:t xml:space="preserve"> کلاسیک یک پیش‌فرض مهم دارد: در زمان انطباق، داده‌های دامنه</w:t>
+      </w:r>
+      <w:r>
+        <w:rPr>
+          <w:rFonts w:ascii="Times New Roman" w:hAnsi="Times New Roman" w:cs="Times New Roman" w:hint="cs"/>
+          <w:sz w:val="26"/>
+          <w:szCs w:val="26"/>
+          <w:rtl/>
+          <w:lang w:bidi="fa-IR"/>
+        </w:rPr>
+        <w:t xml:space="preserve"> </w:t>
+      </w:r>
+      <w:r>
+        <w:rPr>
+          <w:rFonts w:cs="B Nazanin" w:hint="cs"/>
+          <w:sz w:val="26"/>
+          <w:szCs w:val="26"/>
+          <w:rtl/>
+          <w:lang w:bidi="fa-IR"/>
+        </w:rPr>
+        <w:t>مبدأ</w:t>
+      </w:r>
+      <w:r>
+        <w:rPr>
+          <w:rFonts w:cs="B Nazanin"/>
+          <w:sz w:val="26"/>
+          <w:szCs w:val="26"/>
+          <w:rtl/>
+          <w:lang w:bidi="fa-IR"/>
+        </w:rPr>
+        <w:t xml:space="preserve"> </w:t>
+      </w:r>
+      <w:r>
+        <w:rPr>
+          <w:rFonts w:cs="B Nazanin" w:hint="cs"/>
+          <w:sz w:val="26"/>
+          <w:szCs w:val="26"/>
+          <w:rtl/>
+          <w:lang w:bidi="fa-IR"/>
+        </w:rPr>
+        <w:t>با</w:t>
+      </w:r>
+      <w:r>
+        <w:rPr>
+          <w:rFonts w:cs="B Nazanin"/>
+          <w:sz w:val="26"/>
+          <w:szCs w:val="26"/>
+          <w:rtl/>
+          <w:lang w:bidi="fa-IR"/>
+        </w:rPr>
+        <w:t xml:space="preserve">ید همچنان قابل دسترس باشند تا بتوان از آن‌ها همراه با داده‌های هدف استفاده کرد. این پیش‌فرض در بسیاری از کاربردهای واقعی برقرار نیست. داده‌های مبدأ ممکن است به دلیل الزامات حریم خصوصی، مالکیت داده، محدودیت انتقال اطلاعات، هزینه ذخیره‌سازی یا حجم بالا در محل استقرار مدل در دسترس نباشند. به‌عنوان نمونه، داده </w:t>
+      </w:r>
+      <w:r>
+        <w:rPr>
+          <w:rFonts w:cs="B Nazanin" w:hint="cs"/>
+          <w:sz w:val="26"/>
+          <w:szCs w:val="26"/>
+          <w:rtl/>
+          <w:lang w:bidi="fa-IR"/>
+        </w:rPr>
+        <w:t>مورد</w:t>
+      </w:r>
+      <w:r>
+        <w:rPr>
+          <w:rFonts w:cs="B Nazanin"/>
+          <w:sz w:val="26"/>
+          <w:szCs w:val="26"/>
+          <w:rtl/>
+          <w:lang w:bidi="fa-IR"/>
+        </w:rPr>
+        <w:t xml:space="preserve"> </w:t>
+      </w:r>
+      <w:r>
+        <w:rPr>
+          <w:rFonts w:cs="B Nazanin" w:hint="cs"/>
+          <w:sz w:val="26"/>
+          <w:szCs w:val="26"/>
+          <w:rtl/>
+          <w:lang w:bidi="fa-IR"/>
+        </w:rPr>
+        <w:t>استفاده</w:t>
+      </w:r>
+      <w:r>
+        <w:rPr>
+          <w:rFonts w:cs="B Nazanin"/>
+          <w:sz w:val="26"/>
+          <w:szCs w:val="26"/>
+          <w:rtl/>
+          <w:lang w:bidi="fa-IR"/>
+        </w:rPr>
+        <w:t xml:space="preserve"> </w:t>
+      </w:r>
+      <w:r>
+        <w:rPr>
+          <w:rFonts w:cs="B Nazanin" w:hint="cs"/>
+          <w:sz w:val="26"/>
+          <w:szCs w:val="26"/>
+          <w:rtl/>
+          <w:lang w:bidi="fa-IR"/>
+        </w:rPr>
+        <w:t>برا</w:t>
+      </w:r>
+      <w:r>
+        <w:rPr>
+          <w:rFonts w:cs="B Nazanin"/>
+          <w:sz w:val="26"/>
+          <w:szCs w:val="26"/>
+          <w:rtl/>
+          <w:lang w:bidi="fa-IR"/>
+        </w:rPr>
+        <w:t>ی آموزش یک سامانه می‌تواند متعلق به یک سازمان یا شبیه‌ساز اختصاصی باشد و تنها وزن‌های مدل آموزش‌دیده در اختیار سیستم مقصد قرار گیرند.</w:t>
+      </w:r>
+    </w:p>
+    <w:p>
+      <w:pPr>
+        <w:jc w:val="lowKashida"/>
+        <w:rPr>
+          <w:rFonts w:cs="B Nazanin"/>
+          <w:sz w:val="26"/>
+          <w:szCs w:val="26"/>
+          <w:rtl/>
+          <w:lang w:bidi="fa-IR"/>
+        </w:rPr>
+      </w:pPr>
+      <w:r>
+        <w:rPr>
+          <w:rFonts w:cs="B Nazanin"/>
+          <w:sz w:val="26"/>
+          <w:szCs w:val="26"/>
+          <w:rtl/>
+          <w:lang w:bidi="fa-IR"/>
+        </w:rPr>
+        <w:t>همین محدودیت سبب شکل‌گیری پارادایم انطباق دامنه</w:t>
+      </w:r>
+      <w:r>
+        <w:rPr>
+          <w:rFonts w:ascii="Times New Roman" w:hAnsi="Times New Roman" w:cs="Times New Roman" w:hint="cs"/>
+          <w:sz w:val="26"/>
+          <w:szCs w:val="26"/>
+          <w:rtl/>
+          <w:lang w:bidi="fa-IR"/>
+        </w:rPr>
+        <w:t xml:space="preserve"> </w:t>
+      </w:r>
+      <w:r>
+        <w:rPr>
+          <w:rFonts w:cs="B Nazanin"/>
+          <w:sz w:val="26"/>
+          <w:szCs w:val="26"/>
+          <w:rtl/>
+          <w:lang w:bidi="fa-IR"/>
+        </w:rPr>
+        <w:t xml:space="preserve"> </w:t>
+      </w:r>
+      <w:r>
+        <w:rPr>
+          <w:rFonts w:cs="B Nazanin" w:hint="cs"/>
+          <w:sz w:val="26"/>
+          <w:szCs w:val="26"/>
+          <w:rtl/>
+          <w:lang w:bidi="fa-IR"/>
+        </w:rPr>
+        <w:t>بدون</w:t>
+      </w:r>
+      <w:r>
+        <w:rPr>
+          <w:rFonts w:cs="B Nazanin"/>
+          <w:sz w:val="26"/>
+          <w:szCs w:val="26"/>
+          <w:rtl/>
+          <w:lang w:bidi="fa-IR"/>
+        </w:rPr>
+        <w:t xml:space="preserve"> </w:t>
+      </w:r>
+      <w:r>
+        <w:rPr>
+          <w:rFonts w:cs="B Nazanin" w:hint="cs"/>
+          <w:sz w:val="26"/>
+          <w:szCs w:val="26"/>
+          <w:rtl/>
+          <w:lang w:bidi="fa-IR"/>
+        </w:rPr>
+        <w:t>منبع</w:t>
+      </w:r>
+      <w:r>
+        <w:rPr>
+          <w:rFonts w:cs="B Nazanin"/>
+          <w:sz w:val="26"/>
+          <w:szCs w:val="26"/>
+          <w:rtl/>
+          <w:lang w:bidi="fa-IR"/>
+        </w:rPr>
+        <w:t xml:space="preserve"> یا </w:t>
+      </w:r>
+      <w:r>
+        <w:rPr>
+          <w:rFonts w:cs="B Nazanin"/>
+          <w:sz w:val="26"/>
+          <w:szCs w:val="26"/>
+          <w:lang w:bidi="fa-IR"/>
+        </w:rPr>
+        <w:t>SFDA</w:t>
+      </w:r>
+      <w:r>
+        <w:rPr>
+          <w:rFonts w:cs="B Nazanin"/>
+          <w:sz w:val="26"/>
+          <w:szCs w:val="26"/>
+          <w:rtl/>
+          <w:lang w:bidi="fa-IR"/>
+        </w:rPr>
+        <w:t xml:space="preserve"> شده است. در </w:t>
+      </w:r>
+      <w:r>
+        <w:rPr>
+          <w:rFonts w:cs="B Nazanin"/>
+          <w:sz w:val="26"/>
+          <w:szCs w:val="26"/>
+          <w:lang w:bidi="fa-IR"/>
+        </w:rPr>
+        <w:t>SFDA</w:t>
+      </w:r>
+      <w:r>
+        <w:rPr>
+          <w:rFonts w:cs="B Nazanin"/>
+          <w:sz w:val="26"/>
+          <w:szCs w:val="26"/>
+          <w:rtl/>
+          <w:lang w:bidi="fa-IR"/>
+        </w:rPr>
+        <w:t xml:space="preserve">، در مرحله </w:t>
+      </w:r>
+      <w:r>
+        <w:rPr>
+          <w:rFonts w:cs="B Nazanin" w:hint="cs"/>
+          <w:sz w:val="26"/>
+          <w:szCs w:val="26"/>
+          <w:rtl/>
+          <w:lang w:bidi="fa-IR"/>
+        </w:rPr>
+        <w:t>انطباق،</w:t>
+      </w:r>
+      <w:r>
+        <w:rPr>
+          <w:rFonts w:cs="B Nazanin"/>
+          <w:sz w:val="26"/>
+          <w:szCs w:val="26"/>
+          <w:rtl/>
+          <w:lang w:bidi="fa-IR"/>
+        </w:rPr>
+        <w:t xml:space="preserve"> </w:t>
+      </w:r>
+      <w:r>
+        <w:rPr>
+          <w:rFonts w:cs="B Nazanin" w:hint="cs"/>
+          <w:sz w:val="26"/>
+          <w:szCs w:val="26"/>
+          <w:rtl/>
+          <w:lang w:bidi="fa-IR"/>
+        </w:rPr>
+        <w:t>داده‌ها</w:t>
+      </w:r>
+      <w:r>
+        <w:rPr>
+          <w:rFonts w:cs="B Nazanin"/>
+          <w:sz w:val="26"/>
+          <w:szCs w:val="26"/>
+          <w:rtl/>
+          <w:lang w:bidi="fa-IR"/>
+        </w:rPr>
+        <w:t xml:space="preserve">ی اصلی مبدأ در اختیار الگوریتم نیستند و تنها مدل از پیش آموزش‌دیده و داده‌های بدون برچسب دامنه </w:t>
+      </w:r>
+      <w:r>
+        <w:rPr>
+          <w:rFonts w:cs="B Nazanin" w:hint="cs"/>
+          <w:sz w:val="26"/>
+          <w:szCs w:val="26"/>
+          <w:rtl/>
+          <w:lang w:bidi="fa-IR"/>
+        </w:rPr>
+        <w:t>هدف</w:t>
+      </w:r>
+      <w:r>
+        <w:rPr>
+          <w:rFonts w:cs="B Nazanin"/>
+          <w:sz w:val="26"/>
+          <w:szCs w:val="26"/>
+          <w:rtl/>
+          <w:lang w:bidi="fa-IR"/>
+        </w:rPr>
+        <w:t xml:space="preserve"> </w:t>
+      </w:r>
+      <w:r>
+        <w:rPr>
+          <w:rFonts w:cs="B Nazanin" w:hint="cs"/>
+          <w:sz w:val="26"/>
+          <w:szCs w:val="26"/>
+          <w:rtl/>
+          <w:lang w:bidi="fa-IR"/>
+        </w:rPr>
+        <w:t>در</w:t>
+      </w:r>
+      <w:r>
+        <w:rPr>
+          <w:rFonts w:cs="B Nazanin"/>
+          <w:sz w:val="26"/>
+          <w:szCs w:val="26"/>
+          <w:rtl/>
+          <w:lang w:bidi="fa-IR"/>
+        </w:rPr>
+        <w:t xml:space="preserve"> </w:t>
+      </w:r>
+      <w:r>
+        <w:rPr>
+          <w:rFonts w:cs="B Nazanin" w:hint="cs"/>
+          <w:sz w:val="26"/>
+          <w:szCs w:val="26"/>
+          <w:rtl/>
+          <w:lang w:bidi="fa-IR"/>
+        </w:rPr>
+        <w:t>دسترس‌اند</w:t>
+      </w:r>
+      <w:r>
+        <w:rPr>
+          <w:rFonts w:cs="B Nazanin"/>
+          <w:sz w:val="26"/>
+          <w:szCs w:val="26"/>
+          <w:rtl/>
+          <w:lang w:bidi="fa-IR"/>
+        </w:rPr>
+        <w:t xml:space="preserve">. </w:t>
+      </w:r>
+      <w:r>
+        <w:rPr>
+          <w:rFonts w:cs="B Nazanin" w:hint="cs"/>
+          <w:sz w:val="26"/>
+          <w:szCs w:val="26"/>
+          <w:rtl/>
+          <w:lang w:bidi="fa-IR"/>
+        </w:rPr>
+        <w:t>روش</w:t>
+      </w:r>
+      <w:r>
+        <w:rPr>
+          <w:rFonts w:cs="B Nazanin"/>
+          <w:sz w:val="26"/>
+          <w:szCs w:val="26"/>
+          <w:rtl/>
+          <w:lang w:bidi="fa-IR"/>
+        </w:rPr>
+        <w:t xml:space="preserve"> </w:t>
+      </w:r>
+      <w:r>
+        <w:rPr>
+          <w:rFonts w:cs="B Nazanin"/>
+          <w:sz w:val="26"/>
+          <w:szCs w:val="26"/>
+          <w:lang w:bidi="fa-IR"/>
+        </w:rPr>
+        <w:t>SHOT</w:t>
+      </w:r>
+      <w:r>
+        <w:rPr>
+          <w:rFonts w:cs="B Nazanin"/>
+          <w:sz w:val="26"/>
+          <w:szCs w:val="26"/>
+          <w:rtl/>
+          <w:lang w:bidi="fa-IR"/>
+        </w:rPr>
+        <w:t xml:space="preserve"> از نخستین نمونه‌های مهم این مسیر است که نشان داد می‌توان بدون دسترسی مجدد به داده‌های مبدأ و تنها با استفاده از </w:t>
+      </w:r>
+      <w:commentRangeStart w:id="12"/>
+      <w:r>
+        <w:rPr>
+          <w:rFonts w:cs="B Nazanin"/>
+          <w:sz w:val="26"/>
+          <w:szCs w:val="26"/>
+          <w:rtl/>
+          <w:lang w:bidi="fa-IR"/>
+        </w:rPr>
+        <w:t xml:space="preserve">فرضیه </w:t>
+      </w:r>
+      <w:commentRangeEnd w:id="12"/>
+      <w:r>
+        <w:rPr>
+          <w:rStyle w:val="CommentReference"/>
+          <w:rFonts w:cs="B Nazanin"/>
+          <w:sz w:val="26"/>
+          <w:szCs w:val="26"/>
+          <w:rtl/>
+          <w:lang w:bidi="fa-IR"/>
+        </w:rPr>
+        <w:commentReference w:id="12"/>
+      </w:r>
+      <w:r>
+        <w:rPr>
+          <w:rFonts w:cs="B Nazanin"/>
+          <w:sz w:val="26"/>
+          <w:szCs w:val="26"/>
+          <w:rtl/>
+          <w:lang w:bidi="fa-IR"/>
+        </w:rPr>
+        <w:t xml:space="preserve">یا مدل آموزش‌دیده مبدأ، بازنمایی داده‌های هدف را تطبیق داد </w:t>
+      </w:r>
+      <w:r>
+        <w:rPr>
+          <w:rFonts w:cs="B Nazanin"/>
+          <w:sz w:val="26"/>
+          <w:szCs w:val="26"/>
+          <w:rtl/>
+          <w:lang w:bidi="fa-IR"/>
+        </w:rPr>
+        <w:fldChar w:fldCharType="begin"/>
+      </w:r>
+      <w:r>
+        <w:rPr>
+          <w:rFonts w:cs="B Nazanin"/>
+          <w:sz w:val="26"/>
+          <w:szCs w:val="26"/>
+          <w:rtl/>
+          <w:lang w:bidi="fa-IR"/>
+        </w:rPr>
+        <w:instrText xml:space="preserve"> </w:instrText>
+      </w:r>
+      <w:r>
+        <w:rPr>
+          <w:rFonts w:cs="B Nazanin"/>
+          <w:sz w:val="26"/>
+          <w:szCs w:val="26"/>
+          <w:lang w:bidi="fa-IR"/>
+        </w:rPr>
+        <w:instrText>ADDIN ZOTERO_ITEM CSL_CITATION {"citationID":"ruvzmlRx","properties":{"unsorted":false,"formattedCitation":"[13]","plainCitation":"[13]","noteIndex":0},"citationItems":[{"id":5575,"uris":["http://zotero.org/users/18369786/items/9S55Y4PW"],"itemData":{"id</w:instrText>
+      </w:r>
+      <w:r>
+        <w:rPr>
+          <w:rFonts w:cs="B Nazanin"/>
+          <w:sz w:val="26"/>
+          <w:szCs w:val="26"/>
+          <w:rtl/>
+          <w:lang w:bidi="fa-IR"/>
+        </w:rPr>
+        <w:instrText>":5575,"</w:instrText>
+      </w:r>
+      <w:r>
+        <w:rPr>
+          <w:rFonts w:cs="B Nazanin"/>
+          <w:sz w:val="26"/>
+          <w:szCs w:val="26"/>
+          <w:lang w:bidi="fa-IR"/>
+        </w:rPr>
+        <w:instrText>type":"webpage","title":"Do We Really Need to Access the Source Data? Source Hypothesis Transfer for Unsupervised Domain Adaptation","URL":"https://proceedings.mlr.press/v119/liang20a.html","accessed":{"date-parts</w:instrText>
+      </w:r>
+      <w:r>
+        <w:rPr>
+          <w:rFonts w:cs="B Nazanin"/>
+          <w:sz w:val="26"/>
+          <w:szCs w:val="26"/>
+          <w:rtl/>
+          <w:lang w:bidi="fa-IR"/>
+        </w:rPr>
+        <w:instrText>":[["2026",9,14]]</w:instrText>
+      </w:r>
+      <w:r>
+        <w:rPr>
+          <w:rFonts w:cs="B Nazanin"/>
+          <w:sz w:val="26"/>
+          <w:szCs w:val="26"/>
+          <w:lang w:bidi="fa-IR"/>
+        </w:rPr>
+        <w:instrText>}}}],"schema":"https://github.com/citation-style-language/schema/raw/master/csl-citation.json</w:instrText>
+      </w:r>
+      <w:r>
+        <w:rPr>
+          <w:rFonts w:cs="B Nazanin"/>
+          <w:sz w:val="26"/>
+          <w:szCs w:val="26"/>
+          <w:rtl/>
+          <w:lang w:bidi="fa-IR"/>
+        </w:rPr>
+        <w:instrText xml:space="preserve">"} </w:instrText>
+      </w:r>
+      <w:r>
+        <w:rPr>
+          <w:rFonts w:cs="B Nazanin"/>
+          <w:sz w:val="26"/>
+          <w:szCs w:val="26"/>
+          <w:rtl/>
+          <w:lang w:bidi="fa-IR"/>
+        </w:rPr>
+        <w:fldChar w:fldCharType="separate"/>
+      </w:r>
+      <w:r>
+        <w:rPr>
+          <w:rFonts w:cs="Times"/>
+          <w:sz w:val="26"/>
+          <w:lang w:bidi="fa-IR"/>
+        </w:rPr>
+        <w:t>[13]</w:t>
+      </w:r>
+      <w:r>
+        <w:rPr>
+          <w:rFonts w:cs="B Nazanin"/>
+          <w:sz w:val="26"/>
+          <w:szCs w:val="26"/>
+          <w:rtl/>
+          <w:lang w:bidi="fa-IR"/>
+        </w:rPr>
+        <w:fldChar w:fldCharType="end"/>
+      </w:r>
+      <w:r>
+        <w:rPr>
+          <w:rFonts w:cs="B Nazanin"/>
+          <w:sz w:val="26"/>
+          <w:szCs w:val="26"/>
+          <w:rtl/>
+          <w:lang w:bidi="fa-IR"/>
+        </w:rPr>
+        <w:t xml:space="preserve">. مرور جامع </w:t>
+      </w:r>
+      <w:r>
+        <w:rPr>
+          <w:rFonts w:cs="B Nazanin"/>
+          <w:sz w:val="26"/>
+          <w:szCs w:val="26"/>
+          <w:lang w:bidi="fa-IR"/>
+        </w:rPr>
+        <w:t>Fang</w:t>
+      </w:r>
+      <w:r>
+        <w:rPr>
+          <w:rFonts w:cs="B Nazanin"/>
+          <w:sz w:val="26"/>
+          <w:szCs w:val="26"/>
+          <w:rtl/>
+          <w:lang w:bidi="fa-IR"/>
+        </w:rPr>
+        <w:t xml:space="preserve"> و همکاران نیز </w:t>
+      </w:r>
+      <w:r>
+        <w:rPr>
+          <w:rFonts w:cs="B Nazanin"/>
+          <w:sz w:val="26"/>
+          <w:szCs w:val="26"/>
+          <w:lang w:bidi="fa-IR"/>
+        </w:rPr>
+        <w:t>SFDA</w:t>
+      </w:r>
+      <w:r>
+        <w:rPr>
+          <w:rFonts w:cs="B Nazanin"/>
+          <w:sz w:val="26"/>
+          <w:szCs w:val="26"/>
+          <w:rtl/>
+          <w:lang w:bidi="fa-IR"/>
+        </w:rPr>
+        <w:t xml:space="preserve"> را پاسخی به محدودیت‌هایی نظیر حریم خصوصی، هزینه</w:t>
+      </w:r>
+      <w:r>
+        <w:rPr>
+          <w:rFonts w:ascii="Times New Roman" w:hAnsi="Times New Roman" w:cs="Times New Roman" w:hint="cs"/>
+          <w:sz w:val="26"/>
+          <w:szCs w:val="26"/>
+          <w:rtl/>
+          <w:lang w:bidi="fa-IR"/>
+        </w:rPr>
+        <w:t xml:space="preserve"> </w:t>
+      </w:r>
+      <w:r>
+        <w:rPr>
+          <w:rFonts w:cs="B Nazanin"/>
+          <w:sz w:val="26"/>
+          <w:szCs w:val="26"/>
+          <w:rtl/>
+          <w:lang w:bidi="fa-IR"/>
+        </w:rPr>
+        <w:t xml:space="preserve"> ذخیره‌سازی و انتقال داده و بار محاسباتی روش‌های متعارف </w:t>
+      </w:r>
+      <w:r>
+        <w:rPr>
+          <w:rFonts w:cs="B Nazanin"/>
+          <w:sz w:val="26"/>
+          <w:szCs w:val="26"/>
+          <w:lang w:bidi="fa-IR"/>
+        </w:rPr>
+        <w:t>UDA</w:t>
+      </w:r>
+      <w:r>
+        <w:rPr>
+          <w:rFonts w:cs="B Nazanin"/>
+          <w:sz w:val="26"/>
+          <w:szCs w:val="26"/>
+          <w:rtl/>
+          <w:lang w:bidi="fa-IR"/>
+        </w:rPr>
+        <w:t xml:space="preserve"> معرفی می‌کند</w:t>
+      </w:r>
+      <w:r>
+        <w:rPr>
+          <w:rFonts w:cs="B Nazanin" w:hint="cs"/>
+          <w:sz w:val="26"/>
+          <w:szCs w:val="26"/>
+          <w:rtl/>
+          <w:lang w:bidi="fa-IR"/>
+        </w:rPr>
+        <w:t xml:space="preserve"> </w:t>
+      </w:r>
+      <w:r>
+        <w:rPr>
+          <w:rFonts w:cs="B Nazanin"/>
+          <w:sz w:val="26"/>
+          <w:szCs w:val="26"/>
+          <w:rtl/>
+          <w:lang w:bidi="fa-IR"/>
+        </w:rPr>
+        <w:fldChar w:fldCharType="begin"/>
+      </w:r>
+      <w:r>
+        <w:rPr>
+          <w:rFonts w:cs="B Nazanin"/>
+          <w:sz w:val="26"/>
+          <w:szCs w:val="26"/>
+          <w:rtl/>
+          <w:lang w:bidi="fa-IR"/>
+        </w:rPr>
+        <w:instrText xml:space="preserve"> </w:instrText>
+      </w:r>
+      <w:r>
+        <w:rPr>
+          <w:rFonts w:cs="B Nazanin"/>
+          <w:sz w:val="26"/>
+          <w:szCs w:val="26"/>
+          <w:lang w:bidi="fa-IR"/>
+        </w:rPr>
+        <w:instrText>ADDIN ZOTERO_ITEM CSL_CITATION {"citationID":"X3Kmleow","properties":{"unsorted":false,"formattedCitation":"[14]","plainCitation":"[14]","noteIndex":0},"citationItems":[{"id":5576,"uris":["http://zotero.org/users/18369786/items/EDTYFKUN"],"itemData":{"id</w:instrText>
+      </w:r>
+      <w:r>
+        <w:rPr>
+          <w:rFonts w:cs="B Nazanin"/>
+          <w:sz w:val="26"/>
+          <w:szCs w:val="26"/>
+          <w:rtl/>
+          <w:lang w:bidi="fa-IR"/>
+        </w:rPr>
+        <w:instrText>":5576,"</w:instrText>
+      </w:r>
+      <w:r>
+        <w:rPr>
+          <w:rFonts w:cs="B Nazanin"/>
+          <w:sz w:val="26"/>
+          <w:szCs w:val="26"/>
+          <w:lang w:bidi="fa-IR"/>
+        </w:rPr>
+        <w:instrText>type":"webpage","title":"Source-free unsupervised domain adaptation: A survey - ScienceDirect","URL":"https://www.sciencedirect.com/science/article/abs/pii/S0893608024001540","accessed":{"date-parts</w:instrText>
+      </w:r>
+      <w:r>
+        <w:rPr>
+          <w:rFonts w:cs="B Nazanin"/>
+          <w:sz w:val="26"/>
+          <w:szCs w:val="26"/>
+          <w:rtl/>
+          <w:lang w:bidi="fa-IR"/>
+        </w:rPr>
+        <w:instrText>":[["2026",9,14]]</w:instrText>
+      </w:r>
+      <w:r>
+        <w:rPr>
+          <w:rFonts w:cs="B Nazanin"/>
+          <w:sz w:val="26"/>
+          <w:szCs w:val="26"/>
+          <w:lang w:bidi="fa-IR"/>
+        </w:rPr>
+        <w:instrText>}}}],"schema":"https://github.com/citation-style-language/schema/raw/master/csl-citation.json</w:instrText>
+      </w:r>
+      <w:r>
+        <w:rPr>
+          <w:rFonts w:cs="B Nazanin"/>
+          <w:sz w:val="26"/>
+          <w:szCs w:val="26"/>
+          <w:rtl/>
+          <w:lang w:bidi="fa-IR"/>
+        </w:rPr>
+        <w:instrText xml:space="preserve">"} </w:instrText>
+      </w:r>
+      <w:r>
+        <w:rPr>
+          <w:rFonts w:cs="B Nazanin"/>
+          <w:sz w:val="26"/>
+          <w:szCs w:val="26"/>
+          <w:rtl/>
+          <w:lang w:bidi="fa-IR"/>
+        </w:rPr>
+        <w:fldChar w:fldCharType="separate"/>
+      </w:r>
+      <w:r>
+        <w:rPr>
+          <w:rFonts w:cs="Times"/>
+          <w:sz w:val="26"/>
+          <w:lang w:bidi="fa-IR"/>
+        </w:rPr>
+        <w:t>[14]</w:t>
+      </w:r>
+      <w:r>
+        <w:rPr>
+          <w:rFonts w:cs="B Nazanin"/>
+          <w:sz w:val="26"/>
+          <w:szCs w:val="26"/>
+          <w:rtl/>
+          <w:lang w:bidi="fa-IR"/>
+        </w:rPr>
+        <w:fldChar w:fldCharType="end"/>
+      </w:r>
+      <w:r>
+        <w:rPr>
+          <w:rFonts w:cs="B Nazanin"/>
+          <w:sz w:val="26"/>
+          <w:szCs w:val="26"/>
+          <w:rtl/>
+          <w:lang w:bidi="fa-IR"/>
+        </w:rPr>
+        <w:t>.</w:t>
+      </w:r>
+    </w:p>
+    <w:p>
+      <w:pPr>
+        <w:rPr>
+          <w:rFonts w:cs="B Nazanin"/>
+          <w:sz w:val="26"/>
+          <w:szCs w:val="26"/>
+          <w:rtl/>
+          <w:lang w:bidi="fa-IR"/>
+        </w:rPr>
+      </w:pPr>
+      <w:r>
+        <w:rPr>
+          <w:rFonts w:cs="B Nazanin"/>
+          <w:sz w:val="26"/>
+          <w:szCs w:val="26"/>
+          <w:rtl/>
+          <w:lang w:bidi="fa-IR"/>
+        </w:rPr>
+        <w:t>بنابرا</w:t>
+      </w:r>
+      <w:r>
+        <w:rPr>
+          <w:rFonts w:cs="B Nazanin" w:hint="cs"/>
+          <w:sz w:val="26"/>
+          <w:szCs w:val="26"/>
+          <w:rtl/>
+          <w:lang w:bidi="fa-IR"/>
+        </w:rPr>
+        <w:t>ی</w:t>
+      </w:r>
+      <w:r>
+        <w:rPr>
+          <w:rFonts w:cs="B Nazanin" w:hint="eastAsia"/>
+          <w:sz w:val="26"/>
+          <w:szCs w:val="26"/>
+          <w:rtl/>
+          <w:lang w:bidi="fa-IR"/>
+        </w:rPr>
+        <w:t>ن،</w:t>
+      </w:r>
+      <w:r>
+        <w:rPr>
+          <w:rFonts w:cs="B Nazanin"/>
+          <w:sz w:val="26"/>
+          <w:szCs w:val="26"/>
+          <w:rtl/>
+          <w:lang w:bidi="fa-IR"/>
+        </w:rPr>
+        <w:t xml:space="preserve"> </w:t>
+      </w:r>
+      <w:r>
+        <w:rPr>
+          <w:rFonts w:cs="B Nazanin"/>
+          <w:sz w:val="26"/>
+          <w:szCs w:val="26"/>
+          <w:lang w:bidi="fa-IR"/>
+        </w:rPr>
+        <w:t>SFDA</w:t>
+      </w:r>
+      <w:r>
+        <w:rPr>
+          <w:rFonts w:cs="B Nazanin"/>
+          <w:sz w:val="26"/>
+          <w:szCs w:val="26"/>
+          <w:rtl/>
+          <w:lang w:bidi="fa-IR"/>
+        </w:rPr>
+        <w:t xml:space="preserve"> </w:t>
+      </w:r>
+      <w:r>
+        <w:rPr>
+          <w:rFonts w:cs="B Nazanin" w:hint="cs"/>
+          <w:sz w:val="26"/>
+          <w:szCs w:val="26"/>
+          <w:rtl/>
+          <w:lang w:bidi="fa-IR"/>
+        </w:rPr>
+        <w:t>ی</w:t>
+      </w:r>
+      <w:r>
+        <w:rPr>
+          <w:rFonts w:cs="B Nazanin" w:hint="eastAsia"/>
+          <w:sz w:val="26"/>
+          <w:szCs w:val="26"/>
+          <w:rtl/>
+          <w:lang w:bidi="fa-IR"/>
+        </w:rPr>
+        <w:t>ک</w:t>
+      </w:r>
+      <w:r>
+        <w:rPr>
+          <w:rFonts w:cs="B Nazanin"/>
+          <w:sz w:val="26"/>
+          <w:szCs w:val="26"/>
+          <w:rtl/>
+          <w:lang w:bidi="fa-IR"/>
+        </w:rPr>
+        <w:t xml:space="preserve"> گام مهم در نزد</w:t>
+      </w:r>
+      <w:r>
+        <w:rPr>
+          <w:rFonts w:cs="B Nazanin" w:hint="cs"/>
+          <w:sz w:val="26"/>
+          <w:szCs w:val="26"/>
+          <w:rtl/>
+          <w:lang w:bidi="fa-IR"/>
+        </w:rPr>
+        <w:t>ی</w:t>
+      </w:r>
+      <w:r>
+        <w:rPr>
+          <w:rFonts w:cs="B Nazanin" w:hint="eastAsia"/>
+          <w:sz w:val="26"/>
+          <w:szCs w:val="26"/>
+          <w:rtl/>
+          <w:lang w:bidi="fa-IR"/>
+        </w:rPr>
+        <w:t>ک‌کردن</w:t>
+      </w:r>
+      <w:r>
+        <w:rPr>
+          <w:rFonts w:cs="B Nazanin"/>
+          <w:sz w:val="26"/>
+          <w:szCs w:val="26"/>
+          <w:rtl/>
+          <w:lang w:bidi="fa-IR"/>
+        </w:rPr>
+        <w:t xml:space="preserve"> انطباق دامنه به شرا</w:t>
+      </w:r>
+      <w:r>
+        <w:rPr>
+          <w:rFonts w:cs="B Nazanin" w:hint="cs"/>
+          <w:sz w:val="26"/>
+          <w:szCs w:val="26"/>
+          <w:rtl/>
+          <w:lang w:bidi="fa-IR"/>
+        </w:rPr>
+        <w:t>ی</w:t>
+      </w:r>
+      <w:r>
+        <w:rPr>
+          <w:rFonts w:cs="B Nazanin" w:hint="eastAsia"/>
+          <w:sz w:val="26"/>
+          <w:szCs w:val="26"/>
+          <w:rtl/>
+          <w:lang w:bidi="fa-IR"/>
+        </w:rPr>
+        <w:t>ط</w:t>
+      </w:r>
+      <w:r>
+        <w:rPr>
+          <w:rFonts w:cs="B Nazanin"/>
+          <w:sz w:val="26"/>
+          <w:szCs w:val="26"/>
+          <w:rtl/>
+          <w:lang w:bidi="fa-IR"/>
+        </w:rPr>
+        <w:t xml:space="preserve"> واقع</w:t>
+      </w:r>
+      <w:r>
+        <w:rPr>
+          <w:rFonts w:cs="B Nazanin" w:hint="cs"/>
+          <w:sz w:val="26"/>
+          <w:szCs w:val="26"/>
+          <w:rtl/>
+          <w:lang w:bidi="fa-IR"/>
+        </w:rPr>
+        <w:t>ی</w:t>
+      </w:r>
+      <w:r>
+        <w:rPr>
+          <w:rFonts w:cs="B Nazanin"/>
+          <w:sz w:val="26"/>
+          <w:szCs w:val="26"/>
+          <w:rtl/>
+          <w:lang w:bidi="fa-IR"/>
+        </w:rPr>
+        <w:t xml:space="preserve"> است؛ ز</w:t>
+      </w:r>
+      <w:r>
+        <w:rPr>
+          <w:rFonts w:cs="B Nazanin" w:hint="cs"/>
+          <w:sz w:val="26"/>
+          <w:szCs w:val="26"/>
+          <w:rtl/>
+          <w:lang w:bidi="fa-IR"/>
+        </w:rPr>
+        <w:t>ی</w:t>
+      </w:r>
+      <w:r>
+        <w:rPr>
+          <w:rFonts w:cs="B Nazanin" w:hint="eastAsia"/>
+          <w:sz w:val="26"/>
+          <w:szCs w:val="26"/>
+          <w:rtl/>
+          <w:lang w:bidi="fa-IR"/>
+        </w:rPr>
+        <w:t>را</w:t>
+      </w:r>
+      <w:r>
+        <w:rPr>
+          <w:rFonts w:cs="B Nazanin"/>
+          <w:sz w:val="26"/>
+          <w:szCs w:val="26"/>
+          <w:rtl/>
+          <w:lang w:bidi="fa-IR"/>
+        </w:rPr>
+        <w:t xml:space="preserve"> ن</w:t>
+      </w:r>
+      <w:r>
+        <w:rPr>
+          <w:rFonts w:cs="B Nazanin" w:hint="cs"/>
+          <w:sz w:val="26"/>
+          <w:szCs w:val="26"/>
+          <w:rtl/>
+          <w:lang w:bidi="fa-IR"/>
+        </w:rPr>
+        <w:t>ی</w:t>
+      </w:r>
+      <w:r>
+        <w:rPr>
+          <w:rFonts w:cs="B Nazanin" w:hint="eastAsia"/>
+          <w:sz w:val="26"/>
+          <w:szCs w:val="26"/>
+          <w:rtl/>
+          <w:lang w:bidi="fa-IR"/>
+        </w:rPr>
+        <w:t>از</w:t>
+      </w:r>
+      <w:r>
+        <w:rPr>
+          <w:rFonts w:cs="B Nazanin"/>
+          <w:sz w:val="26"/>
+          <w:szCs w:val="26"/>
+          <w:rtl/>
+          <w:lang w:bidi="fa-IR"/>
+        </w:rPr>
+        <w:t xml:space="preserve"> به انتقال </w:t>
+      </w:r>
+      <w:r>
+        <w:rPr>
+          <w:rFonts w:cs="B Nazanin" w:hint="cs"/>
+          <w:sz w:val="26"/>
+          <w:szCs w:val="26"/>
+          <w:rtl/>
+          <w:lang w:bidi="fa-IR"/>
+        </w:rPr>
+        <w:t>ی</w:t>
+      </w:r>
+      <w:r>
+        <w:rPr>
+          <w:rFonts w:cs="B Nazanin" w:hint="eastAsia"/>
+          <w:sz w:val="26"/>
+          <w:szCs w:val="26"/>
+          <w:rtl/>
+          <w:lang w:bidi="fa-IR"/>
+        </w:rPr>
+        <w:t>ا</w:t>
+      </w:r>
+      <w:r>
+        <w:rPr>
+          <w:rFonts w:cs="B Nazanin"/>
+          <w:sz w:val="26"/>
+          <w:szCs w:val="26"/>
+          <w:rtl/>
+          <w:lang w:bidi="fa-IR"/>
+        </w:rPr>
+        <w:t xml:space="preserve"> نگهدار</w:t>
+      </w:r>
+      <w:r>
+        <w:rPr>
+          <w:rFonts w:cs="B Nazanin" w:hint="cs"/>
+          <w:sz w:val="26"/>
+          <w:szCs w:val="26"/>
+          <w:rtl/>
+          <w:lang w:bidi="fa-IR"/>
+        </w:rPr>
+        <w:t>ی</w:t>
+      </w:r>
+      <w:r>
+        <w:rPr>
+          <w:rFonts w:cs="B Nazanin"/>
+          <w:sz w:val="26"/>
+          <w:szCs w:val="26"/>
+          <w:rtl/>
+          <w:lang w:bidi="fa-IR"/>
+        </w:rPr>
+        <w:t xml:space="preserve"> مجموعه </w:t>
+      </w:r>
+      <w:r>
+        <w:rPr>
+          <w:rFonts w:cs="B Nazanin" w:hint="cs"/>
+          <w:sz w:val="26"/>
+          <w:szCs w:val="26"/>
+          <w:rtl/>
+          <w:lang w:bidi="fa-IR"/>
+        </w:rPr>
+        <w:t>داده</w:t>
+      </w:r>
+      <w:r>
+        <w:rPr>
+          <w:rFonts w:ascii="Times New Roman" w:hAnsi="Times New Roman" w:cs="Times New Roman" w:hint="cs"/>
+          <w:sz w:val="26"/>
+          <w:szCs w:val="26"/>
+          <w:rtl/>
+          <w:lang w:bidi="fa-IR"/>
+        </w:rPr>
+        <w:t xml:space="preserve"> </w:t>
+      </w:r>
+      <w:r>
+        <w:rPr>
+          <w:rFonts w:cs="B Nazanin" w:hint="cs"/>
+          <w:sz w:val="26"/>
+          <w:szCs w:val="26"/>
+          <w:rtl/>
+          <w:lang w:bidi="fa-IR"/>
+        </w:rPr>
+        <w:t>آموزشی</w:t>
+      </w:r>
+      <w:r>
+        <w:rPr>
+          <w:rFonts w:cs="B Nazanin"/>
+          <w:sz w:val="26"/>
+          <w:szCs w:val="26"/>
+          <w:rtl/>
+          <w:lang w:bidi="fa-IR"/>
+        </w:rPr>
+        <w:t xml:space="preserve"> را حذف م</w:t>
+      </w:r>
+      <w:r>
+        <w:rPr>
+          <w:rFonts w:cs="B Nazanin" w:hint="cs"/>
+          <w:sz w:val="26"/>
+          <w:szCs w:val="26"/>
+          <w:rtl/>
+          <w:lang w:bidi="fa-IR"/>
+        </w:rPr>
+        <w:t>ی‌</w:t>
+      </w:r>
+      <w:r>
+        <w:rPr>
+          <w:rFonts w:cs="B Nazanin" w:hint="eastAsia"/>
+          <w:sz w:val="26"/>
+          <w:szCs w:val="26"/>
+          <w:rtl/>
+          <w:lang w:bidi="fa-IR"/>
+        </w:rPr>
+        <w:t>کند</w:t>
+      </w:r>
+      <w:r>
+        <w:rPr>
+          <w:rFonts w:cs="B Nazanin"/>
+          <w:sz w:val="26"/>
+          <w:szCs w:val="26"/>
+          <w:rtl/>
+          <w:lang w:bidi="fa-IR"/>
+        </w:rPr>
+        <w:t>. با ا</w:t>
+      </w:r>
+      <w:r>
+        <w:rPr>
+          <w:rFonts w:cs="B Nazanin" w:hint="cs"/>
+          <w:sz w:val="26"/>
+          <w:szCs w:val="26"/>
+          <w:rtl/>
+          <w:lang w:bidi="fa-IR"/>
+        </w:rPr>
+        <w:t>ی</w:t>
+      </w:r>
+      <w:r>
+        <w:rPr>
+          <w:rFonts w:cs="B Nazanin" w:hint="eastAsia"/>
+          <w:sz w:val="26"/>
+          <w:szCs w:val="26"/>
+          <w:rtl/>
+          <w:lang w:bidi="fa-IR"/>
+        </w:rPr>
+        <w:t>ن</w:t>
+      </w:r>
+      <w:r>
+        <w:rPr>
+          <w:rFonts w:cs="B Nazanin"/>
+          <w:sz w:val="26"/>
+          <w:szCs w:val="26"/>
+          <w:rtl/>
+          <w:lang w:bidi="fa-IR"/>
+        </w:rPr>
+        <w:t xml:space="preserve"> حال، حذف داده‌ها</w:t>
+      </w:r>
+      <w:r>
+        <w:rPr>
+          <w:rFonts w:cs="B Nazanin" w:hint="cs"/>
+          <w:sz w:val="26"/>
+          <w:szCs w:val="26"/>
+          <w:rtl/>
+          <w:lang w:bidi="fa-IR"/>
+        </w:rPr>
+        <w:t>ی</w:t>
+      </w:r>
+      <w:r>
+        <w:rPr>
+          <w:rFonts w:cs="B Nazanin"/>
+          <w:sz w:val="26"/>
+          <w:szCs w:val="26"/>
+          <w:rtl/>
+          <w:lang w:bidi="fa-IR"/>
+        </w:rPr>
+        <w:t xml:space="preserve"> مبدأ به‌تنها</w:t>
+      </w:r>
+      <w:r>
+        <w:rPr>
+          <w:rFonts w:cs="B Nazanin" w:hint="cs"/>
+          <w:sz w:val="26"/>
+          <w:szCs w:val="26"/>
+          <w:rtl/>
+          <w:lang w:bidi="fa-IR"/>
+        </w:rPr>
+        <w:t>یی</w:t>
+      </w:r>
+      <w:r>
+        <w:rPr>
+          <w:rFonts w:cs="B Nazanin"/>
+          <w:sz w:val="26"/>
+          <w:szCs w:val="26"/>
+          <w:rtl/>
+          <w:lang w:bidi="fa-IR"/>
+        </w:rPr>
+        <w:t xml:space="preserve"> برا</w:t>
+      </w:r>
+      <w:r>
+        <w:rPr>
+          <w:rFonts w:cs="B Nazanin" w:hint="cs"/>
+          <w:sz w:val="26"/>
+          <w:szCs w:val="26"/>
+          <w:rtl/>
+          <w:lang w:bidi="fa-IR"/>
+        </w:rPr>
+        <w:t>ی</w:t>
+      </w:r>
+      <w:r>
+        <w:rPr>
+          <w:rFonts w:cs="B Nazanin"/>
+          <w:sz w:val="26"/>
+          <w:szCs w:val="26"/>
+          <w:rtl/>
+          <w:lang w:bidi="fa-IR"/>
+        </w:rPr>
+        <w:t xml:space="preserve"> بس</w:t>
+      </w:r>
+      <w:r>
+        <w:rPr>
+          <w:rFonts w:cs="B Nazanin" w:hint="cs"/>
+          <w:sz w:val="26"/>
+          <w:szCs w:val="26"/>
+          <w:rtl/>
+          <w:lang w:bidi="fa-IR"/>
+        </w:rPr>
+        <w:t>ی</w:t>
+      </w:r>
+      <w:r>
+        <w:rPr>
+          <w:rFonts w:cs="B Nazanin" w:hint="eastAsia"/>
+          <w:sz w:val="26"/>
+          <w:szCs w:val="26"/>
+          <w:rtl/>
+          <w:lang w:bidi="fa-IR"/>
+        </w:rPr>
+        <w:t>ار</w:t>
+      </w:r>
+      <w:r>
+        <w:rPr>
+          <w:rFonts w:cs="B Nazanin" w:hint="cs"/>
+          <w:sz w:val="26"/>
+          <w:szCs w:val="26"/>
+          <w:rtl/>
+          <w:lang w:bidi="fa-IR"/>
+        </w:rPr>
+        <w:t>ی</w:t>
+      </w:r>
+      <w:r>
+        <w:rPr>
+          <w:rFonts w:cs="B Nazanin"/>
+          <w:sz w:val="26"/>
+          <w:szCs w:val="26"/>
+          <w:rtl/>
+          <w:lang w:bidi="fa-IR"/>
+        </w:rPr>
+        <w:t xml:space="preserve"> از سامانه‌ها</w:t>
+      </w:r>
+      <w:r>
+        <w:rPr>
+          <w:rFonts w:cs="B Nazanin" w:hint="cs"/>
+          <w:sz w:val="26"/>
+          <w:szCs w:val="26"/>
+          <w:rtl/>
+          <w:lang w:bidi="fa-IR"/>
+        </w:rPr>
+        <w:t>ی</w:t>
+      </w:r>
+      <w:r>
+        <w:rPr>
+          <w:rFonts w:cs="B Nazanin"/>
+          <w:sz w:val="26"/>
+          <w:szCs w:val="26"/>
+          <w:rtl/>
+          <w:lang w:bidi="fa-IR"/>
+        </w:rPr>
+        <w:t xml:space="preserve"> عمل</w:t>
+      </w:r>
+      <w:r>
+        <w:rPr>
+          <w:rFonts w:cs="B Nazanin" w:hint="cs"/>
+          <w:sz w:val="26"/>
+          <w:szCs w:val="26"/>
+          <w:rtl/>
+          <w:lang w:bidi="fa-IR"/>
+        </w:rPr>
+        <w:t>ی</w:t>
+      </w:r>
+      <w:r>
+        <w:rPr>
+          <w:rFonts w:cs="B Nazanin" w:hint="eastAsia"/>
+          <w:sz w:val="26"/>
+          <w:szCs w:val="26"/>
+          <w:rtl/>
+          <w:lang w:bidi="fa-IR"/>
+        </w:rPr>
+        <w:t>ات</w:t>
+      </w:r>
+      <w:r>
+        <w:rPr>
+          <w:rFonts w:cs="B Nazanin" w:hint="cs"/>
+          <w:sz w:val="26"/>
+          <w:szCs w:val="26"/>
+          <w:rtl/>
+          <w:lang w:bidi="fa-IR"/>
+        </w:rPr>
+        <w:t>ی</w:t>
+      </w:r>
+      <w:r>
+        <w:rPr>
+          <w:rFonts w:cs="B Nazanin"/>
+          <w:sz w:val="26"/>
+          <w:szCs w:val="26"/>
+          <w:rtl/>
+          <w:lang w:bidi="fa-IR"/>
+        </w:rPr>
+        <w:t xml:space="preserve"> کاف</w:t>
+      </w:r>
+      <w:r>
+        <w:rPr>
+          <w:rFonts w:cs="B Nazanin" w:hint="cs"/>
+          <w:sz w:val="26"/>
+          <w:szCs w:val="26"/>
+          <w:rtl/>
+          <w:lang w:bidi="fa-IR"/>
+        </w:rPr>
+        <w:t>ی</w:t>
+      </w:r>
+      <w:r>
+        <w:rPr>
+          <w:rFonts w:cs="B Nazanin"/>
+          <w:sz w:val="26"/>
+          <w:szCs w:val="26"/>
+          <w:rtl/>
+          <w:lang w:bidi="fa-IR"/>
+        </w:rPr>
+        <w:t xml:space="preserve"> ن</w:t>
+      </w:r>
+      <w:r>
+        <w:rPr>
+          <w:rFonts w:cs="B Nazanin" w:hint="cs"/>
+          <w:sz w:val="26"/>
+          <w:szCs w:val="26"/>
+          <w:rtl/>
+          <w:lang w:bidi="fa-IR"/>
+        </w:rPr>
+        <w:t>ی</w:t>
+      </w:r>
+      <w:r>
+        <w:rPr>
+          <w:rFonts w:cs="B Nazanin" w:hint="eastAsia"/>
+          <w:sz w:val="26"/>
+          <w:szCs w:val="26"/>
+          <w:rtl/>
+          <w:lang w:bidi="fa-IR"/>
+        </w:rPr>
+        <w:t>ست</w:t>
+      </w:r>
+      <w:r>
+        <w:rPr>
+          <w:rFonts w:cs="B Nazanin"/>
+          <w:sz w:val="26"/>
+          <w:szCs w:val="26"/>
+          <w:rtl/>
+          <w:lang w:bidi="fa-IR"/>
+        </w:rPr>
+        <w:t>. بخش قابل توجه</w:t>
+      </w:r>
+      <w:r>
+        <w:rPr>
+          <w:rFonts w:cs="B Nazanin" w:hint="cs"/>
+          <w:sz w:val="26"/>
+          <w:szCs w:val="26"/>
+          <w:rtl/>
+          <w:lang w:bidi="fa-IR"/>
+        </w:rPr>
+        <w:t>ی</w:t>
+      </w:r>
+      <w:r>
+        <w:rPr>
+          <w:rFonts w:cs="B Nazanin"/>
+          <w:sz w:val="26"/>
+          <w:szCs w:val="26"/>
+          <w:rtl/>
+          <w:lang w:bidi="fa-IR"/>
+        </w:rPr>
+        <w:t xml:space="preserve"> از روش‌ها</w:t>
+      </w:r>
+      <w:r>
+        <w:rPr>
+          <w:rFonts w:cs="B Nazanin" w:hint="cs"/>
+          <w:sz w:val="26"/>
+          <w:szCs w:val="26"/>
+          <w:rtl/>
+          <w:lang w:bidi="fa-IR"/>
+        </w:rPr>
+        <w:t>ی</w:t>
+      </w:r>
+      <w:r>
+        <w:rPr>
+          <w:rFonts w:cs="B Nazanin"/>
+          <w:sz w:val="26"/>
+          <w:szCs w:val="26"/>
+          <w:rtl/>
+          <w:lang w:bidi="fa-IR"/>
+        </w:rPr>
+        <w:t xml:space="preserve"> </w:t>
+      </w:r>
+      <w:r>
+        <w:rPr>
+          <w:rFonts w:cs="B Nazanin"/>
+          <w:sz w:val="26"/>
+          <w:szCs w:val="26"/>
+          <w:lang w:bidi="fa-IR"/>
+        </w:rPr>
+        <w:t>SFDA</w:t>
+      </w:r>
+      <w:r>
+        <w:rPr>
+          <w:rFonts w:cs="B Nazanin"/>
+          <w:sz w:val="26"/>
+          <w:szCs w:val="26"/>
+          <w:rtl/>
+          <w:lang w:bidi="fa-IR"/>
+        </w:rPr>
+        <w:t xml:space="preserve"> </w:t>
+      </w:r>
+      <w:r>
+        <w:rPr>
+          <w:rFonts w:cs="B Nazanin" w:hint="eastAsia"/>
+          <w:sz w:val="26"/>
+          <w:szCs w:val="26"/>
+          <w:rtl/>
+          <w:lang w:bidi="fa-IR"/>
+        </w:rPr>
+        <w:t>فرض</w:t>
+      </w:r>
+      <w:r>
+        <w:rPr>
+          <w:rFonts w:cs="B Nazanin"/>
+          <w:sz w:val="26"/>
+          <w:szCs w:val="26"/>
+          <w:rtl/>
+          <w:lang w:bidi="fa-IR"/>
+        </w:rPr>
+        <w:t xml:space="preserve"> م</w:t>
+      </w:r>
+      <w:r>
+        <w:rPr>
+          <w:rFonts w:cs="B Nazanin" w:hint="cs"/>
+          <w:sz w:val="26"/>
+          <w:szCs w:val="26"/>
+          <w:rtl/>
+          <w:lang w:bidi="fa-IR"/>
+        </w:rPr>
+        <w:t>ی‌</w:t>
+      </w:r>
+      <w:r>
+        <w:rPr>
+          <w:rFonts w:cs="B Nazanin" w:hint="eastAsia"/>
+          <w:sz w:val="26"/>
+          <w:szCs w:val="26"/>
+          <w:rtl/>
+          <w:lang w:bidi="fa-IR"/>
+        </w:rPr>
+        <w:t>کنند</w:t>
+      </w:r>
+      <w:r>
+        <w:rPr>
+          <w:rFonts w:cs="B Nazanin"/>
+          <w:sz w:val="26"/>
+          <w:szCs w:val="26"/>
+          <w:rtl/>
+          <w:lang w:bidi="fa-IR"/>
+        </w:rPr>
+        <w:t xml:space="preserve"> که مجموعه‌ا</w:t>
+      </w:r>
+      <w:r>
+        <w:rPr>
+          <w:rFonts w:cs="B Nazanin" w:hint="cs"/>
+          <w:sz w:val="26"/>
+          <w:szCs w:val="26"/>
+          <w:rtl/>
+          <w:lang w:bidi="fa-IR"/>
+        </w:rPr>
+        <w:t>ی</w:t>
+      </w:r>
+      <w:r>
+        <w:rPr>
+          <w:rFonts w:cs="B Nazanin"/>
+          <w:sz w:val="26"/>
+          <w:szCs w:val="26"/>
+          <w:rtl/>
+          <w:lang w:bidi="fa-IR"/>
+        </w:rPr>
+        <w:t xml:space="preserve"> از داده‌ها</w:t>
+      </w:r>
+      <w:r>
+        <w:rPr>
+          <w:rFonts w:cs="B Nazanin" w:hint="cs"/>
+          <w:sz w:val="26"/>
+          <w:szCs w:val="26"/>
+          <w:rtl/>
+          <w:lang w:bidi="fa-IR"/>
+        </w:rPr>
+        <w:t>ی</w:t>
+      </w:r>
+      <w:r>
+        <w:rPr>
+          <w:rFonts w:cs="B Nazanin"/>
+          <w:sz w:val="26"/>
+          <w:szCs w:val="26"/>
+          <w:rtl/>
+          <w:lang w:bidi="fa-IR"/>
+        </w:rPr>
+        <w:t xml:space="preserve"> دامنه </w:t>
+      </w:r>
+      <w:r>
+        <w:rPr>
+          <w:rFonts w:cs="B Nazanin" w:hint="cs"/>
+          <w:sz w:val="26"/>
+          <w:szCs w:val="26"/>
+          <w:rtl/>
+          <w:lang w:bidi="fa-IR"/>
+        </w:rPr>
+        <w:t>هدف</w:t>
+      </w:r>
+      <w:r>
+        <w:rPr>
+          <w:rFonts w:cs="B Nazanin"/>
+          <w:sz w:val="26"/>
+          <w:szCs w:val="26"/>
+          <w:rtl/>
+          <w:lang w:bidi="fa-IR"/>
+        </w:rPr>
+        <w:t xml:space="preserve"> </w:t>
+      </w:r>
+      <w:r>
+        <w:rPr>
+          <w:rFonts w:cs="B Nazanin" w:hint="cs"/>
+          <w:sz w:val="26"/>
+          <w:szCs w:val="26"/>
+          <w:rtl/>
+          <w:lang w:bidi="fa-IR"/>
+        </w:rPr>
+        <w:t>پی</w:t>
+      </w:r>
+      <w:r>
+        <w:rPr>
+          <w:rFonts w:cs="B Nazanin" w:hint="eastAsia"/>
+          <w:sz w:val="26"/>
+          <w:szCs w:val="26"/>
+          <w:rtl/>
+          <w:lang w:bidi="fa-IR"/>
+        </w:rPr>
+        <w:t>ش</w:t>
+      </w:r>
+      <w:r>
+        <w:rPr>
+          <w:rFonts w:cs="B Nazanin"/>
+          <w:sz w:val="26"/>
+          <w:szCs w:val="26"/>
+          <w:rtl/>
+          <w:lang w:bidi="fa-IR"/>
+        </w:rPr>
+        <w:t xml:space="preserve"> از استقرار نها</w:t>
+      </w:r>
+      <w:r>
+        <w:rPr>
+          <w:rFonts w:cs="B Nazanin" w:hint="cs"/>
+          <w:sz w:val="26"/>
+          <w:szCs w:val="26"/>
+          <w:rtl/>
+          <w:lang w:bidi="fa-IR"/>
+        </w:rPr>
+        <w:t>یی</w:t>
+      </w:r>
+      <w:r>
+        <w:rPr>
+          <w:rFonts w:cs="B Nazanin"/>
+          <w:sz w:val="26"/>
+          <w:szCs w:val="26"/>
+          <w:rtl/>
+          <w:lang w:bidi="fa-IR"/>
+        </w:rPr>
+        <w:t xml:space="preserve"> مدل در دسترس است و م</w:t>
+      </w:r>
+      <w:r>
+        <w:rPr>
+          <w:rFonts w:cs="B Nazanin" w:hint="cs"/>
+          <w:sz w:val="26"/>
+          <w:szCs w:val="26"/>
+          <w:rtl/>
+          <w:lang w:bidi="fa-IR"/>
+        </w:rPr>
+        <w:t>ی‌</w:t>
+      </w:r>
+      <w:r>
+        <w:rPr>
+          <w:rFonts w:cs="B Nazanin" w:hint="eastAsia"/>
+          <w:sz w:val="26"/>
+          <w:szCs w:val="26"/>
+          <w:rtl/>
+          <w:lang w:bidi="fa-IR"/>
+        </w:rPr>
+        <w:t>توان</w:t>
+      </w:r>
+      <w:r>
+        <w:rPr>
+          <w:rFonts w:cs="B Nazanin"/>
+          <w:sz w:val="26"/>
+          <w:szCs w:val="26"/>
+          <w:rtl/>
+          <w:lang w:bidi="fa-IR"/>
+        </w:rPr>
+        <w:t xml:space="preserve"> مدل را ط</w:t>
+      </w:r>
+      <w:r>
+        <w:rPr>
+          <w:rFonts w:cs="B Nazanin" w:hint="cs"/>
+          <w:sz w:val="26"/>
+          <w:szCs w:val="26"/>
+          <w:rtl/>
+          <w:lang w:bidi="fa-IR"/>
+        </w:rPr>
+        <w:t>ی</w:t>
+      </w:r>
+      <w:r>
+        <w:rPr>
+          <w:rFonts w:cs="B Nazanin"/>
+          <w:sz w:val="26"/>
+          <w:szCs w:val="26"/>
+          <w:rtl/>
+          <w:lang w:bidi="fa-IR"/>
+        </w:rPr>
+        <w:t xml:space="preserve"> چند</w:t>
+      </w:r>
+      <w:r>
+        <w:rPr>
+          <w:rFonts w:cs="B Nazanin" w:hint="cs"/>
+          <w:sz w:val="26"/>
+          <w:szCs w:val="26"/>
+          <w:rtl/>
+          <w:lang w:bidi="fa-IR"/>
+        </w:rPr>
+        <w:t>ی</w:t>
+      </w:r>
+      <w:r>
+        <w:rPr>
+          <w:rFonts w:cs="B Nazanin" w:hint="eastAsia"/>
+          <w:sz w:val="26"/>
+          <w:szCs w:val="26"/>
+          <w:rtl/>
+          <w:lang w:bidi="fa-IR"/>
+        </w:rPr>
+        <w:t>ن</w:t>
+      </w:r>
+      <w:r>
+        <w:rPr>
+          <w:rFonts w:cs="B Nazanin"/>
+          <w:sz w:val="26"/>
+          <w:szCs w:val="26"/>
+          <w:rtl/>
+          <w:lang w:bidi="fa-IR"/>
+        </w:rPr>
+        <w:t xml:space="preserve"> مرحله </w:t>
+      </w:r>
+      <w:r>
+        <w:rPr>
+          <w:rFonts w:cs="B Nazanin" w:hint="cs"/>
+          <w:sz w:val="26"/>
+          <w:szCs w:val="26"/>
+          <w:rtl/>
+          <w:lang w:bidi="fa-IR"/>
+        </w:rPr>
+        <w:t>ی</w:t>
+      </w:r>
+      <w:r>
+        <w:rPr>
+          <w:rFonts w:cs="B Nazanin" w:hint="eastAsia"/>
+          <w:sz w:val="26"/>
+          <w:szCs w:val="26"/>
+          <w:rtl/>
+          <w:lang w:bidi="fa-IR"/>
+        </w:rPr>
+        <w:t>ا</w:t>
+      </w:r>
+      <w:r>
+        <w:rPr>
+          <w:rFonts w:cs="B Nazanin"/>
+          <w:sz w:val="26"/>
+          <w:szCs w:val="26"/>
+          <w:rtl/>
+          <w:lang w:bidi="fa-IR"/>
+        </w:rPr>
+        <w:t xml:space="preserve"> چند</w:t>
+      </w:r>
+      <w:r>
+        <w:rPr>
+          <w:rFonts w:cs="B Nazanin" w:hint="cs"/>
+          <w:sz w:val="26"/>
+          <w:szCs w:val="26"/>
+          <w:rtl/>
+          <w:lang w:bidi="fa-IR"/>
+        </w:rPr>
+        <w:t>ی</w:t>
+      </w:r>
+      <w:r>
+        <w:rPr>
+          <w:rFonts w:cs="B Nazanin" w:hint="eastAsia"/>
+          <w:sz w:val="26"/>
+          <w:szCs w:val="26"/>
+          <w:rtl/>
+          <w:lang w:bidi="fa-IR"/>
+        </w:rPr>
+        <w:t>ن</w:t>
+      </w:r>
+      <w:r>
+        <w:rPr>
+          <w:rFonts w:cs="B Nazanin"/>
+          <w:sz w:val="26"/>
+          <w:szCs w:val="26"/>
+          <w:rtl/>
+          <w:lang w:bidi="fa-IR"/>
+        </w:rPr>
+        <w:t xml:space="preserve"> دور رو</w:t>
+      </w:r>
+      <w:r>
+        <w:rPr>
+          <w:rFonts w:cs="B Nazanin" w:hint="cs"/>
+          <w:sz w:val="26"/>
+          <w:szCs w:val="26"/>
+          <w:rtl/>
+          <w:lang w:bidi="fa-IR"/>
+        </w:rPr>
+        <w:t>ی</w:t>
+      </w:r>
+      <w:r>
+        <w:rPr>
+          <w:rFonts w:cs="B Nazanin"/>
+          <w:sz w:val="26"/>
+          <w:szCs w:val="26"/>
+          <w:rtl/>
+          <w:lang w:bidi="fa-IR"/>
+        </w:rPr>
+        <w:t xml:space="preserve"> ا</w:t>
+      </w:r>
+      <w:r>
+        <w:rPr>
+          <w:rFonts w:cs="B Nazanin" w:hint="cs"/>
+          <w:sz w:val="26"/>
+          <w:szCs w:val="26"/>
+          <w:rtl/>
+          <w:lang w:bidi="fa-IR"/>
+        </w:rPr>
+        <w:t>ی</w:t>
+      </w:r>
+      <w:r>
+        <w:rPr>
+          <w:rFonts w:cs="B Nazanin" w:hint="eastAsia"/>
+          <w:sz w:val="26"/>
+          <w:szCs w:val="26"/>
+          <w:rtl/>
+          <w:lang w:bidi="fa-IR"/>
+        </w:rPr>
+        <w:t>ن</w:t>
+      </w:r>
+      <w:r>
+        <w:rPr>
+          <w:rFonts w:cs="B Nazanin"/>
+          <w:sz w:val="26"/>
+          <w:szCs w:val="26"/>
+          <w:rtl/>
+          <w:lang w:bidi="fa-IR"/>
+        </w:rPr>
+        <w:t xml:space="preserve"> مجموعه تطب</w:t>
+      </w:r>
+      <w:r>
+        <w:rPr>
+          <w:rFonts w:cs="B Nazanin" w:hint="cs"/>
+          <w:sz w:val="26"/>
+          <w:szCs w:val="26"/>
+          <w:rtl/>
+          <w:lang w:bidi="fa-IR"/>
+        </w:rPr>
+        <w:t>ی</w:t>
+      </w:r>
+      <w:r>
+        <w:rPr>
+          <w:rFonts w:cs="B Nazanin" w:hint="eastAsia"/>
+          <w:sz w:val="26"/>
+          <w:szCs w:val="26"/>
+          <w:rtl/>
+          <w:lang w:bidi="fa-IR"/>
+        </w:rPr>
+        <w:t>ق</w:t>
+      </w:r>
+      <w:r>
+        <w:rPr>
+          <w:rFonts w:cs="B Nazanin"/>
+          <w:sz w:val="26"/>
+          <w:szCs w:val="26"/>
+          <w:rtl/>
+          <w:lang w:bidi="fa-IR"/>
+        </w:rPr>
+        <w:t xml:space="preserve"> داد. ا</w:t>
+      </w:r>
+      <w:r>
+        <w:rPr>
+          <w:rFonts w:cs="B Nazanin" w:hint="cs"/>
+          <w:sz w:val="26"/>
+          <w:szCs w:val="26"/>
+          <w:rtl/>
+          <w:lang w:bidi="fa-IR"/>
+        </w:rPr>
+        <w:t>ی</w:t>
+      </w:r>
+      <w:r>
+        <w:rPr>
+          <w:rFonts w:cs="B Nazanin" w:hint="eastAsia"/>
+          <w:sz w:val="26"/>
+          <w:szCs w:val="26"/>
+          <w:rtl/>
+          <w:lang w:bidi="fa-IR"/>
+        </w:rPr>
+        <w:t>ن</w:t>
+      </w:r>
+      <w:r>
+        <w:rPr>
+          <w:rFonts w:cs="B Nazanin"/>
+          <w:sz w:val="26"/>
+          <w:szCs w:val="26"/>
+          <w:rtl/>
+          <w:lang w:bidi="fa-IR"/>
+        </w:rPr>
+        <w:t xml:space="preserve"> سنار</w:t>
+      </w:r>
+      <w:r>
+        <w:rPr>
+          <w:rFonts w:cs="B Nazanin" w:hint="cs"/>
+          <w:sz w:val="26"/>
+          <w:szCs w:val="26"/>
+          <w:rtl/>
+          <w:lang w:bidi="fa-IR"/>
+        </w:rPr>
+        <w:t>ی</w:t>
+      </w:r>
+      <w:r>
+        <w:rPr>
+          <w:rFonts w:cs="B Nazanin" w:hint="eastAsia"/>
+          <w:sz w:val="26"/>
+          <w:szCs w:val="26"/>
+          <w:rtl/>
+          <w:lang w:bidi="fa-IR"/>
+        </w:rPr>
+        <w:t>و</w:t>
+      </w:r>
+      <w:r>
+        <w:rPr>
+          <w:rFonts w:cs="B Nazanin"/>
+          <w:sz w:val="26"/>
+          <w:szCs w:val="26"/>
+          <w:rtl/>
+          <w:lang w:bidi="fa-IR"/>
+        </w:rPr>
+        <w:t xml:space="preserve"> همچنان ماه</w:t>
+      </w:r>
+      <w:r>
+        <w:rPr>
+          <w:rFonts w:cs="B Nazanin" w:hint="cs"/>
+          <w:sz w:val="26"/>
+          <w:szCs w:val="26"/>
+          <w:rtl/>
+          <w:lang w:bidi="fa-IR"/>
+        </w:rPr>
+        <w:t>ی</w:t>
+      </w:r>
+      <w:r>
+        <w:rPr>
+          <w:rFonts w:cs="B Nazanin" w:hint="eastAsia"/>
+          <w:sz w:val="26"/>
+          <w:szCs w:val="26"/>
+          <w:rtl/>
+          <w:lang w:bidi="fa-IR"/>
+        </w:rPr>
+        <w:t>ت</w:t>
+      </w:r>
+      <w:r>
+        <w:rPr>
+          <w:rFonts w:cs="B Nazanin" w:hint="cs"/>
+          <w:sz w:val="26"/>
+          <w:szCs w:val="26"/>
+          <w:rtl/>
+          <w:lang w:bidi="fa-IR"/>
+        </w:rPr>
+        <w:t>ی</w:t>
+      </w:r>
+      <w:r>
+        <w:rPr>
+          <w:rFonts w:cs="B Nazanin"/>
+          <w:sz w:val="26"/>
+          <w:szCs w:val="26"/>
+          <w:rtl/>
+          <w:lang w:bidi="fa-IR"/>
+        </w:rPr>
+        <w:t xml:space="preserve"> عمدتاً آفلا</w:t>
+      </w:r>
+      <w:r>
+        <w:rPr>
+          <w:rFonts w:cs="B Nazanin" w:hint="cs"/>
+          <w:sz w:val="26"/>
+          <w:szCs w:val="26"/>
+          <w:rtl/>
+          <w:lang w:bidi="fa-IR"/>
+        </w:rPr>
+        <w:t>ی</w:t>
+      </w:r>
+      <w:r>
+        <w:rPr>
+          <w:rFonts w:cs="B Nazanin" w:hint="eastAsia"/>
+          <w:sz w:val="26"/>
+          <w:szCs w:val="26"/>
+          <w:rtl/>
+          <w:lang w:bidi="fa-IR"/>
+        </w:rPr>
+        <w:t>ن</w:t>
+      </w:r>
+      <w:r>
+        <w:rPr>
+          <w:rFonts w:cs="B Nazanin"/>
+          <w:sz w:val="26"/>
+          <w:szCs w:val="26"/>
+          <w:rtl/>
+          <w:lang w:bidi="fa-IR"/>
+        </w:rPr>
+        <w:t xml:space="preserve"> دارد.</w:t>
+      </w:r>
+    </w:p>
+    <w:p>
+      <w:pPr>
+        <w:rPr>
+          <w:rFonts w:cs="B Nazanin"/>
+          <w:sz w:val="26"/>
+          <w:szCs w:val="26"/>
+          <w:rtl/>
+          <w:lang w:bidi="fa-IR"/>
+        </w:rPr>
+      </w:pPr>
+      <w:r>
+        <w:rPr>
+          <w:rFonts w:cs="B Nazanin" w:hint="eastAsia"/>
+          <w:sz w:val="26"/>
+          <w:szCs w:val="26"/>
+          <w:rtl/>
+          <w:lang w:bidi="fa-IR"/>
+        </w:rPr>
+        <w:t>در</w:t>
+      </w:r>
+      <w:r>
+        <w:rPr>
+          <w:rFonts w:cs="B Nazanin"/>
+          <w:sz w:val="26"/>
+          <w:szCs w:val="26"/>
+          <w:rtl/>
+          <w:lang w:bidi="fa-IR"/>
+        </w:rPr>
+        <w:t xml:space="preserve"> بس</w:t>
+      </w:r>
+      <w:r>
+        <w:rPr>
+          <w:rFonts w:cs="B Nazanin" w:hint="cs"/>
+          <w:sz w:val="26"/>
+          <w:szCs w:val="26"/>
+          <w:rtl/>
+          <w:lang w:bidi="fa-IR"/>
+        </w:rPr>
+        <w:t>ی</w:t>
+      </w:r>
+      <w:r>
+        <w:rPr>
+          <w:rFonts w:cs="B Nazanin" w:hint="eastAsia"/>
+          <w:sz w:val="26"/>
+          <w:szCs w:val="26"/>
+          <w:rtl/>
+          <w:lang w:bidi="fa-IR"/>
+        </w:rPr>
+        <w:t>ار</w:t>
+      </w:r>
+      <w:r>
+        <w:rPr>
+          <w:rFonts w:cs="B Nazanin" w:hint="cs"/>
+          <w:sz w:val="26"/>
+          <w:szCs w:val="26"/>
+          <w:rtl/>
+          <w:lang w:bidi="fa-IR"/>
+        </w:rPr>
+        <w:t>ی</w:t>
+      </w:r>
+      <w:r>
+        <w:rPr>
+          <w:rFonts w:cs="B Nazanin"/>
+          <w:sz w:val="26"/>
+          <w:szCs w:val="26"/>
+          <w:rtl/>
+          <w:lang w:bidi="fa-IR"/>
+        </w:rPr>
+        <w:t xml:space="preserve"> از سامانه‌ها</w:t>
+      </w:r>
+      <w:r>
+        <w:rPr>
+          <w:rFonts w:cs="B Nazanin" w:hint="cs"/>
+          <w:sz w:val="26"/>
+          <w:szCs w:val="26"/>
+          <w:rtl/>
+          <w:lang w:bidi="fa-IR"/>
+        </w:rPr>
+        <w:t>ی</w:t>
+      </w:r>
+      <w:r>
+        <w:rPr>
+          <w:rFonts w:cs="B Nazanin"/>
+          <w:sz w:val="26"/>
+          <w:szCs w:val="26"/>
+          <w:rtl/>
+          <w:lang w:bidi="fa-IR"/>
+        </w:rPr>
+        <w:t xml:space="preserve"> واقع</w:t>
+      </w:r>
+      <w:r>
+        <w:rPr>
+          <w:rFonts w:cs="B Nazanin" w:hint="cs"/>
+          <w:sz w:val="26"/>
+          <w:szCs w:val="26"/>
+          <w:rtl/>
+          <w:lang w:bidi="fa-IR"/>
+        </w:rPr>
+        <w:t>ی</w:t>
+      </w:r>
+      <w:r>
+        <w:rPr>
+          <w:rFonts w:cs="B Nazanin"/>
+          <w:sz w:val="26"/>
+          <w:szCs w:val="26"/>
+          <w:rtl/>
+          <w:lang w:bidi="fa-IR"/>
+        </w:rPr>
+        <w:t xml:space="preserve"> چن</w:t>
+      </w:r>
+      <w:r>
+        <w:rPr>
+          <w:rFonts w:cs="B Nazanin" w:hint="cs"/>
+          <w:sz w:val="26"/>
+          <w:szCs w:val="26"/>
+          <w:rtl/>
+          <w:lang w:bidi="fa-IR"/>
+        </w:rPr>
+        <w:t>ی</w:t>
+      </w:r>
+      <w:r>
+        <w:rPr>
+          <w:rFonts w:cs="B Nazanin" w:hint="eastAsia"/>
+          <w:sz w:val="26"/>
+          <w:szCs w:val="26"/>
+          <w:rtl/>
+          <w:lang w:bidi="fa-IR"/>
+        </w:rPr>
+        <w:t>ن</w:t>
+      </w:r>
+      <w:r>
+        <w:rPr>
+          <w:rFonts w:cs="B Nazanin"/>
+          <w:sz w:val="26"/>
+          <w:szCs w:val="26"/>
+          <w:rtl/>
+          <w:lang w:bidi="fa-IR"/>
+        </w:rPr>
+        <w:t xml:space="preserve"> فرض</w:t>
+      </w:r>
+      <w:r>
+        <w:rPr>
+          <w:rFonts w:cs="B Nazanin" w:hint="cs"/>
+          <w:sz w:val="26"/>
+          <w:szCs w:val="26"/>
+          <w:rtl/>
+          <w:lang w:bidi="fa-IR"/>
+        </w:rPr>
+        <w:t>ی</w:t>
+      </w:r>
+      <w:r>
+        <w:rPr>
+          <w:rFonts w:cs="B Nazanin"/>
+          <w:sz w:val="26"/>
+          <w:szCs w:val="26"/>
+          <w:rtl/>
+          <w:lang w:bidi="fa-IR"/>
+        </w:rPr>
+        <w:t xml:space="preserve"> برقرار ن</w:t>
+      </w:r>
+      <w:r>
+        <w:rPr>
+          <w:rFonts w:cs="B Nazanin" w:hint="cs"/>
+          <w:sz w:val="26"/>
+          <w:szCs w:val="26"/>
+          <w:rtl/>
+          <w:lang w:bidi="fa-IR"/>
+        </w:rPr>
+        <w:t>ی</w:t>
+      </w:r>
+      <w:r>
+        <w:rPr>
+          <w:rFonts w:cs="B Nazanin" w:hint="eastAsia"/>
+          <w:sz w:val="26"/>
+          <w:szCs w:val="26"/>
+          <w:rtl/>
+          <w:lang w:bidi="fa-IR"/>
+        </w:rPr>
+        <w:t>ست</w:t>
+      </w:r>
+      <w:r>
+        <w:rPr>
+          <w:rFonts w:cs="B Nazanin"/>
+          <w:sz w:val="26"/>
+          <w:szCs w:val="26"/>
+          <w:rtl/>
+          <w:lang w:bidi="fa-IR"/>
+        </w:rPr>
+        <w:t>. برا</w:t>
+      </w:r>
+      <w:r>
+        <w:rPr>
+          <w:rFonts w:cs="B Nazanin" w:hint="cs"/>
+          <w:sz w:val="26"/>
+          <w:szCs w:val="26"/>
+          <w:rtl/>
+          <w:lang w:bidi="fa-IR"/>
+        </w:rPr>
+        <w:t>ی</w:t>
+      </w:r>
+      <w:r>
+        <w:rPr>
+          <w:rFonts w:cs="B Nazanin"/>
+          <w:sz w:val="26"/>
+          <w:szCs w:val="26"/>
+          <w:rtl/>
+          <w:lang w:bidi="fa-IR"/>
+        </w:rPr>
+        <w:t xml:space="preserve"> مثال، </w:t>
+      </w:r>
+      <w:r>
+        <w:rPr>
+          <w:rFonts w:cs="B Nazanin" w:hint="cs"/>
+          <w:sz w:val="26"/>
+          <w:szCs w:val="26"/>
+          <w:rtl/>
+          <w:lang w:bidi="fa-IR"/>
+        </w:rPr>
+        <w:t>ی</w:t>
+      </w:r>
+      <w:r>
+        <w:rPr>
+          <w:rFonts w:cs="B Nazanin" w:hint="eastAsia"/>
+          <w:sz w:val="26"/>
+          <w:szCs w:val="26"/>
+          <w:rtl/>
+          <w:lang w:bidi="fa-IR"/>
+        </w:rPr>
+        <w:t>ک</w:t>
+      </w:r>
+      <w:r>
+        <w:rPr>
+          <w:rFonts w:cs="B Nazanin"/>
+          <w:sz w:val="26"/>
+          <w:szCs w:val="26"/>
+          <w:rtl/>
+          <w:lang w:bidi="fa-IR"/>
+        </w:rPr>
+        <w:t xml:space="preserve"> خودرو</w:t>
+      </w:r>
+      <w:r>
+        <w:rPr>
+          <w:rFonts w:cs="B Nazanin" w:hint="cs"/>
+          <w:sz w:val="26"/>
+          <w:szCs w:val="26"/>
+          <w:rtl/>
+          <w:lang w:bidi="fa-IR"/>
+        </w:rPr>
+        <w:t>ی</w:t>
+      </w:r>
+      <w:r>
+        <w:rPr>
+          <w:rFonts w:cs="B Nazanin"/>
+          <w:sz w:val="26"/>
+          <w:szCs w:val="26"/>
+          <w:rtl/>
+          <w:lang w:bidi="fa-IR"/>
+        </w:rPr>
+        <w:t xml:space="preserve"> خودران نم</w:t>
+      </w:r>
+      <w:r>
+        <w:rPr>
+          <w:rFonts w:cs="B Nazanin" w:hint="cs"/>
+          <w:sz w:val="26"/>
+          <w:szCs w:val="26"/>
+          <w:rtl/>
+          <w:lang w:bidi="fa-IR"/>
+        </w:rPr>
+        <w:t>ی‌</w:t>
+      </w:r>
+      <w:r>
+        <w:rPr>
+          <w:rFonts w:cs="B Nazanin" w:hint="eastAsia"/>
+          <w:sz w:val="26"/>
+          <w:szCs w:val="26"/>
+          <w:rtl/>
+          <w:lang w:bidi="fa-IR"/>
+        </w:rPr>
+        <w:t>تواند</w:t>
+      </w:r>
+      <w:r>
+        <w:rPr>
+          <w:rFonts w:cs="B Nazanin"/>
+          <w:sz w:val="26"/>
+          <w:szCs w:val="26"/>
+          <w:rtl/>
+          <w:lang w:bidi="fa-IR"/>
+        </w:rPr>
+        <w:t xml:space="preserve"> پ</w:t>
+      </w:r>
+      <w:r>
+        <w:rPr>
+          <w:rFonts w:cs="B Nazanin" w:hint="cs"/>
+          <w:sz w:val="26"/>
+          <w:szCs w:val="26"/>
+          <w:rtl/>
+          <w:lang w:bidi="fa-IR"/>
+        </w:rPr>
+        <w:t>ی</w:t>
+      </w:r>
+      <w:r>
+        <w:rPr>
+          <w:rFonts w:cs="B Nazanin" w:hint="eastAsia"/>
+          <w:sz w:val="26"/>
+          <w:szCs w:val="26"/>
+          <w:rtl/>
+          <w:lang w:bidi="fa-IR"/>
+        </w:rPr>
+        <w:t>ش</w:t>
+      </w:r>
+      <w:r>
+        <w:rPr>
+          <w:rFonts w:cs="B Nazanin"/>
+          <w:sz w:val="26"/>
+          <w:szCs w:val="26"/>
+          <w:rtl/>
+          <w:lang w:bidi="fa-IR"/>
+        </w:rPr>
+        <w:t xml:space="preserve"> از ورود به </w:t>
+      </w:r>
+      <w:r>
+        <w:rPr>
+          <w:rFonts w:cs="B Nazanin" w:hint="cs"/>
+          <w:sz w:val="26"/>
+          <w:szCs w:val="26"/>
+          <w:rtl/>
+          <w:lang w:bidi="fa-IR"/>
+        </w:rPr>
+        <w:t>ی</w:t>
+      </w:r>
+      <w:r>
+        <w:rPr>
+          <w:rFonts w:cs="B Nazanin" w:hint="eastAsia"/>
+          <w:sz w:val="26"/>
+          <w:szCs w:val="26"/>
+          <w:rtl/>
+          <w:lang w:bidi="fa-IR"/>
+        </w:rPr>
+        <w:t>ک</w:t>
+      </w:r>
+      <w:r>
+        <w:rPr>
+          <w:rFonts w:cs="B Nazanin"/>
+          <w:sz w:val="26"/>
+          <w:szCs w:val="26"/>
+          <w:rtl/>
+          <w:lang w:bidi="fa-IR"/>
+        </w:rPr>
+        <w:t xml:space="preserve"> شهر، وضع</w:t>
+      </w:r>
+      <w:r>
+        <w:rPr>
+          <w:rFonts w:cs="B Nazanin" w:hint="cs"/>
+          <w:sz w:val="26"/>
+          <w:szCs w:val="26"/>
+          <w:rtl/>
+          <w:lang w:bidi="fa-IR"/>
+        </w:rPr>
+        <w:t>ی</w:t>
+      </w:r>
+      <w:r>
+        <w:rPr>
+          <w:rFonts w:cs="B Nazanin" w:hint="eastAsia"/>
+          <w:sz w:val="26"/>
+          <w:szCs w:val="26"/>
+          <w:rtl/>
+          <w:lang w:bidi="fa-IR"/>
+        </w:rPr>
+        <w:t>ت</w:t>
+      </w:r>
+      <w:r>
+        <w:rPr>
+          <w:rFonts w:cs="B Nazanin"/>
+          <w:sz w:val="26"/>
+          <w:szCs w:val="26"/>
+          <w:rtl/>
+          <w:lang w:bidi="fa-IR"/>
+        </w:rPr>
+        <w:t xml:space="preserve"> آب‌وهوا</w:t>
+      </w:r>
+      <w:r>
+        <w:rPr>
+          <w:rFonts w:cs="B Nazanin" w:hint="cs"/>
+          <w:sz w:val="26"/>
+          <w:szCs w:val="26"/>
+          <w:rtl/>
+          <w:lang w:bidi="fa-IR"/>
+        </w:rPr>
+        <w:t>یی</w:t>
+      </w:r>
+      <w:r>
+        <w:rPr>
+          <w:rFonts w:cs="B Nazanin"/>
+          <w:sz w:val="26"/>
+          <w:szCs w:val="26"/>
+          <w:rtl/>
+          <w:lang w:bidi="fa-IR"/>
+        </w:rPr>
+        <w:t xml:space="preserve"> </w:t>
+      </w:r>
+      <w:r>
+        <w:rPr>
+          <w:rFonts w:cs="B Nazanin" w:hint="cs"/>
+          <w:sz w:val="26"/>
+          <w:szCs w:val="26"/>
+          <w:rtl/>
+          <w:lang w:bidi="fa-IR"/>
+        </w:rPr>
+        <w:t>ی</w:t>
+      </w:r>
+      <w:r>
+        <w:rPr>
+          <w:rFonts w:cs="B Nazanin" w:hint="eastAsia"/>
+          <w:sz w:val="26"/>
+          <w:szCs w:val="26"/>
+          <w:rtl/>
+          <w:lang w:bidi="fa-IR"/>
+        </w:rPr>
+        <w:t>ا</w:t>
+      </w:r>
+      <w:r>
+        <w:rPr>
+          <w:rFonts w:cs="B Nazanin"/>
+          <w:sz w:val="26"/>
+          <w:szCs w:val="26"/>
+          <w:rtl/>
+          <w:lang w:bidi="fa-IR"/>
+        </w:rPr>
+        <w:t xml:space="preserve"> شرا</w:t>
+      </w:r>
+      <w:r>
+        <w:rPr>
+          <w:rFonts w:cs="B Nazanin" w:hint="cs"/>
+          <w:sz w:val="26"/>
+          <w:szCs w:val="26"/>
+          <w:rtl/>
+          <w:lang w:bidi="fa-IR"/>
+        </w:rPr>
+        <w:t>ی</w:t>
+      </w:r>
+      <w:r>
+        <w:rPr>
+          <w:rFonts w:cs="B Nazanin" w:hint="eastAsia"/>
+          <w:sz w:val="26"/>
+          <w:szCs w:val="26"/>
+          <w:rtl/>
+          <w:lang w:bidi="fa-IR"/>
+        </w:rPr>
+        <w:t>ط</w:t>
+      </w:r>
+      <w:r>
+        <w:rPr>
+          <w:rFonts w:cs="B Nazanin"/>
+          <w:sz w:val="26"/>
+          <w:szCs w:val="26"/>
+          <w:rtl/>
+          <w:lang w:bidi="fa-IR"/>
+        </w:rPr>
+        <w:t xml:space="preserve"> نور</w:t>
+      </w:r>
+      <w:r>
+        <w:rPr>
+          <w:rFonts w:cs="B Nazanin" w:hint="cs"/>
+          <w:sz w:val="26"/>
+          <w:szCs w:val="26"/>
+          <w:rtl/>
+          <w:lang w:bidi="fa-IR"/>
+        </w:rPr>
+        <w:t>ی</w:t>
+      </w:r>
+      <w:r>
+        <w:rPr>
+          <w:rFonts w:cs="B Nazanin"/>
+          <w:sz w:val="26"/>
+          <w:szCs w:val="26"/>
+          <w:rtl/>
+          <w:lang w:bidi="fa-IR"/>
+        </w:rPr>
+        <w:t xml:space="preserve"> جد</w:t>
+      </w:r>
+      <w:r>
+        <w:rPr>
+          <w:rFonts w:cs="B Nazanin" w:hint="cs"/>
+          <w:sz w:val="26"/>
+          <w:szCs w:val="26"/>
+          <w:rtl/>
+          <w:lang w:bidi="fa-IR"/>
+        </w:rPr>
+        <w:t>ی</w:t>
+      </w:r>
+      <w:r>
+        <w:rPr>
+          <w:rFonts w:cs="B Nazanin" w:hint="eastAsia"/>
+          <w:sz w:val="26"/>
+          <w:szCs w:val="26"/>
+          <w:rtl/>
+          <w:lang w:bidi="fa-IR"/>
+        </w:rPr>
+        <w:t>د،</w:t>
+      </w:r>
+      <w:r>
+        <w:rPr>
+          <w:rFonts w:cs="B Nazanin"/>
+          <w:sz w:val="26"/>
+          <w:szCs w:val="26"/>
+          <w:rtl/>
+          <w:lang w:bidi="fa-IR"/>
+        </w:rPr>
+        <w:t xml:space="preserve"> تمام داده‌ها</w:t>
+      </w:r>
+      <w:r>
+        <w:rPr>
+          <w:rFonts w:cs="B Nazanin" w:hint="cs"/>
+          <w:sz w:val="26"/>
+          <w:szCs w:val="26"/>
+          <w:rtl/>
+          <w:lang w:bidi="fa-IR"/>
+        </w:rPr>
+        <w:t>ی</w:t>
+      </w:r>
+      <w:r>
+        <w:rPr>
+          <w:rFonts w:cs="B Nazanin"/>
+          <w:sz w:val="26"/>
+          <w:szCs w:val="26"/>
+          <w:rtl/>
+          <w:lang w:bidi="fa-IR"/>
+        </w:rPr>
+        <w:t xml:space="preserve"> آن مح</w:t>
+      </w:r>
+      <w:r>
+        <w:rPr>
+          <w:rFonts w:cs="B Nazanin" w:hint="cs"/>
+          <w:sz w:val="26"/>
+          <w:szCs w:val="26"/>
+          <w:rtl/>
+          <w:lang w:bidi="fa-IR"/>
+        </w:rPr>
+        <w:t>ی</w:t>
+      </w:r>
+      <w:r>
+        <w:rPr>
+          <w:rFonts w:cs="B Nazanin" w:hint="eastAsia"/>
+          <w:sz w:val="26"/>
+          <w:szCs w:val="26"/>
+          <w:rtl/>
+          <w:lang w:bidi="fa-IR"/>
+        </w:rPr>
+        <w:t>ط</w:t>
+      </w:r>
+      <w:r>
+        <w:rPr>
+          <w:rFonts w:cs="B Nazanin"/>
+          <w:sz w:val="26"/>
+          <w:szCs w:val="26"/>
+          <w:rtl/>
+          <w:lang w:bidi="fa-IR"/>
+        </w:rPr>
+        <w:t xml:space="preserve"> را از قبل جمع‌آور</w:t>
+      </w:r>
+      <w:r>
+        <w:rPr>
+          <w:rFonts w:cs="B Nazanin" w:hint="cs"/>
+          <w:sz w:val="26"/>
+          <w:szCs w:val="26"/>
+          <w:rtl/>
+          <w:lang w:bidi="fa-IR"/>
+        </w:rPr>
+        <w:t>ی</w:t>
+      </w:r>
+      <w:r>
+        <w:rPr>
+          <w:rFonts w:cs="B Nazanin"/>
+          <w:sz w:val="26"/>
+          <w:szCs w:val="26"/>
+          <w:rtl/>
+          <w:lang w:bidi="fa-IR"/>
+        </w:rPr>
+        <w:t xml:space="preserve"> کند، چند</w:t>
+      </w:r>
+      <w:r>
+        <w:rPr>
+          <w:rFonts w:cs="B Nazanin" w:hint="cs"/>
+          <w:sz w:val="26"/>
+          <w:szCs w:val="26"/>
+          <w:rtl/>
+          <w:lang w:bidi="fa-IR"/>
+        </w:rPr>
+        <w:t>ی</w:t>
+      </w:r>
+      <w:r>
+        <w:rPr>
+          <w:rFonts w:cs="B Nazanin" w:hint="eastAsia"/>
+          <w:sz w:val="26"/>
+          <w:szCs w:val="26"/>
+          <w:rtl/>
+          <w:lang w:bidi="fa-IR"/>
+        </w:rPr>
+        <w:t>ن</w:t>
+      </w:r>
+      <w:r>
+        <w:rPr>
+          <w:rFonts w:cs="B Nazanin"/>
+          <w:sz w:val="26"/>
+          <w:szCs w:val="26"/>
+          <w:rtl/>
+          <w:lang w:bidi="fa-IR"/>
+        </w:rPr>
+        <w:t xml:space="preserve"> دوره انطباق انجام دهد و سپس آغاز به کار کند. داده‌ها ه</w:t>
+      </w:r>
+      <w:r>
+        <w:rPr>
+          <w:rFonts w:cs="B Nazanin" w:hint="eastAsia"/>
+          <w:sz w:val="26"/>
+          <w:szCs w:val="26"/>
+          <w:rtl/>
+          <w:lang w:bidi="fa-IR"/>
+        </w:rPr>
+        <w:t>مزمان</w:t>
+      </w:r>
+      <w:r>
+        <w:rPr>
+          <w:rFonts w:cs="B Nazanin"/>
+          <w:sz w:val="26"/>
+          <w:szCs w:val="26"/>
+          <w:rtl/>
+          <w:lang w:bidi="fa-IR"/>
+        </w:rPr>
+        <w:t xml:space="preserve"> با فعال</w:t>
+      </w:r>
+      <w:r>
+        <w:rPr>
+          <w:rFonts w:cs="B Nazanin" w:hint="cs"/>
+          <w:sz w:val="26"/>
+          <w:szCs w:val="26"/>
+          <w:rtl/>
+          <w:lang w:bidi="fa-IR"/>
+        </w:rPr>
+        <w:t>ی</w:t>
+      </w:r>
+      <w:r>
+        <w:rPr>
+          <w:rFonts w:cs="B Nazanin" w:hint="eastAsia"/>
+          <w:sz w:val="26"/>
+          <w:szCs w:val="26"/>
+          <w:rtl/>
+          <w:lang w:bidi="fa-IR"/>
+        </w:rPr>
+        <w:t>ت</w:t>
+      </w:r>
+      <w:r>
+        <w:rPr>
+          <w:rFonts w:cs="B Nazanin"/>
+          <w:sz w:val="26"/>
+          <w:szCs w:val="26"/>
+          <w:rtl/>
+          <w:lang w:bidi="fa-IR"/>
+        </w:rPr>
+        <w:t xml:space="preserve"> سامانه وارد م</w:t>
+      </w:r>
+      <w:r>
+        <w:rPr>
+          <w:rFonts w:cs="B Nazanin" w:hint="cs"/>
+          <w:sz w:val="26"/>
+          <w:szCs w:val="26"/>
+          <w:rtl/>
+          <w:lang w:bidi="fa-IR"/>
+        </w:rPr>
+        <w:t>ی‌</w:t>
+      </w:r>
+      <w:r>
+        <w:rPr>
+          <w:rFonts w:cs="B Nazanin" w:hint="eastAsia"/>
+          <w:sz w:val="26"/>
+          <w:szCs w:val="26"/>
+          <w:rtl/>
+          <w:lang w:bidi="fa-IR"/>
+        </w:rPr>
+        <w:t>شوند</w:t>
+      </w:r>
+      <w:r>
+        <w:rPr>
+          <w:rFonts w:cs="B Nazanin"/>
+          <w:sz w:val="26"/>
+          <w:szCs w:val="26"/>
+          <w:rtl/>
+          <w:lang w:bidi="fa-IR"/>
+        </w:rPr>
+        <w:t xml:space="preserve"> و مدل با</w:t>
+      </w:r>
+      <w:r>
+        <w:rPr>
+          <w:rFonts w:cs="B Nazanin" w:hint="cs"/>
+          <w:sz w:val="26"/>
+          <w:szCs w:val="26"/>
+          <w:rtl/>
+          <w:lang w:bidi="fa-IR"/>
+        </w:rPr>
+        <w:t>ی</w:t>
+      </w:r>
+      <w:r>
+        <w:rPr>
+          <w:rFonts w:cs="B Nazanin" w:hint="eastAsia"/>
+          <w:sz w:val="26"/>
+          <w:szCs w:val="26"/>
+          <w:rtl/>
+          <w:lang w:bidi="fa-IR"/>
+        </w:rPr>
+        <w:t>د</w:t>
+      </w:r>
+      <w:r>
+        <w:rPr>
+          <w:rFonts w:cs="B Nazanin"/>
+          <w:sz w:val="26"/>
+          <w:szCs w:val="26"/>
+          <w:rtl/>
+          <w:lang w:bidi="fa-IR"/>
+        </w:rPr>
+        <w:t xml:space="preserve"> در همان زمان که وظ</w:t>
+      </w:r>
+      <w:r>
+        <w:rPr>
+          <w:rFonts w:cs="B Nazanin" w:hint="cs"/>
+          <w:sz w:val="26"/>
+          <w:szCs w:val="26"/>
+          <w:rtl/>
+          <w:lang w:bidi="fa-IR"/>
+        </w:rPr>
+        <w:t>ی</w:t>
+      </w:r>
+      <w:r>
+        <w:rPr>
+          <w:rFonts w:cs="B Nazanin" w:hint="eastAsia"/>
+          <w:sz w:val="26"/>
+          <w:szCs w:val="26"/>
+          <w:rtl/>
+          <w:lang w:bidi="fa-IR"/>
+        </w:rPr>
+        <w:t>فه</w:t>
+      </w:r>
+      <w:r>
+        <w:rPr>
+          <w:rFonts w:cs="B Nazanin"/>
+          <w:sz w:val="26"/>
+          <w:szCs w:val="26"/>
+          <w:rtl/>
+          <w:lang w:bidi="fa-IR"/>
+        </w:rPr>
+        <w:t xml:space="preserve"> پ</w:t>
+      </w:r>
+      <w:r>
+        <w:rPr>
+          <w:rFonts w:cs="B Nazanin" w:hint="cs"/>
+          <w:sz w:val="26"/>
+          <w:szCs w:val="26"/>
+          <w:rtl/>
+          <w:lang w:bidi="fa-IR"/>
+        </w:rPr>
+        <w:t>ی</w:t>
+      </w:r>
+      <w:r>
+        <w:rPr>
+          <w:rFonts w:cs="B Nazanin" w:hint="eastAsia"/>
+          <w:sz w:val="26"/>
+          <w:szCs w:val="26"/>
+          <w:rtl/>
+          <w:lang w:bidi="fa-IR"/>
+        </w:rPr>
+        <w:t>ش‌ب</w:t>
+      </w:r>
+      <w:r>
+        <w:rPr>
+          <w:rFonts w:cs="B Nazanin" w:hint="cs"/>
+          <w:sz w:val="26"/>
+          <w:szCs w:val="26"/>
+          <w:rtl/>
+          <w:lang w:bidi="fa-IR"/>
+        </w:rPr>
+        <w:t>ی</w:t>
+      </w:r>
+      <w:r>
+        <w:rPr>
+          <w:rFonts w:cs="B Nazanin" w:hint="eastAsia"/>
+          <w:sz w:val="26"/>
+          <w:szCs w:val="26"/>
+          <w:rtl/>
+          <w:lang w:bidi="fa-IR"/>
+        </w:rPr>
+        <w:t>ن</w:t>
+      </w:r>
+      <w:r>
+        <w:rPr>
+          <w:rFonts w:cs="B Nazanin" w:hint="cs"/>
+          <w:sz w:val="26"/>
+          <w:szCs w:val="26"/>
+          <w:rtl/>
+          <w:lang w:bidi="fa-IR"/>
+        </w:rPr>
+        <w:t>ی</w:t>
+      </w:r>
+      <w:r>
+        <w:rPr>
+          <w:rFonts w:cs="B Nazanin"/>
+          <w:sz w:val="26"/>
+          <w:szCs w:val="26"/>
+          <w:rtl/>
+          <w:lang w:bidi="fa-IR"/>
+        </w:rPr>
+        <w:t xml:space="preserve"> را انجام </w:t>
+      </w:r>
+      <w:r>
+        <w:rPr>
+          <w:rFonts w:cs="B Nazanin"/>
+          <w:sz w:val="26"/>
+          <w:szCs w:val="26"/>
+          <w:rtl/>
+          <w:lang w:bidi="fa-IR"/>
+        </w:rPr>
+        <w:lastRenderedPageBreak/>
+        <w:t>م</w:t>
+      </w:r>
+      <w:r>
+        <w:rPr>
+          <w:rFonts w:cs="B Nazanin" w:hint="cs"/>
+          <w:sz w:val="26"/>
+          <w:szCs w:val="26"/>
+          <w:rtl/>
+          <w:lang w:bidi="fa-IR"/>
+        </w:rPr>
+        <w:t>ی‌</w:t>
+      </w:r>
+      <w:r>
+        <w:rPr>
+          <w:rFonts w:cs="B Nazanin" w:hint="eastAsia"/>
+          <w:sz w:val="26"/>
+          <w:szCs w:val="26"/>
+          <w:rtl/>
+          <w:lang w:bidi="fa-IR"/>
+        </w:rPr>
+        <w:t>دهد،</w:t>
+      </w:r>
+      <w:r>
+        <w:rPr>
+          <w:rFonts w:cs="B Nazanin"/>
+          <w:sz w:val="26"/>
+          <w:szCs w:val="26"/>
+          <w:rtl/>
+          <w:lang w:bidi="fa-IR"/>
+        </w:rPr>
+        <w:t xml:space="preserve"> خود را ن</w:t>
+      </w:r>
+      <w:r>
+        <w:rPr>
+          <w:rFonts w:cs="B Nazanin" w:hint="cs"/>
+          <w:sz w:val="26"/>
+          <w:szCs w:val="26"/>
+          <w:rtl/>
+          <w:lang w:bidi="fa-IR"/>
+        </w:rPr>
+        <w:t>ی</w:t>
+      </w:r>
+      <w:r>
+        <w:rPr>
+          <w:rFonts w:cs="B Nazanin" w:hint="eastAsia"/>
+          <w:sz w:val="26"/>
+          <w:szCs w:val="26"/>
+          <w:rtl/>
+          <w:lang w:bidi="fa-IR"/>
+        </w:rPr>
+        <w:t>ز</w:t>
+      </w:r>
+      <w:r>
+        <w:rPr>
+          <w:rFonts w:cs="B Nazanin"/>
+          <w:sz w:val="26"/>
+          <w:szCs w:val="26"/>
+          <w:rtl/>
+          <w:lang w:bidi="fa-IR"/>
+        </w:rPr>
+        <w:t xml:space="preserve"> با شرا</w:t>
+      </w:r>
+      <w:r>
+        <w:rPr>
+          <w:rFonts w:cs="B Nazanin" w:hint="cs"/>
+          <w:sz w:val="26"/>
+          <w:szCs w:val="26"/>
+          <w:rtl/>
+          <w:lang w:bidi="fa-IR"/>
+        </w:rPr>
+        <w:t>ی</w:t>
+      </w:r>
+      <w:r>
+        <w:rPr>
+          <w:rFonts w:cs="B Nazanin" w:hint="eastAsia"/>
+          <w:sz w:val="26"/>
+          <w:szCs w:val="26"/>
+          <w:rtl/>
+          <w:lang w:bidi="fa-IR"/>
+        </w:rPr>
+        <w:t>ط</w:t>
+      </w:r>
+      <w:r>
+        <w:rPr>
+          <w:rFonts w:cs="B Nazanin"/>
+          <w:sz w:val="26"/>
+          <w:szCs w:val="26"/>
+          <w:rtl/>
+          <w:lang w:bidi="fa-IR"/>
+        </w:rPr>
+        <w:t xml:space="preserve"> جد</w:t>
+      </w:r>
+      <w:r>
+        <w:rPr>
+          <w:rFonts w:cs="B Nazanin" w:hint="cs"/>
+          <w:sz w:val="26"/>
+          <w:szCs w:val="26"/>
+          <w:rtl/>
+          <w:lang w:bidi="fa-IR"/>
+        </w:rPr>
+        <w:t>ی</w:t>
+      </w:r>
+      <w:r>
+        <w:rPr>
+          <w:rFonts w:cs="B Nazanin" w:hint="eastAsia"/>
+          <w:sz w:val="26"/>
+          <w:szCs w:val="26"/>
+          <w:rtl/>
+          <w:lang w:bidi="fa-IR"/>
+        </w:rPr>
+        <w:t>د</w:t>
+      </w:r>
+      <w:r>
+        <w:rPr>
+          <w:rFonts w:cs="B Nazanin"/>
+          <w:sz w:val="26"/>
+          <w:szCs w:val="26"/>
+          <w:rtl/>
+          <w:lang w:bidi="fa-IR"/>
+        </w:rPr>
+        <w:t xml:space="preserve"> سازگار کند. ا</w:t>
+      </w:r>
+      <w:r>
+        <w:rPr>
+          <w:rFonts w:cs="B Nazanin" w:hint="cs"/>
+          <w:sz w:val="26"/>
+          <w:szCs w:val="26"/>
+          <w:rtl/>
+          <w:lang w:bidi="fa-IR"/>
+        </w:rPr>
+        <w:t>ی</w:t>
+      </w:r>
+      <w:r>
+        <w:rPr>
+          <w:rFonts w:cs="B Nazanin" w:hint="eastAsia"/>
+          <w:sz w:val="26"/>
+          <w:szCs w:val="26"/>
+          <w:rtl/>
+          <w:lang w:bidi="fa-IR"/>
+        </w:rPr>
+        <w:t>ن</w:t>
+      </w:r>
+      <w:r>
+        <w:rPr>
+          <w:rFonts w:cs="B Nazanin"/>
+          <w:sz w:val="26"/>
+          <w:szCs w:val="26"/>
+          <w:rtl/>
+          <w:lang w:bidi="fa-IR"/>
+        </w:rPr>
+        <w:t xml:space="preserve"> محدود</w:t>
+      </w:r>
+      <w:r>
+        <w:rPr>
+          <w:rFonts w:cs="B Nazanin" w:hint="cs"/>
+          <w:sz w:val="26"/>
+          <w:szCs w:val="26"/>
+          <w:rtl/>
+          <w:lang w:bidi="fa-IR"/>
+        </w:rPr>
+        <w:t>ی</w:t>
+      </w:r>
+      <w:r>
+        <w:rPr>
+          <w:rFonts w:cs="B Nazanin" w:hint="eastAsia"/>
+          <w:sz w:val="26"/>
+          <w:szCs w:val="26"/>
+          <w:rtl/>
+          <w:lang w:bidi="fa-IR"/>
+        </w:rPr>
+        <w:t>ت،</w:t>
+      </w:r>
+      <w:r>
+        <w:rPr>
+          <w:rFonts w:cs="B Nazanin"/>
+          <w:sz w:val="26"/>
+          <w:szCs w:val="26"/>
+          <w:rtl/>
+          <w:lang w:bidi="fa-IR"/>
+        </w:rPr>
+        <w:t xml:space="preserve"> گذار از «انطباق بدون منبع آفلا</w:t>
+      </w:r>
+      <w:r>
+        <w:rPr>
+          <w:rFonts w:cs="B Nazanin" w:hint="cs"/>
+          <w:sz w:val="26"/>
+          <w:szCs w:val="26"/>
+          <w:rtl/>
+          <w:lang w:bidi="fa-IR"/>
+        </w:rPr>
+        <w:t>ی</w:t>
+      </w:r>
+      <w:r>
+        <w:rPr>
+          <w:rFonts w:cs="B Nazanin" w:hint="eastAsia"/>
+          <w:sz w:val="26"/>
+          <w:szCs w:val="26"/>
+          <w:rtl/>
+          <w:lang w:bidi="fa-IR"/>
+        </w:rPr>
+        <w:t>ن»</w:t>
+      </w:r>
+      <w:r>
+        <w:rPr>
+          <w:rFonts w:cs="B Nazanin"/>
+          <w:sz w:val="26"/>
+          <w:szCs w:val="26"/>
+          <w:rtl/>
+          <w:lang w:bidi="fa-IR"/>
+        </w:rPr>
+        <w:t xml:space="preserve"> به انطباق در زمان آزمون را ضرور</w:t>
+      </w:r>
+      <w:r>
+        <w:rPr>
+          <w:rFonts w:cs="B Nazanin" w:hint="cs"/>
+          <w:sz w:val="26"/>
+          <w:szCs w:val="26"/>
+          <w:rtl/>
+          <w:lang w:bidi="fa-IR"/>
+        </w:rPr>
+        <w:t>ی</w:t>
+      </w:r>
+      <w:r>
+        <w:rPr>
+          <w:rFonts w:cs="B Nazanin"/>
+          <w:sz w:val="26"/>
+          <w:szCs w:val="26"/>
+          <w:rtl/>
+          <w:lang w:bidi="fa-IR"/>
+        </w:rPr>
+        <w:t xml:space="preserve"> م</w:t>
+      </w:r>
+      <w:r>
+        <w:rPr>
+          <w:rFonts w:cs="B Nazanin" w:hint="cs"/>
+          <w:sz w:val="26"/>
+          <w:szCs w:val="26"/>
+          <w:rtl/>
+          <w:lang w:bidi="fa-IR"/>
+        </w:rPr>
+        <w:t>ی‌</w:t>
+      </w:r>
+      <w:r>
+        <w:rPr>
+          <w:rFonts w:cs="B Nazanin" w:hint="eastAsia"/>
+          <w:sz w:val="26"/>
+          <w:szCs w:val="26"/>
+          <w:rtl/>
+          <w:lang w:bidi="fa-IR"/>
+        </w:rPr>
+        <w:t>سازد</w:t>
+      </w:r>
+      <w:r>
+        <w:rPr>
+          <w:rFonts w:cs="B Nazanin"/>
+          <w:sz w:val="26"/>
+          <w:szCs w:val="26"/>
+          <w:rtl/>
+          <w:lang w:bidi="fa-IR"/>
+        </w:rPr>
+        <w:t>.</w:t>
+      </w:r>
+      <w:r>
+        <w:rPr>
+          <w:rFonts w:cs="B Nazanin" w:hint="cs"/>
+          <w:sz w:val="26"/>
+          <w:szCs w:val="26"/>
+          <w:rtl/>
+          <w:lang w:bidi="fa-IR"/>
+        </w:rPr>
+        <w:t xml:space="preserve"> </w:t>
+      </w:r>
+      <w:r>
+        <w:rPr>
+          <w:rFonts w:cs="B Nazanin" w:hint="eastAsia"/>
+          <w:sz w:val="26"/>
+          <w:szCs w:val="26"/>
+          <w:rtl/>
+          <w:lang w:bidi="fa-IR"/>
+        </w:rPr>
+        <w:t>ا</w:t>
+      </w:r>
+      <w:r>
+        <w:rPr>
+          <w:rFonts w:cs="B Nazanin" w:hint="cs"/>
+          <w:sz w:val="26"/>
+          <w:szCs w:val="26"/>
+          <w:rtl/>
+          <w:lang w:bidi="fa-IR"/>
+        </w:rPr>
+        <w:t>ی</w:t>
+      </w:r>
+      <w:r>
+        <w:rPr>
+          <w:rFonts w:cs="B Nazanin" w:hint="eastAsia"/>
+          <w:sz w:val="26"/>
+          <w:szCs w:val="26"/>
+          <w:rtl/>
+          <w:lang w:bidi="fa-IR"/>
+        </w:rPr>
+        <w:t>ن</w:t>
+      </w:r>
+      <w:r>
+        <w:rPr>
+          <w:rFonts w:cs="B Nazanin"/>
+          <w:sz w:val="26"/>
+          <w:szCs w:val="26"/>
+          <w:rtl/>
+          <w:lang w:bidi="fa-IR"/>
+        </w:rPr>
+        <w:t xml:space="preserve"> تفاوت در ادب</w:t>
+      </w:r>
+      <w:r>
+        <w:rPr>
+          <w:rFonts w:cs="B Nazanin" w:hint="cs"/>
+          <w:sz w:val="26"/>
+          <w:szCs w:val="26"/>
+          <w:rtl/>
+          <w:lang w:bidi="fa-IR"/>
+        </w:rPr>
+        <w:t>ی</w:t>
+      </w:r>
+      <w:r>
+        <w:rPr>
+          <w:rFonts w:cs="B Nazanin" w:hint="eastAsia"/>
+          <w:sz w:val="26"/>
+          <w:szCs w:val="26"/>
+          <w:rtl/>
+          <w:lang w:bidi="fa-IR"/>
+        </w:rPr>
+        <w:t>ات</w:t>
+      </w:r>
+      <w:r>
+        <w:rPr>
+          <w:rFonts w:cs="B Nazanin"/>
+          <w:sz w:val="26"/>
+          <w:szCs w:val="26"/>
+          <w:rtl/>
+          <w:lang w:bidi="fa-IR"/>
+        </w:rPr>
+        <w:t xml:space="preserve"> تشخ</w:t>
+      </w:r>
+      <w:r>
+        <w:rPr>
+          <w:rFonts w:cs="B Nazanin" w:hint="cs"/>
+          <w:sz w:val="26"/>
+          <w:szCs w:val="26"/>
+          <w:rtl/>
+          <w:lang w:bidi="fa-IR"/>
+        </w:rPr>
+        <w:t>ی</w:t>
+      </w:r>
+      <w:r>
+        <w:rPr>
+          <w:rFonts w:cs="B Nazanin" w:hint="eastAsia"/>
+          <w:sz w:val="26"/>
+          <w:szCs w:val="26"/>
+          <w:rtl/>
+          <w:lang w:bidi="fa-IR"/>
+        </w:rPr>
+        <w:t>ص</w:t>
+      </w:r>
+      <w:r>
+        <w:rPr>
+          <w:rFonts w:cs="B Nazanin"/>
+          <w:sz w:val="26"/>
+          <w:szCs w:val="26"/>
+          <w:rtl/>
+          <w:lang w:bidi="fa-IR"/>
+        </w:rPr>
+        <w:t xml:space="preserve"> اش</w:t>
+      </w:r>
+      <w:r>
+        <w:rPr>
+          <w:rFonts w:cs="B Nazanin" w:hint="cs"/>
+          <w:sz w:val="26"/>
+          <w:szCs w:val="26"/>
+          <w:rtl/>
+          <w:lang w:bidi="fa-IR"/>
+        </w:rPr>
+        <w:t>ی</w:t>
+      </w:r>
+      <w:r>
+        <w:rPr>
+          <w:rFonts w:cs="B Nazanin" w:hint="eastAsia"/>
+          <w:sz w:val="26"/>
+          <w:szCs w:val="26"/>
+          <w:rtl/>
+          <w:lang w:bidi="fa-IR"/>
+        </w:rPr>
+        <w:t>ا</w:t>
+      </w:r>
+      <w:r>
+        <w:rPr>
+          <w:rFonts w:cs="B Nazanin"/>
+          <w:sz w:val="26"/>
+          <w:szCs w:val="26"/>
+          <w:rtl/>
+          <w:lang w:bidi="fa-IR"/>
+        </w:rPr>
+        <w:t xml:space="preserve"> ن</w:t>
+      </w:r>
+      <w:r>
+        <w:rPr>
+          <w:rFonts w:cs="B Nazanin" w:hint="cs"/>
+          <w:sz w:val="26"/>
+          <w:szCs w:val="26"/>
+          <w:rtl/>
+          <w:lang w:bidi="fa-IR"/>
+        </w:rPr>
+        <w:t>ی</w:t>
+      </w:r>
+      <w:r>
+        <w:rPr>
+          <w:rFonts w:cs="B Nazanin" w:hint="eastAsia"/>
+          <w:sz w:val="26"/>
+          <w:szCs w:val="26"/>
+          <w:rtl/>
+          <w:lang w:bidi="fa-IR"/>
+        </w:rPr>
+        <w:t>ز</w:t>
+      </w:r>
+      <w:r>
+        <w:rPr>
+          <w:rFonts w:cs="B Nazanin"/>
+          <w:sz w:val="26"/>
+          <w:szCs w:val="26"/>
+          <w:rtl/>
+          <w:lang w:bidi="fa-IR"/>
+        </w:rPr>
+        <w:t xml:space="preserve"> به‌صورت صر</w:t>
+      </w:r>
+      <w:r>
+        <w:rPr>
+          <w:rFonts w:cs="B Nazanin" w:hint="cs"/>
+          <w:sz w:val="26"/>
+          <w:szCs w:val="26"/>
+          <w:rtl/>
+          <w:lang w:bidi="fa-IR"/>
+        </w:rPr>
+        <w:t>ی</w:t>
+      </w:r>
+      <w:r>
+        <w:rPr>
+          <w:rFonts w:cs="B Nazanin" w:hint="eastAsia"/>
+          <w:sz w:val="26"/>
+          <w:szCs w:val="26"/>
+          <w:rtl/>
+          <w:lang w:bidi="fa-IR"/>
+        </w:rPr>
+        <w:t>ح</w:t>
+      </w:r>
+      <w:r>
+        <w:rPr>
+          <w:rFonts w:cs="B Nazanin"/>
+          <w:sz w:val="26"/>
+          <w:szCs w:val="26"/>
+          <w:rtl/>
+          <w:lang w:bidi="fa-IR"/>
+        </w:rPr>
+        <w:t xml:space="preserve"> مطرح شده است. </w:t>
+      </w:r>
+      <w:r>
+        <w:rPr>
+          <w:rFonts w:cs="B Nazanin"/>
+          <w:sz w:val="26"/>
+          <w:szCs w:val="26"/>
+          <w:lang w:bidi="fa-IR"/>
+        </w:rPr>
+        <w:t>VS</w:t>
+      </w:r>
+      <w:r>
+        <w:rPr>
+          <w:rFonts w:cs="B Nazanin"/>
+          <w:sz w:val="26"/>
+          <w:szCs w:val="26"/>
+          <w:rtl/>
+          <w:lang w:bidi="fa-IR"/>
+        </w:rPr>
+        <w:t xml:space="preserve"> و همکاران در پژوهش «</w:t>
+      </w:r>
+      <w:r>
+        <w:rPr>
+          <w:rFonts w:cs="B Nazanin"/>
+          <w:sz w:val="26"/>
+          <w:szCs w:val="26"/>
+          <w:lang w:bidi="fa-IR"/>
+        </w:rPr>
+        <w:t>Towards Online Domain Adaptive Object Detection</w:t>
+      </w:r>
+      <w:r>
+        <w:rPr>
+          <w:rFonts w:cs="B Nazanin"/>
+          <w:sz w:val="26"/>
+          <w:szCs w:val="26"/>
+          <w:rtl/>
+          <w:lang w:bidi="fa-IR"/>
+        </w:rPr>
+        <w:t>» م</w:t>
+      </w:r>
+      <w:r>
+        <w:rPr>
+          <w:rFonts w:cs="B Nazanin" w:hint="cs"/>
+          <w:sz w:val="26"/>
+          <w:szCs w:val="26"/>
+          <w:rtl/>
+          <w:lang w:bidi="fa-IR"/>
+        </w:rPr>
+        <w:t>ی</w:t>
+      </w:r>
+      <w:r>
+        <w:rPr>
+          <w:rFonts w:cs="B Nazanin" w:hint="eastAsia"/>
+          <w:sz w:val="26"/>
+          <w:szCs w:val="26"/>
+          <w:rtl/>
+          <w:lang w:bidi="fa-IR"/>
+        </w:rPr>
+        <w:t>ان</w:t>
+      </w:r>
+      <w:r>
+        <w:rPr>
+          <w:rFonts w:cs="B Nazanin"/>
+          <w:sz w:val="26"/>
+          <w:szCs w:val="26"/>
+          <w:rtl/>
+          <w:lang w:bidi="fa-IR"/>
+        </w:rPr>
+        <w:t xml:space="preserve"> </w:t>
+      </w:r>
+      <w:r>
+        <w:rPr>
+          <w:rFonts w:cs="B Nazanin"/>
+          <w:sz w:val="26"/>
+          <w:szCs w:val="26"/>
+          <w:lang w:bidi="fa-IR"/>
+        </w:rPr>
+        <w:t>UDA</w:t>
+      </w:r>
+      <w:r>
+        <w:rPr>
+          <w:rFonts w:cs="B Nazanin"/>
+          <w:sz w:val="26"/>
+          <w:szCs w:val="26"/>
+          <w:rtl/>
+          <w:lang w:bidi="fa-IR"/>
+        </w:rPr>
+        <w:t>، انطباق بدون منبع آفلا</w:t>
+      </w:r>
+      <w:r>
+        <w:rPr>
+          <w:rFonts w:cs="B Nazanin" w:hint="cs"/>
+          <w:sz w:val="26"/>
+          <w:szCs w:val="26"/>
+          <w:rtl/>
+          <w:lang w:bidi="fa-IR"/>
+        </w:rPr>
+        <w:t>ی</w:t>
+      </w:r>
+      <w:r>
+        <w:rPr>
+          <w:rFonts w:cs="B Nazanin" w:hint="eastAsia"/>
+          <w:sz w:val="26"/>
+          <w:szCs w:val="26"/>
+          <w:rtl/>
+          <w:lang w:bidi="fa-IR"/>
+        </w:rPr>
+        <w:t>ن</w:t>
+      </w:r>
+      <w:r>
+        <w:rPr>
+          <w:rFonts w:cs="B Nazanin"/>
+          <w:sz w:val="26"/>
+          <w:szCs w:val="26"/>
+          <w:rtl/>
+          <w:lang w:bidi="fa-IR"/>
+        </w:rPr>
+        <w:t xml:space="preserve"> و انطباق بدون منبع آنلا</w:t>
+      </w:r>
+      <w:r>
+        <w:rPr>
+          <w:rFonts w:cs="B Nazanin" w:hint="cs"/>
+          <w:sz w:val="26"/>
+          <w:szCs w:val="26"/>
+          <w:rtl/>
+          <w:lang w:bidi="fa-IR"/>
+        </w:rPr>
+        <w:t>ی</w:t>
+      </w:r>
+      <w:r>
+        <w:rPr>
+          <w:rFonts w:cs="B Nazanin" w:hint="eastAsia"/>
+          <w:sz w:val="26"/>
+          <w:szCs w:val="26"/>
+          <w:rtl/>
+          <w:lang w:bidi="fa-IR"/>
+        </w:rPr>
+        <w:t>ن</w:t>
+      </w:r>
+      <w:r>
+        <w:rPr>
+          <w:rFonts w:cs="B Nazanin"/>
+          <w:sz w:val="26"/>
+          <w:szCs w:val="26"/>
+          <w:rtl/>
+          <w:lang w:bidi="fa-IR"/>
+        </w:rPr>
+        <w:t xml:space="preserve"> تما</w:t>
+      </w:r>
+      <w:r>
+        <w:rPr>
+          <w:rFonts w:cs="B Nazanin" w:hint="cs"/>
+          <w:sz w:val="26"/>
+          <w:szCs w:val="26"/>
+          <w:rtl/>
+          <w:lang w:bidi="fa-IR"/>
+        </w:rPr>
+        <w:t>ی</w:t>
+      </w:r>
+      <w:r>
+        <w:rPr>
+          <w:rFonts w:cs="B Nazanin" w:hint="eastAsia"/>
+          <w:sz w:val="26"/>
+          <w:szCs w:val="26"/>
+          <w:rtl/>
+          <w:lang w:bidi="fa-IR"/>
+        </w:rPr>
+        <w:t>ز</w:t>
+      </w:r>
+      <w:r>
+        <w:rPr>
+          <w:rFonts w:cs="B Nazanin"/>
+          <w:sz w:val="26"/>
+          <w:szCs w:val="26"/>
+          <w:rtl/>
+          <w:lang w:bidi="fa-IR"/>
+        </w:rPr>
+        <w:t xml:space="preserve"> قائل م</w:t>
+      </w:r>
+      <w:r>
+        <w:rPr>
+          <w:rFonts w:cs="B Nazanin" w:hint="cs"/>
+          <w:sz w:val="26"/>
+          <w:szCs w:val="26"/>
+          <w:rtl/>
+          <w:lang w:bidi="fa-IR"/>
+        </w:rPr>
+        <w:t>ی‌</w:t>
+      </w:r>
+      <w:r>
+        <w:rPr>
+          <w:rFonts w:cs="B Nazanin" w:hint="eastAsia"/>
+          <w:sz w:val="26"/>
+          <w:szCs w:val="26"/>
+          <w:rtl/>
+          <w:lang w:bidi="fa-IR"/>
+        </w:rPr>
+        <w:t>شوند</w:t>
+      </w:r>
+      <w:r>
+        <w:rPr>
+          <w:rFonts w:cs="B Nazanin"/>
+          <w:sz w:val="26"/>
+          <w:szCs w:val="26"/>
+          <w:rtl/>
+          <w:lang w:bidi="fa-IR"/>
+        </w:rPr>
+        <w:t xml:space="preserve"> و تأک</w:t>
+      </w:r>
+      <w:r>
+        <w:rPr>
+          <w:rFonts w:cs="B Nazanin" w:hint="cs"/>
+          <w:sz w:val="26"/>
+          <w:szCs w:val="26"/>
+          <w:rtl/>
+          <w:lang w:bidi="fa-IR"/>
+        </w:rPr>
+        <w:t>ی</w:t>
+      </w:r>
+      <w:r>
+        <w:rPr>
+          <w:rFonts w:cs="B Nazanin" w:hint="eastAsia"/>
+          <w:sz w:val="26"/>
+          <w:szCs w:val="26"/>
+          <w:rtl/>
+          <w:lang w:bidi="fa-IR"/>
+        </w:rPr>
+        <w:t>د</w:t>
+      </w:r>
+      <w:r>
+        <w:rPr>
+          <w:rFonts w:cs="B Nazanin"/>
+          <w:sz w:val="26"/>
+          <w:szCs w:val="26"/>
+          <w:rtl/>
+          <w:lang w:bidi="fa-IR"/>
+        </w:rPr>
+        <w:t xml:space="preserve"> م</w:t>
+      </w:r>
+      <w:r>
+        <w:rPr>
+          <w:rFonts w:cs="B Nazanin" w:hint="cs"/>
+          <w:sz w:val="26"/>
+          <w:szCs w:val="26"/>
+          <w:rtl/>
+          <w:lang w:bidi="fa-IR"/>
+        </w:rPr>
+        <w:t>ی‌</w:t>
+      </w:r>
+      <w:r>
+        <w:rPr>
+          <w:rFonts w:cs="B Nazanin" w:hint="eastAsia"/>
+          <w:sz w:val="26"/>
+          <w:szCs w:val="26"/>
+          <w:rtl/>
+          <w:lang w:bidi="fa-IR"/>
+        </w:rPr>
+        <w:t>کنند</w:t>
+      </w:r>
+      <w:r>
+        <w:rPr>
+          <w:rFonts w:cs="B Nazanin"/>
+          <w:sz w:val="26"/>
+          <w:szCs w:val="26"/>
+          <w:rtl/>
+          <w:lang w:bidi="fa-IR"/>
+        </w:rPr>
+        <w:t xml:space="preserve"> که در مح</w:t>
+      </w:r>
+      <w:r>
+        <w:rPr>
+          <w:rFonts w:cs="B Nazanin" w:hint="cs"/>
+          <w:sz w:val="26"/>
+          <w:szCs w:val="26"/>
+          <w:rtl/>
+          <w:lang w:bidi="fa-IR"/>
+        </w:rPr>
+        <w:t>ی</w:t>
+      </w:r>
+      <w:r>
+        <w:rPr>
+          <w:rFonts w:cs="B Nazanin" w:hint="eastAsia"/>
+          <w:sz w:val="26"/>
+          <w:szCs w:val="26"/>
+          <w:rtl/>
+          <w:lang w:bidi="fa-IR"/>
+        </w:rPr>
+        <w:t>ط</w:t>
+      </w:r>
+      <w:r>
+        <w:rPr>
+          <w:rFonts w:cs="B Nazanin"/>
+          <w:sz w:val="26"/>
+          <w:szCs w:val="26"/>
+          <w:rtl/>
+          <w:lang w:bidi="fa-IR"/>
+        </w:rPr>
+        <w:t xml:space="preserve"> واقع</w:t>
+      </w:r>
+      <w:r>
+        <w:rPr>
+          <w:rFonts w:cs="B Nazanin" w:hint="cs"/>
+          <w:sz w:val="26"/>
+          <w:szCs w:val="26"/>
+          <w:rtl/>
+          <w:lang w:bidi="fa-IR"/>
+        </w:rPr>
+        <w:t>ی</w:t>
+      </w:r>
+      <w:r>
+        <w:rPr>
+          <w:rFonts w:cs="B Nazanin" w:hint="eastAsia"/>
+          <w:sz w:val="26"/>
+          <w:szCs w:val="26"/>
+          <w:rtl/>
+          <w:lang w:bidi="fa-IR"/>
+        </w:rPr>
+        <w:t>،</w:t>
+      </w:r>
+      <w:r>
+        <w:rPr>
+          <w:rFonts w:cs="B Nazanin"/>
+          <w:sz w:val="26"/>
+          <w:szCs w:val="26"/>
+          <w:rtl/>
+          <w:lang w:bidi="fa-IR"/>
+        </w:rPr>
+        <w:t xml:space="preserve"> مدل ممکن </w:t>
+      </w:r>
+      <w:r>
+        <w:rPr>
+          <w:rFonts w:cs="B Nazanin" w:hint="eastAsia"/>
+          <w:sz w:val="26"/>
+          <w:szCs w:val="26"/>
+          <w:rtl/>
+          <w:lang w:bidi="fa-IR"/>
+        </w:rPr>
+        <w:t>است</w:t>
+      </w:r>
+      <w:r>
+        <w:rPr>
+          <w:rFonts w:cs="B Nazanin"/>
+          <w:sz w:val="26"/>
+          <w:szCs w:val="26"/>
+          <w:rtl/>
+          <w:lang w:bidi="fa-IR"/>
+        </w:rPr>
+        <w:t xml:space="preserve"> با دامنه‌ها</w:t>
+      </w:r>
+      <w:r>
+        <w:rPr>
+          <w:rFonts w:cs="B Nazanin" w:hint="cs"/>
+          <w:sz w:val="26"/>
+          <w:szCs w:val="26"/>
+          <w:rtl/>
+          <w:lang w:bidi="fa-IR"/>
+        </w:rPr>
+        <w:t>ی</w:t>
+      </w:r>
+      <w:r>
+        <w:rPr>
+          <w:rFonts w:cs="B Nazanin"/>
+          <w:sz w:val="26"/>
+          <w:szCs w:val="26"/>
+          <w:rtl/>
+          <w:lang w:bidi="fa-IR"/>
+        </w:rPr>
+        <w:t xml:space="preserve"> جد</w:t>
+      </w:r>
+      <w:r>
+        <w:rPr>
+          <w:rFonts w:cs="B Nazanin" w:hint="cs"/>
+          <w:sz w:val="26"/>
+          <w:szCs w:val="26"/>
+          <w:rtl/>
+          <w:lang w:bidi="fa-IR"/>
+        </w:rPr>
+        <w:t>ی</w:t>
+      </w:r>
+      <w:r>
+        <w:rPr>
+          <w:rFonts w:cs="B Nazanin" w:hint="eastAsia"/>
+          <w:sz w:val="26"/>
+          <w:szCs w:val="26"/>
+          <w:rtl/>
+          <w:lang w:bidi="fa-IR"/>
+        </w:rPr>
+        <w:t>د</w:t>
+      </w:r>
+      <w:r>
+        <w:rPr>
+          <w:rFonts w:cs="B Nazanin" w:hint="cs"/>
+          <w:sz w:val="26"/>
+          <w:szCs w:val="26"/>
+          <w:rtl/>
+          <w:lang w:bidi="fa-IR"/>
+        </w:rPr>
+        <w:t>ی</w:t>
+      </w:r>
+      <w:r>
+        <w:rPr>
+          <w:rFonts w:cs="B Nazanin"/>
+          <w:sz w:val="26"/>
+          <w:szCs w:val="26"/>
+          <w:rtl/>
+          <w:lang w:bidi="fa-IR"/>
+        </w:rPr>
+        <w:t xml:space="preserve"> مواجه شود که پ</w:t>
+      </w:r>
+      <w:r>
+        <w:rPr>
+          <w:rFonts w:cs="B Nazanin" w:hint="cs"/>
+          <w:sz w:val="26"/>
+          <w:szCs w:val="26"/>
+          <w:rtl/>
+          <w:lang w:bidi="fa-IR"/>
+        </w:rPr>
+        <w:t>ی</w:t>
+      </w:r>
+      <w:r>
+        <w:rPr>
+          <w:rFonts w:cs="B Nazanin" w:hint="eastAsia"/>
+          <w:sz w:val="26"/>
+          <w:szCs w:val="26"/>
+          <w:rtl/>
+          <w:lang w:bidi="fa-IR"/>
+        </w:rPr>
+        <w:t>ش</w:t>
+      </w:r>
+      <w:r>
+        <w:rPr>
+          <w:rFonts w:cs="B Nazanin"/>
+          <w:sz w:val="26"/>
+          <w:szCs w:val="26"/>
+          <w:rtl/>
+          <w:lang w:bidi="fa-IR"/>
+        </w:rPr>
+        <w:t xml:space="preserve"> از استقرار ناشناخته بوده‌اند؛ بنابرا</w:t>
+      </w:r>
+      <w:r>
+        <w:rPr>
+          <w:rFonts w:cs="B Nazanin" w:hint="cs"/>
+          <w:sz w:val="26"/>
+          <w:szCs w:val="26"/>
+          <w:rtl/>
+          <w:lang w:bidi="fa-IR"/>
+        </w:rPr>
+        <w:t>ی</w:t>
+      </w:r>
+      <w:r>
+        <w:rPr>
+          <w:rFonts w:cs="B Nazanin" w:hint="eastAsia"/>
+          <w:sz w:val="26"/>
+          <w:szCs w:val="26"/>
+          <w:rtl/>
+          <w:lang w:bidi="fa-IR"/>
+        </w:rPr>
+        <w:t>ن</w:t>
+      </w:r>
+      <w:r>
+        <w:rPr>
+          <w:rFonts w:cs="B Nazanin"/>
+          <w:sz w:val="26"/>
+          <w:szCs w:val="26"/>
+          <w:rtl/>
+          <w:lang w:bidi="fa-IR"/>
+        </w:rPr>
+        <w:t xml:space="preserve"> انطباق آفلا</w:t>
+      </w:r>
+      <w:r>
+        <w:rPr>
+          <w:rFonts w:cs="B Nazanin" w:hint="cs"/>
+          <w:sz w:val="26"/>
+          <w:szCs w:val="26"/>
+          <w:rtl/>
+          <w:lang w:bidi="fa-IR"/>
+        </w:rPr>
+        <w:t>ی</w:t>
+      </w:r>
+      <w:r>
+        <w:rPr>
+          <w:rFonts w:cs="B Nazanin" w:hint="eastAsia"/>
+          <w:sz w:val="26"/>
+          <w:szCs w:val="26"/>
+          <w:rtl/>
+          <w:lang w:bidi="fa-IR"/>
+        </w:rPr>
+        <w:t>ن</w:t>
+      </w:r>
+      <w:r>
+        <w:rPr>
+          <w:rFonts w:cs="B Nazanin"/>
+          <w:sz w:val="26"/>
+          <w:szCs w:val="26"/>
+          <w:rtl/>
+          <w:lang w:bidi="fa-IR"/>
+        </w:rPr>
+        <w:t xml:space="preserve"> برا</w:t>
+      </w:r>
+      <w:r>
+        <w:rPr>
+          <w:rFonts w:cs="B Nazanin" w:hint="cs"/>
+          <w:sz w:val="26"/>
+          <w:szCs w:val="26"/>
+          <w:rtl/>
+          <w:lang w:bidi="fa-IR"/>
+        </w:rPr>
+        <w:t>ی</w:t>
+      </w:r>
+      <w:r>
+        <w:rPr>
+          <w:rFonts w:cs="B Nazanin"/>
+          <w:sz w:val="26"/>
+          <w:szCs w:val="26"/>
+          <w:rtl/>
+          <w:lang w:bidi="fa-IR"/>
+        </w:rPr>
+        <w:t xml:space="preserve"> تک‌تک تغ</w:t>
+      </w:r>
+      <w:r>
+        <w:rPr>
+          <w:rFonts w:cs="B Nazanin" w:hint="cs"/>
+          <w:sz w:val="26"/>
+          <w:szCs w:val="26"/>
+          <w:rtl/>
+          <w:lang w:bidi="fa-IR"/>
+        </w:rPr>
+        <w:t>یی</w:t>
+      </w:r>
+      <w:r>
+        <w:rPr>
+          <w:rFonts w:cs="B Nazanin" w:hint="eastAsia"/>
+          <w:sz w:val="26"/>
+          <w:szCs w:val="26"/>
+          <w:rtl/>
+          <w:lang w:bidi="fa-IR"/>
+        </w:rPr>
+        <w:t>رات</w:t>
+      </w:r>
+      <w:r>
+        <w:rPr>
+          <w:rFonts w:cs="B Nazanin"/>
+          <w:sz w:val="26"/>
+          <w:szCs w:val="26"/>
+          <w:rtl/>
+          <w:lang w:bidi="fa-IR"/>
+        </w:rPr>
+        <w:t xml:space="preserve"> ممکن عمل</w:t>
+      </w:r>
+      <w:r>
+        <w:rPr>
+          <w:rFonts w:cs="B Nazanin" w:hint="cs"/>
+          <w:sz w:val="26"/>
+          <w:szCs w:val="26"/>
+          <w:rtl/>
+          <w:lang w:bidi="fa-IR"/>
+        </w:rPr>
+        <w:t>ی</w:t>
+      </w:r>
+      <w:r>
+        <w:rPr>
+          <w:rFonts w:cs="B Nazanin"/>
+          <w:sz w:val="26"/>
+          <w:szCs w:val="26"/>
+          <w:rtl/>
+          <w:lang w:bidi="fa-IR"/>
+        </w:rPr>
+        <w:t xml:space="preserve"> ن</w:t>
+      </w:r>
+      <w:r>
+        <w:rPr>
+          <w:rFonts w:cs="B Nazanin" w:hint="cs"/>
+          <w:sz w:val="26"/>
+          <w:szCs w:val="26"/>
+          <w:rtl/>
+          <w:lang w:bidi="fa-IR"/>
+        </w:rPr>
+        <w:t>ی</w:t>
+      </w:r>
+      <w:r>
+        <w:rPr>
+          <w:rFonts w:cs="B Nazanin" w:hint="eastAsia"/>
+          <w:sz w:val="26"/>
+          <w:szCs w:val="26"/>
+          <w:rtl/>
+          <w:lang w:bidi="fa-IR"/>
+        </w:rPr>
+        <w:t>ست</w:t>
+      </w:r>
+      <w:r>
+        <w:rPr>
+          <w:rFonts w:cs="B Nazanin"/>
+          <w:sz w:val="26"/>
+          <w:szCs w:val="26"/>
+          <w:rtl/>
+          <w:lang w:bidi="fa-IR"/>
+        </w:rPr>
+        <w:t xml:space="preserve"> </w:t>
+      </w:r>
+      <w:r>
+        <w:rPr>
+          <w:rFonts w:cs="B Nazanin"/>
+          <w:sz w:val="26"/>
+          <w:szCs w:val="26"/>
+          <w:rtl/>
+          <w:lang w:bidi="fa-IR"/>
+        </w:rPr>
+        <w:fldChar w:fldCharType="begin"/>
+      </w:r>
+      <w:r>
+        <w:rPr>
+          <w:rFonts w:cs="B Nazanin"/>
+          <w:sz w:val="26"/>
+          <w:szCs w:val="26"/>
+          <w:rtl/>
+          <w:lang w:bidi="fa-IR"/>
+        </w:rPr>
+        <w:instrText xml:space="preserve"> </w:instrText>
+      </w:r>
+      <w:r>
+        <w:rPr>
+          <w:rFonts w:cs="B Nazanin"/>
+          <w:sz w:val="26"/>
+          <w:szCs w:val="26"/>
+          <w:lang w:bidi="fa-IR"/>
+        </w:rPr>
+        <w:instrText>ADDIN ZOTERO_ITEM CSL_CITATION {"citationID":"qtsNnmZr","properties":{"unsorted":false,"formattedCitation":"[10]","plainCitation":"[10]","noteIndex":0},"citationItems":[{"id":5569,"uris":["http://zotero.org/users/18369786/items/KGI553ZL"],"itemData":{"id</w:instrText>
+      </w:r>
+      <w:r>
+        <w:rPr>
+          <w:rFonts w:cs="B Nazanin"/>
+          <w:sz w:val="26"/>
+          <w:szCs w:val="26"/>
+          <w:rtl/>
+          <w:lang w:bidi="fa-IR"/>
+        </w:rPr>
+        <w:instrText>":5569,"</w:instrText>
+      </w:r>
+      <w:r>
+        <w:rPr>
+          <w:rFonts w:cs="B Nazanin"/>
+          <w:sz w:val="26"/>
+          <w:szCs w:val="26"/>
+          <w:lang w:bidi="fa-IR"/>
+        </w:rPr>
+        <w:instrText>type":"webpage","abstract":"Existing object detection models assume both the training and test data are sampled from the same source domain. This assumption does not hold true when these detectors are deployed in real-world applications, where they encounter new visual domain. Unsupervised Domain Adaptation (UDA) methods are generally employed to mitigate the adverse effects caused by domain shift. Existing UDA methods operate in an offline manner where the model is first adapted towards the target domain and then deployed in real-world applications. However, this offline adaptation strategy is not suitable for real-world applications as the model frequently encounters new domain shifts. Hence, it becomes critical to develop a feasible UDA method</w:instrText>
+      </w:r>
+      <w:r>
+        <w:rPr>
+          <w:rFonts w:cs="B Nazanin"/>
+          <w:sz w:val="26"/>
+          <w:szCs w:val="26"/>
+          <w:rtl/>
+          <w:lang w:bidi="fa-IR"/>
+        </w:rPr>
+        <w:instrText xml:space="preserve"> </w:instrText>
+      </w:r>
+      <w:r>
+        <w:rPr>
+          <w:rFonts w:cs="B Nazanin"/>
+          <w:sz w:val="26"/>
+          <w:szCs w:val="26"/>
+          <w:lang w:bidi="fa-IR"/>
+        </w:rPr>
+        <w:instrText>that generalizes to these domain shifts encountered during deployment time in a continuous online manner. To this end, we propose a novel unified adaptation framework that adapts and improves generalization on the target domain in online settings. In particular, we introduce MemXformer - a cross-attention transformer-based memory module where items in the memory take advantage of domain shifts and record prototypical patterns of the target distribution. Further, MemXformer produces strong positive and negative pairs to guide a novel contrastive loss, which enhances target specific representation learning. Experiments on diverse detection benchmarks show that the proposed strategy can produce state-of-the-art performance in both online and offline settings</w:instrText>
+      </w:r>
+      <w:r>
+        <w:rPr>
+          <w:rFonts w:cs="B Nazanin"/>
+          <w:sz w:val="26"/>
+          <w:szCs w:val="26"/>
+          <w:rtl/>
+          <w:lang w:bidi="fa-IR"/>
+        </w:rPr>
+        <w:instrText xml:space="preserve">. </w:instrText>
+      </w:r>
+      <w:r>
+        <w:rPr>
+          <w:rFonts w:cs="B Nazanin"/>
+          <w:sz w:val="26"/>
+          <w:szCs w:val="26"/>
+          <w:lang w:bidi="fa-IR"/>
+        </w:rPr>
+        <w:instrText>To the best of our knowledge, this is the first work to address online and offline adaptation settings for object detection. Code at https://github.com/Vibashan/memXformer-online-da","container-title":"arXiv.org","language":"en","title":"Towards Online</w:instrText>
+      </w:r>
+      <w:r>
+        <w:rPr>
+          <w:rFonts w:cs="B Nazanin"/>
+          <w:sz w:val="26"/>
+          <w:szCs w:val="26"/>
+          <w:rtl/>
+          <w:lang w:bidi="fa-IR"/>
+        </w:rPr>
+        <w:instrText xml:space="preserve"> </w:instrText>
+      </w:r>
+      <w:r>
+        <w:rPr>
+          <w:rFonts w:cs="B Nazanin"/>
+          <w:sz w:val="26"/>
+          <w:szCs w:val="26"/>
+          <w:lang w:bidi="fa-IR"/>
+        </w:rPr>
+        <w:instrText>Domain Adaptive Object Detection","URL":"https://arxiv.org/abs/2204.05289v2","author":[{"family":"Vs","given":"Vibashan"},{"family":"Oza","given":"Poojan"},{"family":"Patel","given":"Vishal M."}],"accessed":{"date-parts</w:instrText>
+      </w:r>
+      <w:r>
+        <w:rPr>
+          <w:rFonts w:cs="B Nazanin"/>
+          <w:sz w:val="26"/>
+          <w:szCs w:val="26"/>
+          <w:rtl/>
+          <w:lang w:bidi="fa-IR"/>
+        </w:rPr>
+        <w:instrText>":[["2026",9,13]]</w:instrText>
+      </w:r>
+      <w:r>
+        <w:rPr>
+          <w:rFonts w:cs="B Nazanin"/>
+          <w:sz w:val="26"/>
+          <w:szCs w:val="26"/>
+          <w:lang w:bidi="fa-IR"/>
+        </w:rPr>
+        <w:instrText>},"issued":{"date-parts</w:instrText>
+      </w:r>
+      <w:r>
+        <w:rPr>
+          <w:rFonts w:cs="B Nazanin"/>
+          <w:sz w:val="26"/>
+          <w:szCs w:val="26"/>
+          <w:rtl/>
+          <w:lang w:bidi="fa-IR"/>
+        </w:rPr>
+        <w:instrText>":[["2022",4,11]]}}}],"</w:instrText>
+      </w:r>
+      <w:r>
+        <w:rPr>
+          <w:rFonts w:cs="B Nazanin"/>
+          <w:sz w:val="26"/>
+          <w:szCs w:val="26"/>
+          <w:lang w:bidi="fa-IR"/>
+        </w:rPr>
+        <w:instrText>schema":"https://github.com/citation-style-language/schema/raw/master/csl-citation.json</w:instrText>
+      </w:r>
+      <w:r>
+        <w:rPr>
+          <w:rFonts w:cs="B Nazanin"/>
+          <w:sz w:val="26"/>
+          <w:szCs w:val="26"/>
+          <w:rtl/>
+          <w:lang w:bidi="fa-IR"/>
+        </w:rPr>
+        <w:instrText xml:space="preserve">"} </w:instrText>
+      </w:r>
+      <w:r>
+        <w:rPr>
+          <w:rFonts w:cs="B Nazanin"/>
+          <w:sz w:val="26"/>
+          <w:szCs w:val="26"/>
+          <w:rtl/>
+          <w:lang w:bidi="fa-IR"/>
+        </w:rPr>
+        <w:fldChar w:fldCharType="separate"/>
+      </w:r>
+      <w:r>
+        <w:rPr>
+          <w:rFonts w:cs="Times"/>
+          <w:sz w:val="26"/>
+          <w:lang w:bidi="fa-IR"/>
+        </w:rPr>
+        <w:t>[10]</w:t>
+      </w:r>
+      <w:r>
+        <w:rPr>
+          <w:rFonts w:cs="B Nazanin"/>
+          <w:sz w:val="26"/>
+          <w:szCs w:val="26"/>
+          <w:rtl/>
+          <w:lang w:bidi="fa-IR"/>
+        </w:rPr>
+        <w:fldChar w:fldCharType="end"/>
+      </w:r>
+      <w:r>
+        <w:rPr>
+          <w:rFonts w:cs="B Nazanin"/>
+          <w:sz w:val="26"/>
+          <w:szCs w:val="26"/>
+          <w:rtl/>
+          <w:lang w:bidi="fa-IR"/>
+        </w:rPr>
+        <w:t>.</w:t>
+      </w:r>
+    </w:p>
+    <w:p>
+      <w:pPr>
+        <w:rPr>
+          <w:rFonts w:cs="B Nazanin"/>
+          <w:b/>
+          <w:bCs/>
+          <w:sz w:val="26"/>
+          <w:szCs w:val="26"/>
+          <w:rtl/>
+          <w:lang w:bidi="fa-IR"/>
+        </w:rPr>
+      </w:pPr>
+      <w:r>
+        <w:rPr>
+          <w:rFonts w:cs="B Nazanin"/>
+          <w:b/>
+          <w:bCs/>
+          <w:sz w:val="26"/>
+          <w:szCs w:val="26"/>
+          <w:rtl/>
+          <w:lang w:bidi="fa-IR"/>
+        </w:rPr>
+        <w:t>انطباق در زمان آزمون</w:t>
       </w:r>
     </w:p>
     <w:p>
@@ -14447,7 +22205,6 @@
                 <w:rtl/>
                 <w:lang w:bidi="fa-IR"/>
               </w:rPr>
-              <w:lastRenderedPageBreak/>
               <w:t>رديف</w:t>
             </w:r>
           </w:p>
@@ -17101,6 +24858,7 @@
                 <w:rtl/>
                 <w:lang w:bidi="fa-IR"/>
               </w:rPr>
+              <w:lastRenderedPageBreak/>
               <w:t>3</w:t>
             </w:r>
           </w:p>
@@ -18440,7 +26198,6 @@
           <w:szCs w:val="24"/>
           <w:rtl/>
         </w:rPr>
-        <w:lastRenderedPageBreak/>
         <w:t>روش گردآوری اطلاعات در این پژوهش، با توجه به ماهیت آن که بر توسعه و ارزیابی یک الگوریتم جدید متمرکز است، به دو بخش اصلی تقسیم می‌شود</w:t>
       </w:r>
       <w:r>
@@ -19223,6 +26980,7 @@
           <w:szCs w:val="24"/>
           <w:rtl/>
         </w:rPr>
+        <w:lastRenderedPageBreak/>
         <w:t>داده‌های مورد نیاز برای آموزش، اعتبارسنجی و آزمون روش پیشنهادی، از طریق</w:t>
       </w:r>
       <w:r>
@@ -19769,7 +27527,6 @@
           <w:rtl/>
           <w:lang w:bidi="fa-IR"/>
         </w:rPr>
-        <w:lastRenderedPageBreak/>
         <w:t>4</w:t>
       </w:r>
       <w:r>
@@ -21317,6 +29074,7 @@
           <w:szCs w:val="26"/>
           <w:rtl/>
         </w:rPr>
+        <w:lastRenderedPageBreak/>
         <w:t>پردازنده مرکزی</w:t>
       </w:r>
       <w:r>
@@ -22162,7 +29920,6 @@
           <w:szCs w:val="26"/>
           <w:rtl/>
         </w:rPr>
-        <w:lastRenderedPageBreak/>
         <w:t>مجموعه داده‌های استاندارد</w:t>
       </w:r>
       <w:r>
@@ -23148,6 +30905,7 @@
                 <w:rtl/>
                 <w:lang w:bidi="fa-IR"/>
               </w:rPr>
+              <w:lastRenderedPageBreak/>
               <w:t>۲</w:t>
             </w:r>
           </w:p>
@@ -28294,7 +36052,11 @@
       </w:r>
       <w:r>
         <w:tab/>
-        <w:t>H. Tang and K. Jia, “A New Benchmark: On the Utility of Synthetic Data With Blender for Bare Supervised Learning and Downstream Domain Adaptation,” presented at the Proceedings of the IEEE/CVF Conference on Computer Vision and Pattern Recognition, 2023, pp. 15954–15964. Accessed: Sep. 11, 2026. [Online]. Available: https://openaccess.thecvf.com/content/CVPR2023/html/Tang_A_New_Benchmark_On_the_Utility_of_Synthetic_Data_With_CVPR_2023_paper.html</w:t>
+        <w:t xml:space="preserve">H. Tang and K. Jia, “A New Benchmark: On the Utility of Synthetic Data With Blender for Bare Supervised Learning and Downstream Domain Adaptation,” presented at the Proceedings of the IEEE/CVF Conference on Computer Vision and Pattern Recognition, 2023, pp. 15954–15964. Accessed: Sep. 11, 2026. [Online]. Available: </w:t>
+      </w:r>
+      <w:r>
+        <w:lastRenderedPageBreak/>
+        <w:t>https://openaccess.thecvf.com/content/CVPR2023/html/Tang_A_New_Benchmark_On_the_Utility_of_Synthetic_Data_With_CVPR_2023_paper.html</w:t>
       </w:r>
     </w:p>
     <w:p>
@@ -28402,7 +36164,6 @@
         <w:pStyle w:val="Bibliography"/>
       </w:pPr>
       <w:r>
-        <w:lastRenderedPageBreak/>
         <w:t>[7]</w:t>
       </w:r>
       <w:r>
@@ -28484,6 +36245,75 @@
       <w:r>
         <w:tab/>
         <w:t>V. Vs, P. Oza, and V. M. Patel, “Towards Online Domain Adaptive Object Detection,” arXiv.org. Accessed: Sep. 13, 2026. [Online]. Available: https://arxiv.org/abs/2204.05289v2</w:t>
+      </w:r>
+    </w:p>
+    <w:p>
+      <w:pPr>
+        <w:pStyle w:val="Bibliography"/>
+      </w:pPr>
+      <w:r>
+        <w:t>[11]</w:t>
+      </w:r>
+      <w:r>
+        <w:tab/>
+        <w:t xml:space="preserve">Y. Chen, W. Li, C. Sakaridis, D. Dai, and L. Van Gool, “Domain Adaptive Faster R-CNN for Object Detection in the Wild,” in </w:t>
+      </w:r>
+      <w:r>
+        <w:rPr>
+          <w:i/>
+          <w:iCs/>
+        </w:rPr>
+        <w:t>2018 IEEE/CVF Conference on Computer Vision and Pattern Recognition</w:t>
+      </w:r>
+      <w:r>
+        <w:t>, Jun. 2018, pp. 3339–3348. doi: 10.1109/CVPR.2018.00352.</w:t>
+      </w:r>
+    </w:p>
+    <w:p>
+      <w:pPr>
+        <w:pStyle w:val="Bibliography"/>
+      </w:pPr>
+      <w:r>
+        <w:t>[12]</w:t>
+      </w:r>
+      <w:r>
+        <w:tab/>
+        <w:t xml:space="preserve">J. Deng, W. Li, Y. Chen, and L. Duan, “Unbiased Mean Teacher for Cross-domain Object Detection,” in </w:t>
+      </w:r>
+      <w:r>
+        <w:rPr>
+          <w:i/>
+          <w:iCs/>
+        </w:rPr>
+        <w:t>2021 IEEE/CVF Conference on Computer Vision and Pattern Recognition (CVPR)</w:t>
+      </w:r>
+      <w:r>
+        <w:t>, Jun. 2021, pp. 4089–4099. doi: 10.1109/CVPR46437.2021.00408.</w:t>
+      </w:r>
+    </w:p>
+    <w:p>
+      <w:pPr>
+        <w:pStyle w:val="Bibliography"/>
+      </w:pPr>
+      <w:r>
+        <w:lastRenderedPageBreak/>
+        <w:t>[13]</w:t>
+      </w:r>
+      <w:r>
+        <w:tab/>
+        <w:t>“Do We Really Need to Access the Source Data? Source Hypothesis Transfer for Unsupervised Domain Adaptation.” Accessed: Sep. 14, 2026. [Online]. Available: https://proceedings.mlr.press/v119/liang20a.html</w:t>
+      </w:r>
+    </w:p>
+    <w:p>
+      <w:pPr>
+        <w:pStyle w:val="Bibliography"/>
+      </w:pPr>
+      <w:r>
+        <w:t>[14]</w:t>
+      </w:r>
+      <w:r>
+        <w:tab/>
+        <w:t>“Source-free unsupervised domain adaptation: A survey - ScienceDirect.” Accessed: Sep. 14, 2026. [Online]. Available: https://www.sciencedirect.com/science/article/abs/pii/S0893608024001540</w:t>
       </w:r>
     </w:p>
     <w:p>
@@ -32404,7 +40234,7 @@
       </w:pPr>
     </w:p>
     <w:sectPr>
-      <w:footerReference w:type="default" r:id="rId17"/>
+      <w:footerReference w:type="default" r:id="rId16"/>
       <w:pgSz w:w="11906" w:h="16838"/>
       <w:pgMar w:top="851" w:right="851" w:bottom="851" w:left="851" w:header="680" w:footer="340" w:gutter="0"/>
       <w:pgBorders w:offsetFrom="page">
@@ -32750,6 +40580,62 @@
       </w:r>
     </w:p>
   </w:comment>
+  <w:comment w:id="11" w:author="amirreza kzm" w:date="2026-09-14T01:00:00Z" w:initials="ak">
+    <w:p>
+      <w:pPr>
+        <w:pStyle w:val="CommentText"/>
+      </w:pPr>
+      <w:r>
+        <w:rPr>
+          <w:rStyle w:val="CommentReference"/>
+        </w:rPr>
+        <w:annotationRef/>
+      </w:r>
+      <w:r>
+        <w:rPr>
+          <w:rFonts w:hint="cs"/>
+          <w:rtl/>
+        </w:rPr>
+        <w:t>راجب تفاوت این دو تا بخون</w:t>
+      </w:r>
+    </w:p>
+  </w:comment>
+  <w:comment w:id="12" w:author="amirreza kzm" w:date="2026-09-14T01:19:00Z" w:initials="ak">
+    <w:p>
+      <w:pPr>
+        <w:pStyle w:val="CommentText"/>
+        <w:rPr>
+          <w:rFonts w:hint="cs"/>
+          <w:rtl/>
+          <w:lang w:bidi="fa-IR"/>
+        </w:rPr>
+      </w:pPr>
+      <w:r>
+        <w:rPr>
+          <w:rStyle w:val="CommentReference"/>
+        </w:rPr>
+        <w:annotationRef/>
+      </w:r>
+      <w:r>
+        <w:rPr>
+          <w:rFonts w:hint="cs"/>
+          <w:rtl/>
+        </w:rPr>
+        <w:t xml:space="preserve">این که </w:t>
+      </w:r>
+      <w:r>
+        <w:t xml:space="preserve">hypothesis </w:t>
+      </w:r>
+      <w:r>
+        <w:rPr>
+          <w:rFonts w:hint="cs"/>
+          <w:rtl/>
+          <w:lang w:bidi="fa-IR"/>
+        </w:rPr>
+        <w:t xml:space="preserve"> چی هست مهمه و مقاله شات رو بخون.</w:t>
+      </w:r>
+    </w:p>
+  </w:comment>
 </w:comments>
 </file>
 
@@ -32766,6 +40652,8 @@
   <w15:commentEx w15:paraId="396B9B21" w15:done="0"/>
   <w15:commentEx w15:paraId="6CD3781D" w15:done="0"/>
   <w15:commentEx w15:paraId="3EAE46C8" w15:done="0"/>
+  <w15:commentEx w15:paraId="14D06256" w15:done="0"/>
+  <w15:commentEx w15:paraId="0591B412" w15:done="0"/>
 </w15:commentsEx>
 </file>
 
@@ -32782,6 +40670,8 @@
   <w16cex:commentExtensible w16cex:durableId="0982AA79" w16cex:dateUtc="2026-09-13T04:16:00Z"/>
   <w16cex:commentExtensible w16cex:durableId="1271D360" w16cex:dateUtc="2026-09-13T04:21:00Z"/>
   <w16cex:commentExtensible w16cex:durableId="1EA5446A" w16cex:dateUtc="2026-09-13T04:46:00Z"/>
+  <w16cex:commentExtensible w16cex:durableId="71C2CC56" w16cex:dateUtc="2026-09-13T21:30:00Z"/>
+  <w16cex:commentExtensible w16cex:durableId="6A12F292" w16cex:dateUtc="2026-09-13T21:49:00Z"/>
 </w16cex:commentsExtensible>
 </file>
 
@@ -32798,6 +40688,8 @@
   <w16cid:commentId w16cid:paraId="396B9B21" w16cid:durableId="0982AA79"/>
   <w16cid:commentId w16cid:paraId="6CD3781D" w16cid:durableId="1271D360"/>
   <w16cid:commentId w16cid:paraId="3EAE46C8" w16cid:durableId="1EA5446A"/>
+  <w16cid:commentId w16cid:paraId="14D06256" w16cid:durableId="71C2CC56"/>
+  <w16cid:commentId w16cid:paraId="0591B412" w16cid:durableId="6A12F292"/>
 </w16cid:commentsIds>
 </file>
 
@@ -32899,6 +40791,34 @@
           <w:lang w:bidi="fa-IR"/>
         </w:rPr>
         <w:t>Test time domain adaptation</w:t>
+      </w:r>
+    </w:p>
+  </w:footnote>
+  <w:footnote w:id="2">
+    <w:p>
+      <w:pPr>
+        <w:pStyle w:val="FootnoteText"/>
+        <w:rPr>
+          <w:lang w:bidi="fa-IR"/>
+        </w:rPr>
+      </w:pPr>
+      <w:r>
+        <w:rPr>
+          <w:rStyle w:val="FootnoteReference"/>
+        </w:rPr>
+        <w:footnoteRef/>
+      </w:r>
+      <w:r>
+        <w:rPr>
+          <w:rtl/>
+        </w:rPr>
+        <w:t xml:space="preserve"> </w:t>
+      </w:r>
+      <w:r>
+        <w:rPr>
+          <w:lang w:bidi="fa-IR"/>
+        </w:rPr>
+        <w:t>Unsupervised domain adaptation</w:t>
       </w:r>
     </w:p>
   </w:footnote>
@@ -39295,6 +47215,16 @@
       <w:bCs/>
     </w:rPr>
   </w:style>
+  <w:style w:type="character" w:styleId="PlaceholderText">
+    <w:name w:val="Placeholder Text"/>
+    <w:basedOn w:val="DefaultParagraphFont"/>
+    <w:uiPriority w:val="99"/>
+    <w:semiHidden/>
+    <w:rsid w:val="00313B0E"/>
+    <w:rPr>
+      <w:color w:val="666666"/>
+    </w:rPr>
+  </w:style>
 </w:styles>
 </file>
 
